--- a/06-学生侧材料/讲义/学生专用版/2-结构化学/原子结构-超级充实版（学生专用版）.docx
+++ b/06-学生侧材料/讲义/学生专用版/2-结构化学/原子结构-超级充实版（学生专用版）.docx
@@ -2,693 +2,7 @@
 <file path=word/document.xml><?xml version="1.0" encoding="utf-8"?>
 <w:document xmlns:w="http://schemas.openxmlformats.org/wordprocessingml/2006/main" xmlns:m="http://schemas.openxmlformats.org/officeDocument/2006/math" xmlns:r="http://schemas.openxmlformats.org/officeDocument/2006/relationships" xmlns:o="urn:schemas-microsoft-com:office:office" xmlns:v="urn:schemas-microsoft-com:vml" xmlns:w10="urn:schemas-microsoft-com:office:word" xmlns:a="http://schemas.openxmlformats.org/drawingml/2006/main" xmlns:pic="http://schemas.openxmlformats.org/drawingml/2006/picture" xmlns:wp="http://schemas.openxmlformats.org/drawingml/2006/wordprocessingDrawing">
   <w:body>
-    <w:bookmarkStart w:id="9" w:name="学习目标与考纲锚点"/>
-    <w:p>
-      <w:pPr>
-        <w:pStyle w:val="Heading2"/>
-        <w:spacing w:before="280" w:after="120"/>
-      </w:pPr>
-      <w:r>
-        <w:rPr>
-          <w:rFonts w:hint="eastAsia" w:ascii="Times New Roman" w:hAnsi="Times New Roman" w:eastAsia="SimHei" w:cs="Times New Roman"/>
-        </w:rPr>
-        <w:t xml:space="preserve">学习目标与考纲锚点</w:t>
-      </w:r>
-    </w:p>
-    <w:p>
-      <w:pPr>
-        <w:pStyle w:val="BlockText"/>
-        <w:spacing w:after="80"/>
-        <w:ind w:firstLine="420"/>
-      </w:pPr>
-      <w:r>
-        <w:rPr>
-          <w:rFonts w:hint="eastAsia" w:ascii="Times New Roman" w:hAnsi="Times New Roman" w:eastAsia="FangSong" w:cs="Times New Roman"/>
-        </w:rPr>
-        <w:t>对齐考纲</w:t>
-      </w:r>
-      <w:r>
-        <w:rPr>
-          <w:rFonts w:hint="eastAsia" w:ascii="Times New Roman" w:hAnsi="Times New Roman" w:eastAsia="Times New Roman" w:cs="Times New Roman"/>
-        </w:rPr>
-        <w:t>：§09</w:t>
-      </w:r>
-      <w:r>
-        <w:rPr>
-          <w:rFonts w:ascii="Times New Roman" w:hAnsi="Times New Roman" w:eastAsia="Times New Roman" w:cs="Times New Roman"/>
-        </w:rPr>
-        <w:t xml:space="preserve"> </w:t>
-      </w:r>
-      <w:r>
-        <w:rPr>
-          <w:rFonts w:hint="eastAsia" w:ascii="Times New Roman" w:hAnsi="Times New Roman" w:eastAsia="FangSong" w:cs="Times New Roman"/>
-        </w:rPr>
-        <w:t xml:space="preserve">原子结构</w:t>
-      </w:r>
-      <w:r>
-        <w:rPr>
-          <w:rFonts w:ascii="Times New Roman" w:hAnsi="Times New Roman" w:eastAsia="Times New Roman" w:cs="Times New Roman"/>
-        </w:rPr>
-        <w:t xml:space="preserve"> · </w:t>
-      </w:r>
-      <w:r>
-        <w:rPr>
-          <w:rFonts w:hint="eastAsia" w:ascii="Times New Roman" w:hAnsi="Times New Roman" w:eastAsia="FangSong" w:cs="Times New Roman"/>
-        </w:rPr>
-        <w:t>决赛</w:t>
-      </w:r>
-      <w:r>
-        <w:rPr>
-          <w:rFonts w:hint="eastAsia" w:ascii="Times New Roman" w:hAnsi="Times New Roman" w:eastAsia="Times New Roman" w:cs="Times New Roman"/>
-        </w:rPr>
-        <w:t>01</w:t>
-      </w:r>
-      <w:r>
-        <w:rPr>
-          <w:rFonts w:ascii="Times New Roman" w:hAnsi="Times New Roman" w:eastAsia="Times New Roman" w:cs="Times New Roman"/>
-        </w:rPr>
-        <w:t xml:space="preserve"> </w:t>
-      </w:r>
-      <w:r>
-        <w:rPr>
-          <w:rFonts w:hint="eastAsia" w:ascii="Times New Roman" w:hAnsi="Times New Roman" w:eastAsia="FangSong" w:cs="Times New Roman"/>
-        </w:rPr>
-        <w:t xml:space="preserve">原子结构补充</w:t>
-      </w:r>
-    </w:p>
-    <w:tbl>
-      <w:tblPr>
-        <w:tblStyle w:val="Table"/>
-        <w:tblW w:type="pct" w:w="5000"/>
-        <w:tblLayout w:type="fixed"/>
-        <w:tblLook w:firstRow="1" w:lastRow="0" w:firstColumn="0" w:lastColumn="0" w:noHBand="0" w:noVBand="0" w:val="0020"/>
-        <w:jc w:val="center"/>
-        <w:tblBorders>
-          <w:top w:val="single" w:sz="12" w:space="0" w:color="333333"/>
-          <w:bottom w:val="single" w:sz="12" w:space="0" w:color="333333"/>
-          <w:left w:val="none"/>
-          <w:right w:val="none"/>
-          <w:insideH w:val="none"/>
-          <w:insideV w:val="none"/>
-        </w:tblBorders>
-      </w:tblPr>
-      <w:tblGrid>
-        <w:gridCol w:w="3960"/>
-        <w:gridCol w:w="3960"/>
-      </w:tblGrid>
-      <w:tr>
-        <w:trPr>
-          <w:tblHeader w:val="on"/>
-        </w:trPr>
-        <w:tc>
-          <w:tcPr>
-            <w:tcBorders>
-              <w:bottom w:val="single" w:sz="6" w:space="0" w:color="333333"/>
-            </w:tcBorders>
-          </w:tcPr>
-          <w:p>
-            <w:pPr>
-              <w:pStyle w:val="Compact"/>
-              <w:jc w:val="center"/>
-            </w:pPr>
-            <w:r>
-              <w:rPr>
-                <w:rFonts w:hint="eastAsia" w:ascii="Times New Roman" w:hAnsi="Times New Roman" w:eastAsia="SimHei" w:cs="Times New Roman"/>
-                <w:b/>
-              </w:rPr>
-              <w:t xml:space="preserve">考纲条目</w:t>
-            </w:r>
-          </w:p>
-        </w:tc>
-        <w:tc>
-          <w:tcPr>
-            <w:tcBorders>
-              <w:bottom w:val="single" w:sz="6" w:space="0" w:color="333333"/>
-            </w:tcBorders>
-          </w:tcPr>
-          <w:p>
-            <w:pPr>
-              <w:pStyle w:val="Compact"/>
-              <w:jc w:val="center"/>
-            </w:pPr>
-            <w:r>
-              <w:rPr>
-                <w:rFonts w:hint="eastAsia" w:ascii="Times New Roman" w:hAnsi="Times New Roman" w:eastAsia="SimHei" w:cs="Times New Roman"/>
-                <w:b/>
-              </w:rPr>
-              <w:t xml:space="preserve">学完本讲应能</w:t>
-            </w:r>
-          </w:p>
-        </w:tc>
-      </w:tr>
-      <w:tr>
-        <w:tc>
-          <w:tcPr/>
-          <w:p>
-            <w:pPr>
-              <w:pStyle w:val="Compact"/>
-              <w:jc w:val="center"/>
-            </w:pPr>
-            <w:r>
-              <w:rPr>
-                <w:rFonts w:ascii="Times New Roman" w:hAnsi="Times New Roman" w:eastAsia="Times New Roman" w:cs="Times New Roman"/>
-              </w:rPr>
-              <w:t xml:space="preserve">§09 </w:t>
-            </w:r>
-            <w:r>
-              <w:rPr>
-                <w:rFonts w:hint="eastAsia" w:ascii="Times New Roman" w:hAnsi="Times New Roman" w:eastAsia="FangSong" w:cs="Times New Roman"/>
-              </w:rPr>
-              <w:t xml:space="preserve">原子结构</w:t>
-            </w:r>
-            <w:r>
-              <w:rPr>
-                <w:rFonts w:ascii="Times New Roman" w:hAnsi="Times New Roman" w:eastAsia="Times New Roman" w:cs="Times New Roman"/>
-              </w:rPr>
-              <w:t xml:space="preserve"> · </w:t>
-            </w:r>
-            <w:r>
-              <w:rPr>
-                <w:rFonts w:hint="eastAsia" w:ascii="Times New Roman" w:hAnsi="Times New Roman" w:eastAsia="FangSong" w:cs="Times New Roman"/>
-              </w:rPr>
-              <w:t xml:space="preserve">玻尔模型与氢原子光谱</w:t>
-            </w:r>
-          </w:p>
-        </w:tc>
-        <w:tc>
-          <w:tcPr/>
-          <w:p>
-            <w:pPr>
-              <w:pStyle w:val="Compact"/>
-              <w:jc w:val="center"/>
-            </w:pPr>
-            <w:r>
-              <w:rPr>
-                <w:rFonts w:hint="eastAsia" w:ascii="Times New Roman" w:hAnsi="Times New Roman" w:eastAsia="FangSong" w:cs="Times New Roman"/>
-              </w:rPr>
-              <w:t>由里德伯方程与玻尔能级完成氢光谱定量计算</w:t>
-            </w:r>
-            <w:r>
-              <w:rPr>
-                <w:rFonts w:hint="eastAsia" w:ascii="Times New Roman" w:hAnsi="Times New Roman" w:eastAsia="Times New Roman" w:cs="Times New Roman"/>
-              </w:rPr>
-              <w:t>，</w:t>
-            </w:r>
-            <w:r>
-              <w:rPr>
-                <w:rFonts w:hint="eastAsia" w:ascii="Times New Roman" w:hAnsi="Times New Roman" w:eastAsia="FangSong" w:cs="Times New Roman"/>
-              </w:rPr>
-              <w:t>说明经典电磁理论的困境</w:t>
-            </w:r>
-          </w:p>
-        </w:tc>
-      </w:tr>
-      <w:tr>
-        <w:tc>
-          <w:tcPr/>
-          <w:p>
-            <w:pPr>
-              <w:pStyle w:val="Compact"/>
-              <w:jc w:val="center"/>
-            </w:pPr>
-            <w:r>
-              <w:rPr>
-                <w:rFonts w:ascii="Times New Roman" w:hAnsi="Times New Roman" w:eastAsia="Times New Roman" w:cs="Times New Roman"/>
-              </w:rPr>
-              <w:t xml:space="preserve">§09 </w:t>
-            </w:r>
-            <w:r>
-              <w:rPr>
-                <w:rFonts w:hint="eastAsia" w:ascii="Times New Roman" w:hAnsi="Times New Roman" w:eastAsia="FangSong" w:cs="Times New Roman"/>
-              </w:rPr>
-              <w:t xml:space="preserve">原子结构</w:t>
-            </w:r>
-            <w:r>
-              <w:rPr>
-                <w:rFonts w:ascii="Times New Roman" w:hAnsi="Times New Roman" w:eastAsia="Times New Roman" w:cs="Times New Roman"/>
-              </w:rPr>
-              <w:t xml:space="preserve"> · </w:t>
-            </w:r>
-            <w:r>
-              <w:rPr>
-                <w:rFonts w:hint="eastAsia" w:ascii="Times New Roman" w:hAnsi="Times New Roman" w:eastAsia="FangSong" w:cs="Times New Roman"/>
-              </w:rPr>
-              <w:t xml:space="preserve">波粒二象性与不确定原理</w:t>
-            </w:r>
-          </w:p>
-        </w:tc>
-        <w:tc>
-          <w:tcPr/>
-          <w:p>
-            <w:pPr>
-              <w:pStyle w:val="Compact"/>
-              <w:jc w:val="center"/>
-            </w:pPr>
-            <w:r>
-              <w:rPr>
-                <w:rFonts w:hint="eastAsia" w:ascii="Times New Roman" w:hAnsi="Times New Roman" w:eastAsia="FangSong" w:cs="Times New Roman"/>
-              </w:rPr>
-              <w:t>用德布罗意关系与不确定原理分析微观粒子波动性</w:t>
-            </w:r>
-            <w:r>
-              <w:rPr>
-                <w:rFonts w:hint="eastAsia" w:ascii="Times New Roman" w:hAnsi="Times New Roman" w:eastAsia="Times New Roman" w:cs="Times New Roman"/>
-              </w:rPr>
-              <w:t>，</w:t>
-            </w:r>
-            <w:r>
-              <w:rPr>
-                <w:rFonts w:hint="eastAsia" w:ascii="Times New Roman" w:hAnsi="Times New Roman" w:eastAsia="FangSong" w:cs="Times New Roman"/>
-              </w:rPr>
-              <w:t>论证核内不存在稳定电子</w:t>
-            </w:r>
-          </w:p>
-        </w:tc>
-      </w:tr>
-      <w:tr>
-        <w:tc>
-          <w:tcPr/>
-          <w:p>
-            <w:pPr>
-              <w:pStyle w:val="Compact"/>
-              <w:jc w:val="center"/>
-            </w:pPr>
-            <w:r>
-              <w:rPr>
-                <w:rFonts w:ascii="Times New Roman" w:hAnsi="Times New Roman" w:eastAsia="Times New Roman" w:cs="Times New Roman"/>
-              </w:rPr>
-              <w:t xml:space="preserve">§09 </w:t>
-            </w:r>
-            <w:r>
-              <w:rPr>
-                <w:rFonts w:hint="eastAsia" w:ascii="Times New Roman" w:hAnsi="Times New Roman" w:eastAsia="FangSong" w:cs="Times New Roman"/>
-              </w:rPr>
-              <w:t xml:space="preserve">原子结构</w:t>
-            </w:r>
-            <w:r>
-              <w:rPr>
-                <w:rFonts w:ascii="Times New Roman" w:hAnsi="Times New Roman" w:eastAsia="Times New Roman" w:cs="Times New Roman"/>
-              </w:rPr>
-              <w:t xml:space="preserve"> · </w:t>
-            </w:r>
-            <w:r>
-              <w:rPr>
-                <w:rFonts w:hint="eastAsia" w:ascii="Times New Roman" w:hAnsi="Times New Roman" w:eastAsia="FangSong" w:cs="Times New Roman"/>
-              </w:rPr>
-              <w:t xml:space="preserve">多电子原子与能级交错</w:t>
-            </w:r>
-          </w:p>
-        </w:tc>
-        <w:tc>
-          <w:tcPr/>
-          <w:p>
-            <w:pPr>
-              <w:pStyle w:val="Compact"/>
-              <w:jc w:val="center"/>
-            </w:pPr>
-            <w:r>
-              <w:rPr>
-                <w:rFonts w:hint="eastAsia" w:ascii="Times New Roman" w:hAnsi="Times New Roman" w:eastAsia="FangSong" w:cs="Times New Roman"/>
-              </w:rPr>
-              <w:t>用屏蔽</w:t>
-            </w:r>
-            <w:r>
-              <w:rPr>
-                <w:rFonts w:hint="eastAsia" w:ascii="Times New Roman" w:hAnsi="Times New Roman" w:eastAsia="Times New Roman" w:cs="Times New Roman"/>
-              </w:rPr>
-              <w:t>、</w:t>
-            </w:r>
-            <w:r>
-              <w:rPr>
-                <w:rFonts w:hint="eastAsia" w:ascii="Times New Roman" w:hAnsi="Times New Roman" w:eastAsia="FangSong" w:cs="Times New Roman"/>
-              </w:rPr>
-              <w:t>钻穿与</w:t>
-            </w:r>
-            <w:r>
-              <w:rPr>
-                <w:rFonts w:ascii="Times New Roman" w:hAnsi="Times New Roman" w:eastAsia="Times New Roman" w:cs="Times New Roman"/>
-              </w:rPr>
-              <w:t xml:space="preserve"> Slater </w:t>
-            </w:r>
-            <w:r>
-              <w:rPr>
-                <w:rFonts w:hint="eastAsia" w:ascii="Times New Roman" w:hAnsi="Times New Roman" w:eastAsia="FangSong" w:cs="Times New Roman"/>
-              </w:rPr>
-              <w:t xml:space="preserve">规则解释能级交错现象与填充顺序</w:t>
-            </w:r>
-          </w:p>
-        </w:tc>
-      </w:tr>
-      <w:tr>
-        <w:tc>
-          <w:tcPr/>
-          <w:p>
-            <w:pPr>
-              <w:pStyle w:val="Compact"/>
-              <w:jc w:val="center"/>
-            </w:pPr>
-            <w:r>
-              <w:rPr>
-                <w:rFonts w:ascii="Times New Roman" w:hAnsi="Times New Roman" w:eastAsia="Times New Roman" w:cs="Times New Roman"/>
-              </w:rPr>
-              <w:t xml:space="preserve">§09 </w:t>
-            </w:r>
-            <w:r>
-              <w:rPr>
-                <w:rFonts w:hint="eastAsia" w:ascii="Times New Roman" w:hAnsi="Times New Roman" w:eastAsia="FangSong" w:cs="Times New Roman"/>
-              </w:rPr>
-              <w:t xml:space="preserve">原子结构</w:t>
-            </w:r>
-            <w:r>
-              <w:rPr>
-                <w:rFonts w:ascii="Times New Roman" w:hAnsi="Times New Roman" w:eastAsia="Times New Roman" w:cs="Times New Roman"/>
-              </w:rPr>
-              <w:t xml:space="preserve"> · </w:t>
-            </w:r>
-            <w:r>
-              <w:rPr>
-                <w:rFonts w:hint="eastAsia" w:ascii="Times New Roman" w:hAnsi="Times New Roman" w:eastAsia="FangSong" w:cs="Times New Roman"/>
-              </w:rPr>
-              <w:t xml:space="preserve">电子排布与异常构型</w:t>
-            </w:r>
-          </w:p>
-        </w:tc>
-        <w:tc>
-          <w:tcPr/>
-          <w:p>
-            <w:pPr>
-              <w:pStyle w:val="Compact"/>
-              <w:jc w:val="center"/>
-            </w:pPr>
-            <w:r>
-              <w:rPr>
-                <w:rFonts w:hint="eastAsia" w:ascii="Times New Roman" w:hAnsi="Times New Roman" w:eastAsia="FangSong" w:cs="Times New Roman"/>
-              </w:rPr>
-              <w:t>写基态电子排布并解释半满</w:t>
-            </w:r>
-            <w:r>
-              <w:rPr>
-                <w:rFonts w:hint="eastAsia" w:ascii="Times New Roman" w:hAnsi="Times New Roman" w:eastAsia="Times New Roman" w:cs="Times New Roman"/>
-              </w:rPr>
-              <w:t>/</w:t>
-            </w:r>
-            <w:r>
-              <w:rPr>
-                <w:rFonts w:hint="eastAsia" w:ascii="Times New Roman" w:hAnsi="Times New Roman" w:eastAsia="FangSong" w:cs="Times New Roman"/>
-              </w:rPr>
-              <w:t>全满稳定性与异常构型成因</w:t>
-            </w:r>
-          </w:p>
-        </w:tc>
-      </w:tr>
-      <w:tr>
-        <w:tc>
-          <w:tcPr/>
-          <w:p>
-            <w:pPr>
-              <w:pStyle w:val="Compact"/>
-              <w:jc w:val="center"/>
-            </w:pPr>
-            <w:r>
-              <w:rPr>
-                <w:rFonts w:ascii="Times New Roman" w:hAnsi="Times New Roman" w:eastAsia="Times New Roman" w:cs="Times New Roman"/>
-              </w:rPr>
-              <w:t xml:space="preserve">§09 </w:t>
-            </w:r>
-            <w:r>
-              <w:rPr>
-                <w:rFonts w:hint="eastAsia" w:ascii="Times New Roman" w:hAnsi="Times New Roman" w:eastAsia="FangSong" w:cs="Times New Roman"/>
-              </w:rPr>
-              <w:t xml:space="preserve">原子结构</w:t>
-            </w:r>
-            <w:r>
-              <w:rPr>
-                <w:rFonts w:ascii="Times New Roman" w:hAnsi="Times New Roman" w:eastAsia="Times New Roman" w:cs="Times New Roman"/>
-              </w:rPr>
-              <w:t xml:space="preserve"> · </w:t>
-            </w:r>
-            <w:r>
-              <w:rPr>
-                <w:rFonts w:hint="eastAsia" w:ascii="Times New Roman" w:hAnsi="Times New Roman" w:eastAsia="FangSong" w:cs="Times New Roman"/>
-              </w:rPr>
-              <w:t xml:space="preserve">原子参数周期性</w:t>
-            </w:r>
-          </w:p>
-        </w:tc>
-        <w:tc>
-          <w:tcPr/>
-          <w:p>
-            <w:pPr>
-              <w:pStyle w:val="Compact"/>
-              <w:jc w:val="center"/>
-            </w:pPr>
-            <w:r>
-              <w:rPr>
-                <w:rFonts w:hint="eastAsia" w:ascii="Times New Roman" w:hAnsi="Times New Roman" w:eastAsia="FangSong" w:cs="Times New Roman"/>
-              </w:rPr>
-              <w:t>由有效核电荷解释原子半径</w:t>
-            </w:r>
-            <w:r>
-              <w:rPr>
-                <w:rFonts w:hint="eastAsia" w:ascii="Times New Roman" w:hAnsi="Times New Roman" w:eastAsia="Times New Roman" w:cs="Times New Roman"/>
-              </w:rPr>
-              <w:t>、</w:t>
-            </w:r>
-            <w:r>
-              <w:rPr>
-                <w:rFonts w:hint="eastAsia" w:ascii="Times New Roman" w:hAnsi="Times New Roman" w:eastAsia="FangSong" w:cs="Times New Roman"/>
-              </w:rPr>
-              <w:t>电离能与电负性的周期变化</w:t>
-            </w:r>
-          </w:p>
-        </w:tc>
-      </w:tr>
-      <w:tr>
-        <w:tc>
-          <w:tcPr/>
-          <w:p>
-            <w:pPr>
-              <w:pStyle w:val="Compact"/>
-              <w:jc w:val="center"/>
-            </w:pPr>
-            <w:r>
-              <w:rPr>
-                <w:rFonts w:hint="eastAsia" w:ascii="Times New Roman" w:hAnsi="Times New Roman" w:eastAsia="FangSong" w:cs="Times New Roman"/>
-              </w:rPr>
-              <w:t>决赛</w:t>
-            </w:r>
-            <w:r>
-              <w:rPr>
-                <w:rFonts w:hint="eastAsia" w:ascii="Times New Roman" w:hAnsi="Times New Roman" w:eastAsia="Times New Roman" w:cs="Times New Roman"/>
-              </w:rPr>
-              <w:t>01</w:t>
-            </w:r>
-            <w:r>
-              <w:rPr>
-                <w:rFonts w:ascii="Times New Roman" w:hAnsi="Times New Roman" w:eastAsia="Times New Roman" w:cs="Times New Roman"/>
-              </w:rPr>
-              <w:t xml:space="preserve"> </w:t>
-            </w:r>
-            <w:r>
-              <w:rPr>
-                <w:rFonts w:hint="eastAsia" w:ascii="Times New Roman" w:hAnsi="Times New Roman" w:eastAsia="FangSong" w:cs="Times New Roman"/>
-              </w:rPr>
-              <w:t xml:space="preserve">原子结构补充</w:t>
-            </w:r>
-            <w:r>
-              <w:rPr>
-                <w:rFonts w:ascii="Times New Roman" w:hAnsi="Times New Roman" w:eastAsia="Times New Roman" w:cs="Times New Roman"/>
-              </w:rPr>
-              <w:t xml:space="preserve"> · </w:t>
-            </w:r>
-            <w:r>
-              <w:rPr>
-                <w:rFonts w:hint="eastAsia" w:ascii="Times New Roman" w:hAnsi="Times New Roman" w:eastAsia="FangSong" w:cs="Times New Roman"/>
-              </w:rPr>
-              <w:t xml:space="preserve">微观竞争判据</w:t>
-            </w:r>
-          </w:p>
-        </w:tc>
-        <w:tc>
-          <w:tcPr/>
-          <w:p>
-            <w:pPr>
-              <w:pStyle w:val="Compact"/>
-              <w:jc w:val="center"/>
-            </w:pPr>
-            <w:r>
-              <w:rPr>
-                <w:rFonts w:hint="eastAsia" w:ascii="Times New Roman" w:hAnsi="Times New Roman" w:eastAsia="FangSong" w:cs="Times New Roman"/>
-              </w:rPr>
-              <w:t>用成对能与交换能竞争</w:t>
-            </w:r>
-            <w:r>
-              <w:rPr>
-                <w:rFonts w:hint="eastAsia" w:ascii="Times New Roman" w:hAnsi="Times New Roman" w:eastAsia="Times New Roman" w:cs="Times New Roman"/>
-              </w:rPr>
-              <w:t>、</w:t>
-            </w:r>
-            <w:r>
-              <w:rPr>
-                <w:rFonts w:hint="eastAsia" w:ascii="Times New Roman" w:hAnsi="Times New Roman" w:eastAsia="FangSong" w:cs="Times New Roman"/>
-              </w:rPr>
-              <w:t>镧系收缩与相对论效应解释周期律反常</w:t>
-            </w:r>
-          </w:p>
-        </w:tc>
-      </w:tr>
-    </w:tbl>
-    <w:p>
-      <w:pPr>
-        <w:pStyle w:val="BodyText"/>
-        <w:spacing w:before="120"/>
-        <w:ind w:firstLine="420"/>
-      </w:pPr>
-      <w:r>
-        <w:rPr>
-          <w:rFonts w:hint="eastAsia" w:ascii="Times New Roman" w:hAnsi="Times New Roman" w:eastAsia="FangSong" w:cs="Times New Roman"/>
-        </w:rPr>
-        <w:t>本讲系统构建从微观波粒二象性</w:t>
-      </w:r>
-      <w:r>
-        <w:rPr>
-          <w:rFonts w:hint="eastAsia" w:ascii="Times New Roman" w:hAnsi="Times New Roman" w:eastAsia="Times New Roman" w:cs="Times New Roman"/>
-        </w:rPr>
-        <w:t>、</w:t>
-      </w:r>
-      <w:r>
-        <w:rPr>
-          <w:rFonts w:hint="eastAsia" w:ascii="Times New Roman" w:hAnsi="Times New Roman" w:eastAsia="FangSong" w:cs="Times New Roman"/>
-        </w:rPr>
-        <w:t>薛定谔波动方程到多电子微观效应与周期律演化的完整竞赛知识体系</w:t>
-      </w:r>
-      <w:r>
-        <w:rPr>
-          <w:rFonts w:hint="eastAsia" w:ascii="Times New Roman" w:hAnsi="Times New Roman" w:eastAsia="Times New Roman" w:cs="Times New Roman"/>
-        </w:rPr>
-        <w:t>。</w:t>
-      </w:r>
-      <w:r>
-        <w:rPr>
-          <w:rFonts w:hint="eastAsia" w:ascii="Times New Roman" w:hAnsi="Times New Roman" w:eastAsia="FangSong" w:cs="Times New Roman"/>
-        </w:rPr>
-        <w:t>完成本讲学习后</w:t>
-      </w:r>
-      <w:r>
-        <w:rPr>
-          <w:rFonts w:hint="eastAsia" w:ascii="Times New Roman" w:hAnsi="Times New Roman" w:eastAsia="Times New Roman" w:cs="Times New Roman"/>
-        </w:rPr>
-        <w:t>，</w:t>
-      </w:r>
-      <w:r>
-        <w:rPr>
-          <w:rFonts w:hint="eastAsia" w:ascii="Times New Roman" w:hAnsi="Times New Roman" w:eastAsia="FangSong" w:cs="Times New Roman"/>
-        </w:rPr>
-        <w:t>应能熟练掌握玻尔模型与氢光谱精细跃迁的定量计算</w:t>
-      </w:r>
-      <w:r>
-        <w:rPr>
-          <w:rFonts w:hint="eastAsia" w:ascii="Times New Roman" w:hAnsi="Times New Roman" w:eastAsia="Times New Roman" w:cs="Times New Roman"/>
-        </w:rPr>
-        <w:t>，</w:t>
-      </w:r>
-      <w:r>
-        <w:rPr>
-          <w:rFonts w:hint="eastAsia" w:ascii="Times New Roman" w:hAnsi="Times New Roman" w:eastAsia="FangSong" w:cs="Times New Roman"/>
-        </w:rPr>
-        <w:t>精通球极坐标分离变量与四个量子数的微观数理本质</w:t>
-      </w:r>
-      <w:r>
-        <w:rPr>
-          <w:rFonts w:hint="eastAsia" w:ascii="Times New Roman" w:hAnsi="Times New Roman" w:eastAsia="Times New Roman" w:cs="Times New Roman"/>
-        </w:rPr>
-        <w:t>，</w:t>
-      </w:r>
-      <w:r>
-        <w:rPr>
-          <w:rFonts w:hint="eastAsia" w:ascii="Times New Roman" w:hAnsi="Times New Roman" w:eastAsia="FangSong" w:cs="Times New Roman"/>
-        </w:rPr>
-        <w:t>掌握斯莱特规则与钻穿效应导致的能级分裂与交错机理</w:t>
-      </w:r>
-      <w:r>
-        <w:rPr>
-          <w:rFonts w:hint="eastAsia" w:ascii="Times New Roman" w:hAnsi="Times New Roman" w:eastAsia="Times New Roman" w:cs="Times New Roman"/>
-        </w:rPr>
-        <w:t>，</w:t>
-      </w:r>
-      <w:r>
-        <w:rPr>
-          <w:rFonts w:hint="eastAsia" w:ascii="Times New Roman" w:hAnsi="Times New Roman" w:eastAsia="FangSong" w:cs="Times New Roman"/>
-        </w:rPr>
-        <w:t>深入理解成对能与交换能主导的电子排布反常与</w:t>
-      </w:r>
-      <w:r>
-        <w:rPr>
-          <w:rFonts w:ascii="Times New Roman" w:hAnsi="Times New Roman" w:eastAsia="Times New Roman" w:cs="Times New Roman"/>
-        </w:rPr>
-        <w:t xml:space="preserve"> Rich </w:t>
-      </w:r>
-      <w:r>
-        <w:rPr>
-          <w:rFonts w:hint="eastAsia" w:ascii="Times New Roman" w:hAnsi="Times New Roman" w:eastAsia="FangSong" w:cs="Times New Roman"/>
-        </w:rPr>
-        <w:t>模型</w:t>
-      </w:r>
-      <w:r>
-        <w:rPr>
-          <w:rFonts w:hint="eastAsia" w:ascii="Times New Roman" w:hAnsi="Times New Roman" w:eastAsia="Times New Roman" w:cs="Times New Roman"/>
-        </w:rPr>
-        <w:t>，</w:t>
-      </w:r>
-      <w:r>
-        <w:rPr>
-          <w:rFonts w:hint="eastAsia" w:ascii="Times New Roman" w:hAnsi="Times New Roman" w:eastAsia="FangSong" w:cs="Times New Roman"/>
-        </w:rPr>
-        <w:t>并能综合运用原子半径</w:t>
-      </w:r>
-      <w:r>
-        <w:rPr>
-          <w:rFonts w:hint="eastAsia" w:ascii="Times New Roman" w:hAnsi="Times New Roman" w:eastAsia="Times New Roman" w:cs="Times New Roman"/>
-        </w:rPr>
-        <w:t>、</w:t>
-      </w:r>
-      <w:r>
-        <w:rPr>
-          <w:rFonts w:hint="eastAsia" w:ascii="Times New Roman" w:hAnsi="Times New Roman" w:eastAsia="FangSong" w:cs="Times New Roman"/>
-        </w:rPr>
-        <w:t>逐级电离能</w:t>
-      </w:r>
-      <w:r>
-        <w:rPr>
-          <w:rFonts w:hint="eastAsia" w:ascii="Times New Roman" w:hAnsi="Times New Roman" w:eastAsia="Times New Roman" w:cs="Times New Roman"/>
-        </w:rPr>
-        <w:t>、</w:t>
-      </w:r>
-      <w:r>
-        <w:rPr>
-          <w:rFonts w:hint="eastAsia" w:ascii="Times New Roman" w:hAnsi="Times New Roman" w:eastAsia="FangSong" w:cs="Times New Roman"/>
-        </w:rPr>
-        <w:t>电子亲和能与多标度电负性原理解析现代化学竞赛高难度推断与计算大题</w:t>
-      </w:r>
-      <w:r>
-        <w:rPr>
-          <w:rFonts w:hint="eastAsia" w:ascii="Times New Roman" w:hAnsi="Times New Roman" w:eastAsia="Times New Roman" w:cs="Times New Roman"/>
-        </w:rPr>
-        <w:t>。</w:t>
-      </w:r>
-    </w:p>
-    <w:p>
-      <w:pPr>
-        <w:spacing w:before="160" w:after="80"/>
-      </w:pPr>
-      <w:r>
-        <w:pict>
-          <v:rect style="width:0;height:1.5pt" o:hralign="center" o:hrstd="t" o:hr="t"/>
-        </w:pict>
-      </w:r>
-    </w:p>
-    <w:bookmarkEnd w:id="9"/>
-    <w:bookmarkStart w:id="22" w:name="经典物理困境与玻尔微观量子化模型"/>
+    <w:bookmarkStart w:id="21" w:name="经典物理困境与玻尔微观量子化模型"/>
     <w:p>
       <w:pPr>
         <w:pStyle w:val="Heading2"/>
@@ -1003,18 +317,18 @@
                 <wp:inline>
                   <wp:extent cx="2667000" cy="3230947"/>
                   <wp:effectExtent b="0" l="0" r="0" t="0"/>
-                  <wp:docPr descr="" title="" id="11" name="Picture"/>
+                  <wp:docPr descr="" title="" id="10" name="Picture"/>
                   <a:graphic>
                     <a:graphicData uri="http://schemas.openxmlformats.org/drawingml/2006/picture">
                       <pic:pic>
                         <pic:nvPicPr>
-                          <pic:cNvPr descr="59637c6b6a8cabd2ecc3dc921e61d349d1eb6f6ece5738691ad0c4973b354765.jpg" id="12" name="Picture"/>
+                          <pic:cNvPr descr="59637c6b6a8cabd2ecc3dc921e61d349d1eb6f6ece5738691ad0c4973b354765.jpg" id="11" name="Picture"/>
                           <pic:cNvPicPr>
                             <a:picLocks noChangeArrowheads="1" noChangeAspect="1"/>
                           </pic:cNvPicPr>
                         </pic:nvPicPr>
                         <pic:blipFill>
-                          <a:blip r:embed="rId10"/>
+                          <a:blip r:embed="rId9"/>
                           <a:stretch>
                             <a:fillRect/>
                           </a:stretch>
@@ -1057,18 +371,18 @@
                 <wp:inline>
                   <wp:extent cx="2667000" cy="1599400"/>
                   <wp:effectExtent b="0" l="0" r="0" t="0"/>
-                  <wp:docPr descr="" title="" id="14" name="Picture"/>
+                  <wp:docPr descr="" title="" id="13" name="Picture"/>
                   <a:graphic>
                     <a:graphicData uri="http://schemas.openxmlformats.org/drawingml/2006/picture">
                       <pic:pic>
                         <pic:nvPicPr>
-                          <pic:cNvPr descr="c1eebff25b1e08d50416697253536059c7845e577e91e4d28f58612f4d1c918b.jpg" id="15" name="Picture"/>
+                          <pic:cNvPr descr="c1eebff25b1e08d50416697253536059c7845e577e91e4d28f58612f4d1c918b.jpg" id="14" name="Picture"/>
                           <pic:cNvPicPr>
                             <a:picLocks noChangeArrowheads="1" noChangeAspect="1"/>
                           </pic:cNvPicPr>
                         </pic:nvPicPr>
                         <pic:blipFill>
-                          <a:blip r:embed="rId13"/>
+                          <a:blip r:embed="rId12"/>
                           <a:stretch>
                             <a:fillRect/>
                           </a:stretch>
@@ -4102,18 +3416,18 @@
                 <wp:inline>
                   <wp:extent cx="2667000" cy="1827908"/>
                   <wp:effectExtent b="0" l="0" r="0" t="0"/>
-                  <wp:docPr descr="" title="" id="17" name="Picture"/>
+                  <wp:docPr descr="" title="" id="16" name="Picture"/>
                   <a:graphic>
                     <a:graphicData uri="http://schemas.openxmlformats.org/drawingml/2006/picture">
                       <pic:pic>
                         <pic:nvPicPr>
-                          <pic:cNvPr descr="3d9b7ea39f05416f0691bcc4b3988d4d7f297495e226ec02dfb781a61fe55bd6.png" id="18" name="Picture"/>
+                          <pic:cNvPr descr="3d9b7ea39f05416f0691bcc4b3988d4d7f297495e226ec02dfb781a61fe55bd6.png" id="17" name="Picture"/>
                           <pic:cNvPicPr>
                             <a:picLocks noChangeArrowheads="1" noChangeAspect="1"/>
                           </pic:cNvPicPr>
                         </pic:nvPicPr>
                         <pic:blipFill>
-                          <a:blip r:embed="rId16"/>
+                          <a:blip r:embed="rId15"/>
                           <a:stretch>
                             <a:fillRect/>
                           </a:stretch>
@@ -4156,18 +3470,18 @@
                 <wp:inline>
                   <wp:extent cx="2667000" cy="1670374"/>
                   <wp:effectExtent b="0" l="0" r="0" t="0"/>
-                  <wp:docPr descr="" title="" id="20" name="Picture"/>
+                  <wp:docPr descr="" title="" id="19" name="Picture"/>
                   <a:graphic>
                     <a:graphicData uri="http://schemas.openxmlformats.org/drawingml/2006/picture">
                       <pic:pic>
                         <pic:nvPicPr>
-                          <pic:cNvPr descr="abbea513d5a3bcdcdbfe84a38ef9d8ad67ac214951e768db1cc9f1d0fc2b0612.jpg" id="21" name="Picture"/>
+                          <pic:cNvPr descr="abbea513d5a3bcdcdbfe84a38ef9d8ad67ac214951e768db1cc9f1d0fc2b0612.jpg" id="20" name="Picture"/>
                           <pic:cNvPicPr>
                             <a:picLocks noChangeArrowheads="1" noChangeAspect="1"/>
                           </pic:cNvPicPr>
                         </pic:nvPicPr>
                         <pic:blipFill>
-                          <a:blip r:embed="rId19"/>
+                          <a:blip r:embed="rId18"/>
                           <a:stretch>
                             <a:fillRect/>
                           </a:stretch>
@@ -5986,8 +5300,8 @@
         <w:t>。</w:t>
       </w:r>
     </w:p>
-    <w:bookmarkEnd w:id="22"/>
-    <w:bookmarkStart w:id="47" w:name="波粒二象性测不准原理与薛定谔波动方程"/>
+    <w:bookmarkEnd w:id="21"/>
+    <w:bookmarkStart w:id="46" w:name="波粒二象性测不准原理与薛定谔波动方程"/>
     <w:p>
       <w:pPr>
         <w:pStyle w:val="Heading2"/>
@@ -7924,18 +7238,18 @@
           <wp:inline>
             <wp:extent cx="2667000" cy="1721922"/>
             <wp:effectExtent b="0" l="0" r="0" t="0"/>
-            <wp:docPr descr="" title="" id="24" name="Picture"/>
+            <wp:docPr descr="" title="" id="23" name="Picture"/>
             <a:graphic>
               <a:graphicData uri="http://schemas.openxmlformats.org/drawingml/2006/picture">
                 <pic:pic>
                   <pic:nvPicPr>
-                    <pic:cNvPr descr="254be3ff50e01093f4d7a015f57f61a564539cb88dec0dc267fb773a5cea4c05.png" id="25" name="Picture"/>
+                    <pic:cNvPr descr="254be3ff50e01093f4d7a015f57f61a564539cb88dec0dc267fb773a5cea4c05.png" id="24" name="Picture"/>
                     <pic:cNvPicPr>
                       <a:picLocks noChangeArrowheads="1" noChangeAspect="1"/>
                     </pic:cNvPicPr>
                   </pic:nvPicPr>
                   <pic:blipFill>
-                    <a:blip r:embed="rId23"/>
+                    <a:blip r:embed="rId22"/>
                     <a:stretch>
                       <a:fillRect/>
                     </a:stretch>
@@ -11225,18 +10539,18 @@
                 <wp:inline>
                   <wp:extent cx="2667000" cy="2159805"/>
                   <wp:effectExtent b="0" l="0" r="0" t="0"/>
-                  <wp:docPr descr="" title="" id="27" name="Picture"/>
+                  <wp:docPr descr="" title="" id="26" name="Picture"/>
                   <a:graphic>
                     <a:graphicData uri="http://schemas.openxmlformats.org/drawingml/2006/picture">
                       <pic:pic>
                         <pic:nvPicPr>
-                          <pic:cNvPr descr="9c820ca4dce57ba7e34eab51e8c7aa156e79ea8660e13c1482a4bc30f58ea042.jpg" id="28" name="Picture"/>
+                          <pic:cNvPr descr="9c820ca4dce57ba7e34eab51e8c7aa156e79ea8660e13c1482a4bc30f58ea042.jpg" id="27" name="Picture"/>
                           <pic:cNvPicPr>
                             <a:picLocks noChangeArrowheads="1" noChangeAspect="1"/>
                           </pic:cNvPicPr>
                         </pic:nvPicPr>
                         <pic:blipFill>
-                          <a:blip r:embed="rId26"/>
+                          <a:blip r:embed="rId25"/>
                           <a:stretch>
                             <a:fillRect/>
                           </a:stretch>
@@ -11279,18 +10593,18 @@
                 <wp:inline>
                   <wp:extent cx="2667000" cy="782194"/>
                   <wp:effectExtent b="0" l="0" r="0" t="0"/>
-                  <wp:docPr descr="" title="" id="30" name="Picture"/>
+                  <wp:docPr descr="" title="" id="29" name="Picture"/>
                   <a:graphic>
                     <a:graphicData uri="http://schemas.openxmlformats.org/drawingml/2006/picture">
                       <pic:pic>
                         <pic:nvPicPr>
-                          <pic:cNvPr descr="95556298e3eec735c2d6456036eb71d80d86186ed34c873bca2066c8cfb26b80.jpg" id="31" name="Picture"/>
+                          <pic:cNvPr descr="95556298e3eec735c2d6456036eb71d80d86186ed34c873bca2066c8cfb26b80.jpg" id="30" name="Picture"/>
                           <pic:cNvPicPr>
                             <a:picLocks noChangeArrowheads="1" noChangeAspect="1"/>
                           </pic:cNvPicPr>
                         </pic:nvPicPr>
                         <pic:blipFill>
-                          <a:blip r:embed="rId29"/>
+                          <a:blip r:embed="rId28"/>
                           <a:stretch>
                             <a:fillRect/>
                           </a:stretch>
@@ -11333,18 +10647,18 @@
                 <wp:inline>
                   <wp:extent cx="2667000" cy="1873651"/>
                   <wp:effectExtent b="0" l="0" r="0" t="0"/>
-                  <wp:docPr descr="" title="" id="33" name="Picture"/>
+                  <wp:docPr descr="" title="" id="32" name="Picture"/>
                   <a:graphic>
                     <a:graphicData uri="http://schemas.openxmlformats.org/drawingml/2006/picture">
                       <pic:pic>
                         <pic:nvPicPr>
-                          <pic:cNvPr descr="89f7cc578e1ac1246d3cec0f6a1a807c3d6ab36e5681f563b65c14e3c48d1fed.jpg" id="34" name="Picture"/>
+                          <pic:cNvPr descr="89f7cc578e1ac1246d3cec0f6a1a807c3d6ab36e5681f563b65c14e3c48d1fed.jpg" id="33" name="Picture"/>
                           <pic:cNvPicPr>
                             <a:picLocks noChangeArrowheads="1" noChangeAspect="1"/>
                           </pic:cNvPicPr>
                         </pic:nvPicPr>
                         <pic:blipFill>
-                          <a:blip r:embed="rId32"/>
+                          <a:blip r:embed="rId31"/>
                           <a:stretch>
                             <a:fillRect/>
                           </a:stretch>
@@ -12835,18 +12149,18 @@
                 <wp:inline>
                   <wp:extent cx="2667000" cy="1623965"/>
                   <wp:effectExtent b="0" l="0" r="0" t="0"/>
-                  <wp:docPr descr="" title="" id="36" name="Picture"/>
+                  <wp:docPr descr="" title="" id="35" name="Picture"/>
                   <a:graphic>
                     <a:graphicData uri="http://schemas.openxmlformats.org/drawingml/2006/picture">
                       <pic:pic>
                         <pic:nvPicPr>
-                          <pic:cNvPr descr="12419464f546774b68364c0da1f96b0b031e06a7411001efba4aabddc149c9ec.jpg" id="37" name="Picture"/>
+                          <pic:cNvPr descr="12419464f546774b68364c0da1f96b0b031e06a7411001efba4aabddc149c9ec.jpg" id="36" name="Picture"/>
                           <pic:cNvPicPr>
                             <a:picLocks noChangeArrowheads="1" noChangeAspect="1"/>
                           </pic:cNvPicPr>
                         </pic:nvPicPr>
                         <pic:blipFill>
-                          <a:blip r:embed="rId35"/>
+                          <a:blip r:embed="rId34"/>
                           <a:stretch>
                             <a:fillRect/>
                           </a:stretch>
@@ -12889,18 +12203,18 @@
                 <wp:inline>
                   <wp:extent cx="2667000" cy="1660789"/>
                   <wp:effectExtent b="0" l="0" r="0" t="0"/>
-                  <wp:docPr descr="" title="" id="39" name="Picture"/>
+                  <wp:docPr descr="" title="" id="38" name="Picture"/>
                   <a:graphic>
                     <a:graphicData uri="http://schemas.openxmlformats.org/drawingml/2006/picture">
                       <pic:pic>
                         <pic:nvPicPr>
-                          <pic:cNvPr descr="4ccc4776088a196f1aeee76c87db5da03c6658b1b72fa122007c75474509d992.jpg" id="40" name="Picture"/>
+                          <pic:cNvPr descr="4ccc4776088a196f1aeee76c87db5da03c6658b1b72fa122007c75474509d992.jpg" id="39" name="Picture"/>
                           <pic:cNvPicPr>
                             <a:picLocks noChangeArrowheads="1" noChangeAspect="1"/>
                           </pic:cNvPicPr>
                         </pic:nvPicPr>
                         <pic:blipFill>
-                          <a:blip r:embed="rId38"/>
+                          <a:blip r:embed="rId37"/>
                           <a:stretch>
                             <a:fillRect/>
                           </a:stretch>
@@ -13141,18 +12455,18 @@
                 <wp:inline>
                   <wp:extent cx="2667000" cy="1828490"/>
                   <wp:effectExtent b="0" l="0" r="0" t="0"/>
-                  <wp:docPr descr="" title="" id="42" name="Picture"/>
+                  <wp:docPr descr="" title="" id="41" name="Picture"/>
                   <a:graphic>
                     <a:graphicData uri="http://schemas.openxmlformats.org/drawingml/2006/picture">
                       <pic:pic>
                         <pic:nvPicPr>
-                          <pic:cNvPr descr="ad0bc288e1e0830ee54e485e5f5f4b16da135e0787de25581f0113a8271c38d6.jpg" id="43" name="Picture"/>
+                          <pic:cNvPr descr="ad0bc288e1e0830ee54e485e5f5f4b16da135e0787de25581f0113a8271c38d6.jpg" id="42" name="Picture"/>
                           <pic:cNvPicPr>
                             <a:picLocks noChangeArrowheads="1" noChangeAspect="1"/>
                           </pic:cNvPicPr>
                         </pic:nvPicPr>
                         <pic:blipFill>
-                          <a:blip r:embed="rId41"/>
+                          <a:blip r:embed="rId40"/>
                           <a:stretch>
                             <a:fillRect/>
                           </a:stretch>
@@ -13195,18 +12509,18 @@
                 <wp:inline>
                   <wp:extent cx="2667000" cy="1866571"/>
                   <wp:effectExtent b="0" l="0" r="0" t="0"/>
-                  <wp:docPr descr="" title="" id="45" name="Picture"/>
+                  <wp:docPr descr="" title="" id="44" name="Picture"/>
                   <a:graphic>
                     <a:graphicData uri="http://schemas.openxmlformats.org/drawingml/2006/picture">
                       <pic:pic>
                         <pic:nvPicPr>
-                          <pic:cNvPr descr="797d919bcf190820b3c6ce566193f8ec1aa0dc54f12665010f65b59d0fb58fa0.jpg" id="46" name="Picture"/>
+                          <pic:cNvPr descr="797d919bcf190820b3c6ce566193f8ec1aa0dc54f12665010f65b59d0fb58fa0.jpg" id="45" name="Picture"/>
                           <pic:cNvPicPr>
                             <a:picLocks noChangeArrowheads="1" noChangeAspect="1"/>
                           </pic:cNvPicPr>
                         </pic:nvPicPr>
                         <pic:blipFill>
-                          <a:blip r:embed="rId44"/>
+                          <a:blip r:embed="rId43"/>
                           <a:stretch>
                             <a:fillRect/>
                           </a:stretch>
@@ -13328,8 +12642,8 @@
         </w:tc>
       </w:tr>
     </w:tbl>
-    <w:bookmarkEnd w:id="47"/>
-    <w:bookmarkStart w:id="60" w:name="多电子微观效应斯莱特定量规则与能级交错"/>
+    <w:bookmarkEnd w:id="46"/>
+    <w:bookmarkStart w:id="59" w:name="多电子微观效应斯莱特定量规则与能级交错"/>
     <w:p>
       <w:pPr>
         <w:pStyle w:val="Heading2"/>
@@ -15646,18 +14960,18 @@
           <wp:inline>
             <wp:extent cx="2520000" cy="6699617"/>
             <wp:effectExtent b="0" l="0" r="0" t="0"/>
-            <wp:docPr descr="" title="" id="49" name="Picture"/>
+            <wp:docPr descr="" title="" id="48" name="Picture"/>
             <a:graphic>
               <a:graphicData uri="http://schemas.openxmlformats.org/drawingml/2006/picture">
                 <pic:pic>
                   <pic:nvPicPr>
-                    <pic:cNvPr descr="4d13d4e08d9d164cdd2239f2e43e6382253d59c8878786f6ccae3c1a9a847e5f.png" id="50" name="Picture"/>
+                    <pic:cNvPr descr="4d13d4e08d9d164cdd2239f2e43e6382253d59c8878786f6ccae3c1a9a847e5f.png" id="49" name="Picture"/>
                     <pic:cNvPicPr>
                       <a:picLocks noChangeArrowheads="1" noChangeAspect="1"/>
                     </pic:cNvPicPr>
                   </pic:nvPicPr>
                   <pic:blipFill>
-                    <a:blip r:embed="rId48"/>
+                    <a:blip r:embed="rId47"/>
                     <a:stretch>
                       <a:fillRect/>
                     </a:stretch>
@@ -17150,18 +16464,18 @@
           <wp:inline>
             <wp:extent cx="2667000" cy="2683002"/>
             <wp:effectExtent b="0" l="0" r="0" t="0"/>
-            <wp:docPr descr="" title="" id="52" name="Picture"/>
+            <wp:docPr descr="" title="" id="51" name="Picture"/>
             <a:graphic>
               <a:graphicData uri="http://schemas.openxmlformats.org/drawingml/2006/picture">
                 <pic:pic>
                   <pic:nvPicPr>
-                    <pic:cNvPr descr="33bbe799e30978a1e4bd6b91bd9d5c3ac8f5178a260704056275c2a4ea273180.png" id="53" name="Picture"/>
+                    <pic:cNvPr descr="33bbe799e30978a1e4bd6b91bd9d5c3ac8f5178a260704056275c2a4ea273180.png" id="52" name="Picture"/>
                     <pic:cNvPicPr>
                       <a:picLocks noChangeArrowheads="1" noChangeAspect="1"/>
                     </pic:cNvPicPr>
                   </pic:nvPicPr>
                   <pic:blipFill>
-                    <a:blip r:embed="rId51"/>
+                    <a:blip r:embed="rId50"/>
                     <a:stretch>
                       <a:fillRect/>
                     </a:stretch>
@@ -17305,18 +16619,18 @@
                 <wp:inline>
                   <wp:extent cx="2667000" cy="1735156"/>
                   <wp:effectExtent b="0" l="0" r="0" t="0"/>
-                  <wp:docPr descr="" title="" id="55" name="Picture"/>
+                  <wp:docPr descr="" title="" id="54" name="Picture"/>
                   <a:graphic>
                     <a:graphicData uri="http://schemas.openxmlformats.org/drawingml/2006/picture">
                       <pic:pic>
                         <pic:nvPicPr>
-                          <pic:cNvPr descr="56505a6461dac8222738c663854ba160d8101fd56bde2b456b3b690b83d1bb6e.jpg" id="56" name="Picture"/>
+                          <pic:cNvPr descr="56505a6461dac8222738c663854ba160d8101fd56bde2b456b3b690b83d1bb6e.jpg" id="55" name="Picture"/>
                           <pic:cNvPicPr>
                             <a:picLocks noChangeArrowheads="1" noChangeAspect="1"/>
                           </pic:cNvPicPr>
                         </pic:nvPicPr>
                         <pic:blipFill>
-                          <a:blip r:embed="rId54"/>
+                          <a:blip r:embed="rId53"/>
                           <a:stretch>
                             <a:fillRect/>
                           </a:stretch>
@@ -17359,18 +16673,18 @@
                 <wp:inline>
                   <wp:extent cx="2520000" cy="3688363"/>
                   <wp:effectExtent b="0" l="0" r="0" t="0"/>
-                  <wp:docPr descr="" title="" id="58" name="Picture"/>
+                  <wp:docPr descr="" title="" id="57" name="Picture"/>
                   <a:graphic>
                     <a:graphicData uri="http://schemas.openxmlformats.org/drawingml/2006/picture">
                       <pic:pic>
                         <pic:nvPicPr>
-                          <pic:cNvPr descr="6d0e31ece4577b0227fa26e10a8333702a494729a1963b303180d20d0b27bb2d.jpg" id="59" name="Picture"/>
+                          <pic:cNvPr descr="6d0e31ece4577b0227fa26e10a8333702a494729a1963b303180d20d0b27bb2d.jpg" id="58" name="Picture"/>
                           <pic:cNvPicPr>
                             <a:picLocks noChangeArrowheads="1" noChangeAspect="1"/>
                           </pic:cNvPicPr>
                         </pic:nvPicPr>
                         <pic:blipFill>
-                          <a:blip r:embed="rId57"/>
+                          <a:blip r:embed="rId56"/>
                           <a:stretch>
                             <a:fillRect/>
                           </a:stretch>
@@ -18171,8 +17485,8 @@
         <w:t>。</w:t>
       </w:r>
     </w:p>
-    <w:bookmarkEnd w:id="60"/>
-    <w:bookmarkStart w:id="64" w:name="基态电子排布原理异常构型与能量竞争模型"/>
+    <w:bookmarkEnd w:id="59"/>
+    <w:bookmarkStart w:id="63" w:name="基态电子排布原理异常构型与能量竞争模型"/>
     <w:p>
       <w:pPr>
         <w:pStyle w:val="Heading2"/>
@@ -18999,18 +18313,18 @@
           <wp:inline>
             <wp:extent cx="2667000" cy="1188952"/>
             <wp:effectExtent b="0" l="0" r="0" t="0"/>
-            <wp:docPr descr="" title="" id="62" name="Picture"/>
+            <wp:docPr descr="" title="" id="61" name="Picture"/>
             <a:graphic>
               <a:graphicData uri="http://schemas.openxmlformats.org/drawingml/2006/picture">
                 <pic:pic>
                   <pic:nvPicPr>
-                    <pic:cNvPr descr="ac594ddbe61e354a622e20ec0f60b5ad2fb9c2fe73f4517fe54c78369b509418.png" id="63" name="Picture"/>
+                    <pic:cNvPr descr="ac594ddbe61e354a622e20ec0f60b5ad2fb9c2fe73f4517fe54c78369b509418.png" id="62" name="Picture"/>
                     <pic:cNvPicPr>
                       <a:picLocks noChangeArrowheads="1" noChangeAspect="1"/>
                     </pic:cNvPicPr>
                   </pic:nvPicPr>
                   <pic:blipFill>
-                    <a:blip r:embed="rId61"/>
+                    <a:blip r:embed="rId60"/>
                     <a:stretch>
                       <a:fillRect/>
                     </a:stretch>
@@ -22916,8 +22230,8 @@
         <w:t>。</w:t>
       </w:r>
     </w:p>
-    <w:bookmarkEnd w:id="64"/>
-    <w:bookmarkStart w:id="65" w:name="原子参数周期性演化与赛场高频失分点清单"/>
+    <w:bookmarkEnd w:id="63"/>
+    <w:bookmarkStart w:id="64" w:name="课后习题"/>
     <w:p>
       <w:pPr>
         <w:pStyle w:val="Heading2"/>
@@ -22933,5947 +22247,7 @@
         <w:rPr>
           <w:rFonts w:hint="eastAsia" w:ascii="Times New Roman" w:hAnsi="Times New Roman" w:eastAsia="SimHei" w:cs="Times New Roman"/>
         </w:rPr>
-        <w:t xml:space="preserve">原子参数周期性演化与赛场高频失分点清单</w:t>
-      </w:r>
-    </w:p>
-    <w:p>
-      <w:pPr>
-        <w:pStyle w:val="FirstParagraph"/>
-        <w:ind w:firstLine="420"/>
-      </w:pPr>
-      <w:r>
-        <w:rPr>
-          <w:rFonts w:hint="eastAsia" w:ascii="Times New Roman" w:hAnsi="Times New Roman" w:eastAsia="FangSong" w:cs="Times New Roman"/>
-        </w:rPr>
-        <w:t>原子尺寸的周期性变化由有效核电荷与主电子层数共同主导</w:t>
-      </w:r>
-      <w:r>
-        <w:rPr>
-          <w:rFonts w:hint="eastAsia" w:ascii="Times New Roman" w:hAnsi="Times New Roman" w:eastAsia="Times New Roman" w:cs="Times New Roman"/>
-        </w:rPr>
-        <w:t>。</w:t>
-      </w:r>
-      <w:r>
-        <w:rPr>
-          <w:rFonts w:hint="eastAsia" w:ascii="Times New Roman" w:hAnsi="Times New Roman" w:eastAsia="FangSong" w:cs="Times New Roman"/>
-        </w:rPr>
-        <w:t>在同周期主族元素中</w:t>
-      </w:r>
-      <w:r>
-        <w:rPr>
-          <w:rFonts w:hint="eastAsia" w:ascii="Times New Roman" w:hAnsi="Times New Roman" w:eastAsia="Times New Roman" w:cs="Times New Roman"/>
-        </w:rPr>
-        <w:t>，</w:t>
-      </w:r>
-      <w:r>
-        <w:rPr>
-          <w:rFonts w:hint="eastAsia" w:ascii="Times New Roman" w:hAnsi="Times New Roman" w:eastAsia="FangSong" w:cs="Times New Roman"/>
-        </w:rPr>
-        <w:t>随着核电荷数递增</w:t>
-      </w:r>
-      <w:r>
-        <w:rPr>
-          <w:rFonts w:hint="eastAsia" w:ascii="Times New Roman" w:hAnsi="Times New Roman" w:eastAsia="Times New Roman" w:cs="Times New Roman"/>
-        </w:rPr>
-        <w:t>，</w:t>
-      </w:r>
-      <w:r>
-        <w:rPr>
-          <w:rFonts w:hint="eastAsia" w:ascii="Times New Roman" w:hAnsi="Times New Roman" w:eastAsia="FangSong" w:cs="Times New Roman"/>
-        </w:rPr>
-        <w:t>主量子数不变而有效核电荷递增</w:t>
-      </w:r>
-      <w:r>
-        <w:rPr>
-          <w:rFonts w:hint="eastAsia" w:ascii="Times New Roman" w:hAnsi="Times New Roman" w:eastAsia="Times New Roman" w:cs="Times New Roman"/>
-        </w:rPr>
-        <w:t>，</w:t>
-      </w:r>
-      <w:r>
-        <w:rPr>
-          <w:rFonts w:hint="eastAsia" w:ascii="Times New Roman" w:hAnsi="Times New Roman" w:eastAsia="FangSong" w:cs="Times New Roman"/>
-        </w:rPr>
-        <w:t>电子云被向核强烈拉紧</w:t>
-      </w:r>
-      <w:r>
-        <w:rPr>
-          <w:rFonts w:hint="eastAsia" w:ascii="Times New Roman" w:hAnsi="Times New Roman" w:eastAsia="Times New Roman" w:cs="Times New Roman"/>
-        </w:rPr>
-        <w:t>，</w:t>
-      </w:r>
-      <w:r>
-        <w:rPr>
-          <w:rFonts w:hint="eastAsia" w:ascii="Times New Roman" w:hAnsi="Times New Roman" w:eastAsia="FangSong" w:cs="Times New Roman"/>
-        </w:rPr>
-        <w:t>原子半径自左向右单调收缩</w:t>
-      </w:r>
-      <w:r>
-        <w:rPr>
-          <w:rFonts w:hint="eastAsia" w:ascii="Times New Roman" w:hAnsi="Times New Roman" w:eastAsia="Times New Roman" w:cs="Times New Roman"/>
-        </w:rPr>
-        <w:t>；</w:t>
-      </w:r>
-      <w:r>
-        <w:rPr>
-          <w:rFonts w:hint="eastAsia" w:ascii="Times New Roman" w:hAnsi="Times New Roman" w:eastAsia="FangSong" w:cs="Times New Roman"/>
-        </w:rPr>
-        <w:t>在同族元素中</w:t>
-      </w:r>
-      <w:r>
-        <w:rPr>
-          <w:rFonts w:hint="eastAsia" w:ascii="Times New Roman" w:hAnsi="Times New Roman" w:eastAsia="Times New Roman" w:cs="Times New Roman"/>
-        </w:rPr>
-        <w:t>，</w:t>
-      </w:r>
-      <w:r>
-        <w:rPr>
-          <w:rFonts w:hint="eastAsia" w:ascii="Times New Roman" w:hAnsi="Times New Roman" w:eastAsia="FangSong" w:cs="Times New Roman"/>
-        </w:rPr>
-        <w:t>自上而下由于主电子层数</w:t>
-      </w:r>
-      <w:r>
-        <w:rPr>
-          <w:rFonts w:ascii="Times New Roman" w:hAnsi="Times New Roman" w:eastAsia="Times New Roman" w:cs="Times New Roman"/>
-        </w:rPr>
-        <w:t xml:space="preserve"> </w:t>
-      </w:r>
-      <m:oMath>
-        <m:r>
-          <m:t>n</m:t>
-        </m:r>
-      </m:oMath>
-      <w:r>
-        <w:rPr>
-          <w:rFonts w:ascii="Times New Roman" w:hAnsi="Times New Roman" w:eastAsia="Times New Roman" w:cs="Times New Roman"/>
-        </w:rPr>
-        <w:t xml:space="preserve"> </w:t>
-      </w:r>
-      <w:r>
-        <w:rPr>
-          <w:rFonts w:hint="eastAsia" w:ascii="Times New Roman" w:hAnsi="Times New Roman" w:eastAsia="FangSong" w:cs="Times New Roman"/>
-        </w:rPr>
-        <w:t>的增加</w:t>
-      </w:r>
-      <w:r>
-        <w:rPr>
-          <w:rFonts w:hint="eastAsia" w:ascii="Times New Roman" w:hAnsi="Times New Roman" w:eastAsia="Times New Roman" w:cs="Times New Roman"/>
-        </w:rPr>
-        <w:t>，</w:t>
-      </w:r>
-      <w:r>
-        <w:rPr>
-          <w:rFonts w:hint="eastAsia" w:ascii="Times New Roman" w:hAnsi="Times New Roman" w:eastAsia="FangSong" w:cs="Times New Roman"/>
-        </w:rPr>
-        <w:t>虽然有效核电荷略有上升</w:t>
-      </w:r>
-      <w:r>
-        <w:rPr>
-          <w:rFonts w:hint="eastAsia" w:ascii="Times New Roman" w:hAnsi="Times New Roman" w:eastAsia="Times New Roman" w:cs="Times New Roman"/>
-        </w:rPr>
-        <w:t>，</w:t>
-      </w:r>
-      <w:r>
-        <w:rPr>
-          <w:rFonts w:hint="eastAsia" w:ascii="Times New Roman" w:hAnsi="Times New Roman" w:eastAsia="FangSong" w:cs="Times New Roman"/>
-        </w:rPr>
-        <w:t>但新增电子壳层的几率外延占绝对主导</w:t>
-      </w:r>
-      <w:r>
-        <w:rPr>
-          <w:rFonts w:hint="eastAsia" w:ascii="Times New Roman" w:hAnsi="Times New Roman" w:eastAsia="Times New Roman" w:cs="Times New Roman"/>
-        </w:rPr>
-        <w:t>，</w:t>
-      </w:r>
-      <w:r>
-        <w:rPr>
-          <w:rFonts w:hint="eastAsia" w:ascii="Times New Roman" w:hAnsi="Times New Roman" w:eastAsia="FangSong" w:cs="Times New Roman"/>
-        </w:rPr>
-        <w:t>原子半径自上而下逐渐扩张</w:t>
-      </w:r>
-      <w:r>
-        <w:rPr>
-          <w:rFonts w:hint="eastAsia" w:ascii="Times New Roman" w:hAnsi="Times New Roman" w:eastAsia="Times New Roman" w:cs="Times New Roman"/>
-        </w:rPr>
-        <w:t>。</w:t>
-      </w:r>
-      <w:r>
-        <w:rPr>
-          <w:rFonts w:hint="eastAsia" w:ascii="Times New Roman" w:hAnsi="Times New Roman" w:eastAsia="FangSong" w:cs="Times New Roman"/>
-        </w:rPr>
-        <w:t>值得高度警惕的是过渡系副族中的非典型演化</w:t>
-      </w:r>
-      <w:r>
-        <w:rPr>
-          <w:rFonts w:hint="eastAsia" w:ascii="Times New Roman" w:hAnsi="Times New Roman" w:eastAsia="Times New Roman" w:cs="Times New Roman"/>
-        </w:rPr>
-        <w:t>，</w:t>
-      </w:r>
-      <w:r>
-        <w:rPr>
-          <w:rFonts w:hint="eastAsia" w:ascii="Times New Roman" w:hAnsi="Times New Roman" w:eastAsia="FangSong" w:cs="Times New Roman"/>
-        </w:rPr>
-        <w:t>最核心的考点为镧系收缩</w:t>
-      </w:r>
-      <w:r>
-        <w:rPr>
-          <w:rFonts w:hint="eastAsia" w:ascii="Times New Roman" w:hAnsi="Times New Roman" w:eastAsia="Times New Roman" w:cs="Times New Roman"/>
-        </w:rPr>
-        <w:t>（Lanthanide</w:t>
-      </w:r>
-      <w:r>
-        <w:rPr>
-          <w:rFonts w:ascii="Times New Roman" w:hAnsi="Times New Roman" w:eastAsia="Times New Roman" w:cs="Times New Roman"/>
-        </w:rPr>
-        <w:t xml:space="preserve"> </w:t>
-      </w:r>
-      <w:r>
-        <w:rPr>
-          <w:rFonts w:hint="eastAsia" w:ascii="Times New Roman" w:hAnsi="Times New Roman" w:eastAsia="Times New Roman" w:cs="Times New Roman"/>
-        </w:rPr>
-        <w:t>Contraction）：</w:t>
-      </w:r>
-      <w:r>
-        <w:rPr>
-          <w:rFonts w:hint="eastAsia" w:ascii="Times New Roman" w:hAnsi="Times New Roman" w:eastAsia="FangSong" w:cs="Times New Roman"/>
-        </w:rPr>
-        <w:t>第六周期镧系元素</w:t>
-      </w:r>
-      <w:r>
-        <w:rPr>
-          <w:rFonts w:hint="eastAsia" w:ascii="Times New Roman" w:hAnsi="Times New Roman" w:eastAsia="Times New Roman" w:cs="Times New Roman"/>
-        </w:rPr>
-        <w:t>（</w:t>
-      </w:r>
-      <m:oMath>
-        <m:oMathPr>
-          <m:ctrlPr>
-            <w:rPr>
-              <w:sz w:val="28"/>
-              <w:szCs w:val="28"/>
-            </w:rPr>
-          </m:ctrlPr>
-        </m:oMathPr>
-        <m:r>
-          <m:t>Z</m:t>
-        </m:r>
-        <m:r>
-          <m:rPr>
-            <m:sty m:val="p"/>
-          </m:rPr>
-          <m:t>=</m:t>
-        </m:r>
-        <m:r>
-          <m:t>57</m:t>
-        </m:r>
-        <m:r>
-          <m:rPr>
-            <m:sty m:val="p"/>
-          </m:rPr>
-          <m:t>∼</m:t>
-        </m:r>
-        <m:r>
-          <m:t>71</m:t>
-        </m:r>
-      </m:oMath>
-      <w:r>
-        <w:rPr>
-          <w:rFonts w:hint="eastAsia" w:ascii="Times New Roman" w:hAnsi="Times New Roman" w:eastAsia="Times New Roman" w:cs="Times New Roman"/>
-        </w:rPr>
-        <w:t>）</w:t>
-      </w:r>
-      <w:r>
-        <w:rPr>
-          <w:rFonts w:hint="eastAsia" w:ascii="Times New Roman" w:hAnsi="Times New Roman" w:eastAsia="FangSong" w:cs="Times New Roman"/>
-        </w:rPr>
-        <w:t>连续填充</w:t>
-      </w:r>
-      <w:r>
-        <w:rPr>
-          <w:rFonts w:ascii="Times New Roman" w:hAnsi="Times New Roman" w:eastAsia="Times New Roman" w:cs="Times New Roman"/>
-        </w:rPr>
-        <w:t xml:space="preserve"> 14 </w:t>
-      </w:r>
-      <w:r>
-        <w:rPr>
-          <w:rFonts w:hint="eastAsia" w:ascii="Times New Roman" w:hAnsi="Times New Roman" w:eastAsia="FangSong" w:cs="Times New Roman"/>
-        </w:rPr>
-        <w:t xml:space="preserve">个处于内层的</w:t>
-      </w:r>
-      <w:r>
-        <w:rPr>
-          <w:rFonts w:ascii="Times New Roman" w:hAnsi="Times New Roman" w:eastAsia="Times New Roman" w:cs="Times New Roman"/>
-        </w:rPr>
-        <w:t xml:space="preserve"> </w:t>
-      </w:r>
-      <m:oMath>
-        <m:r>
-          <m:t>4</m:t>
-        </m:r>
-        <m:r>
-          <m:t>f</m:t>
-        </m:r>
-      </m:oMath>
-      <w:r>
-        <w:rPr>
-          <w:rFonts w:ascii="Times New Roman" w:hAnsi="Times New Roman" w:eastAsia="Times New Roman" w:cs="Times New Roman"/>
-        </w:rPr>
-        <w:t xml:space="preserve"> </w:t>
-      </w:r>
-      <w:r>
-        <w:rPr>
-          <w:rFonts w:hint="eastAsia" w:ascii="Times New Roman" w:hAnsi="Times New Roman" w:eastAsia="FangSong" w:cs="Times New Roman"/>
-        </w:rPr>
-        <w:t>电子</w:t>
-      </w:r>
-      <w:r>
-        <w:rPr>
-          <w:rFonts w:hint="eastAsia" w:ascii="Times New Roman" w:hAnsi="Times New Roman" w:eastAsia="Times New Roman" w:cs="Times New Roman"/>
-        </w:rPr>
-        <w:t>；</w:t>
-      </w:r>
-      <w:r>
-        <w:rPr>
-          <w:rFonts w:hint="eastAsia" w:ascii="Times New Roman" w:hAnsi="Times New Roman" w:eastAsia="FangSong" w:cs="Times New Roman"/>
-        </w:rPr>
-        <w:t>由于</w:t>
-      </w:r>
-      <w:r>
-        <w:rPr>
-          <w:rFonts w:ascii="Times New Roman" w:hAnsi="Times New Roman" w:eastAsia="Times New Roman" w:cs="Times New Roman"/>
-        </w:rPr>
-        <w:t xml:space="preserve"> </w:t>
-      </w:r>
-      <m:oMath>
-        <m:r>
-          <m:t>f</m:t>
-        </m:r>
-      </m:oMath>
-      <w:r>
-        <w:rPr>
-          <w:rFonts w:ascii="Times New Roman" w:hAnsi="Times New Roman" w:eastAsia="Times New Roman" w:cs="Times New Roman"/>
-        </w:rPr>
-        <w:t xml:space="preserve"> </w:t>
-      </w:r>
-      <w:r>
-        <w:rPr>
-          <w:rFonts w:hint="eastAsia" w:ascii="Times New Roman" w:hAnsi="Times New Roman" w:eastAsia="FangSong" w:cs="Times New Roman"/>
-        </w:rPr>
-        <w:t>轨道具有复杂的角向节面形态与发散的空间分布</w:t>
-      </w:r>
-      <w:r>
-        <w:rPr>
-          <w:rFonts w:hint="eastAsia" w:ascii="Times New Roman" w:hAnsi="Times New Roman" w:eastAsia="Times New Roman" w:cs="Times New Roman"/>
-        </w:rPr>
-        <w:t>，</w:t>
-      </w:r>
-      <w:r>
-        <w:rPr>
-          <w:rFonts w:hint="eastAsia" w:ascii="Times New Roman" w:hAnsi="Times New Roman" w:eastAsia="FangSong" w:cs="Times New Roman"/>
-        </w:rPr>
-        <w:t>其屏蔽核电荷的效率极差</w:t>
-      </w:r>
-      <w:r>
-        <w:rPr>
-          <w:rFonts w:hint="eastAsia" w:ascii="Times New Roman" w:hAnsi="Times New Roman" w:eastAsia="Times New Roman" w:cs="Times New Roman"/>
-        </w:rPr>
-        <w:t>，</w:t>
-      </w:r>
-      <w:r>
-        <w:rPr>
-          <w:rFonts w:hint="eastAsia" w:ascii="Times New Roman" w:hAnsi="Times New Roman" w:eastAsia="FangSong" w:cs="Times New Roman"/>
-        </w:rPr>
-        <w:t>使得从镧到镥核电荷净增的引力远远超过了</w:t>
-      </w:r>
-      <w:r>
-        <w:rPr>
-          <w:rFonts w:ascii="Times New Roman" w:hAnsi="Times New Roman" w:eastAsia="Times New Roman" w:cs="Times New Roman"/>
-        </w:rPr>
-        <w:t xml:space="preserve"> </w:t>
-      </w:r>
-      <m:oMath>
-        <m:r>
-          <m:t>4</m:t>
-        </m:r>
-        <m:r>
-          <m:t>f</m:t>
-        </m:r>
-      </m:oMath>
-      <w:r>
-        <w:rPr>
-          <w:rFonts w:ascii="Times New Roman" w:hAnsi="Times New Roman" w:eastAsia="Times New Roman" w:cs="Times New Roman"/>
-        </w:rPr>
-        <w:t xml:space="preserve"> </w:t>
-      </w:r>
-      <w:r>
-        <w:rPr>
-          <w:rFonts w:hint="eastAsia" w:ascii="Times New Roman" w:hAnsi="Times New Roman" w:eastAsia="FangSong" w:cs="Times New Roman"/>
-        </w:rPr>
-        <w:t>电子的屏蔽阻挡</w:t>
-      </w:r>
-      <w:r>
-        <w:rPr>
-          <w:rFonts w:hint="eastAsia" w:ascii="Times New Roman" w:hAnsi="Times New Roman" w:eastAsia="Times New Roman" w:cs="Times New Roman"/>
-        </w:rPr>
-        <w:t>，</w:t>
-      </w:r>
-      <w:r>
-        <w:rPr>
-          <w:rFonts w:hint="eastAsia" w:ascii="Times New Roman" w:hAnsi="Times New Roman" w:eastAsia="FangSong" w:cs="Times New Roman"/>
-        </w:rPr>
-        <w:t>导致有效核电荷净累积暴增</w:t>
-      </w:r>
-      <w:r>
-        <w:rPr>
-          <w:rFonts w:hint="eastAsia" w:ascii="Times New Roman" w:hAnsi="Times New Roman" w:eastAsia="Times New Roman" w:cs="Times New Roman"/>
-        </w:rPr>
-        <w:t>，</w:t>
-      </w:r>
-      <w:r>
-        <w:rPr>
-          <w:rFonts w:hint="eastAsia" w:ascii="Times New Roman" w:hAnsi="Times New Roman" w:eastAsia="FangSong" w:cs="Times New Roman"/>
-        </w:rPr>
-        <w:t>整个外层电子层急剧向内坍缩</w:t>
-      </w:r>
-      <w:r>
-        <w:rPr>
-          <w:rFonts w:hint="eastAsia" w:ascii="Times New Roman" w:hAnsi="Times New Roman" w:eastAsia="Times New Roman" w:cs="Times New Roman"/>
-        </w:rPr>
-        <w:t>。</w:t>
-      </w:r>
-      <w:r>
-        <w:rPr>
-          <w:rFonts w:hint="eastAsia" w:ascii="Times New Roman" w:hAnsi="Times New Roman" w:eastAsia="FangSong" w:cs="Times New Roman"/>
-        </w:rPr>
-        <w:t>镧系收缩的后滞效应彻底抹平了第四周期与第五周期过渡金属之间的自然尺寸扩张</w:t>
-      </w:r>
-      <w:r>
-        <w:rPr>
-          <w:rFonts w:hint="eastAsia" w:ascii="Times New Roman" w:hAnsi="Times New Roman" w:eastAsia="Times New Roman" w:cs="Times New Roman"/>
-        </w:rPr>
-        <w:t>，</w:t>
-      </w:r>
-      <w:r>
-        <w:rPr>
-          <w:rFonts w:hint="eastAsia" w:ascii="Times New Roman" w:hAnsi="Times New Roman" w:eastAsia="FangSong" w:cs="Times New Roman"/>
-        </w:rPr>
-        <w:t>导致第五周期与第六周期的同族副族元素原子半径与共价半径反常地高度重合</w:t>
-      </w:r>
-      <w:r>
-        <w:rPr>
-          <w:rFonts w:hint="eastAsia" w:ascii="Times New Roman" w:hAnsi="Times New Roman" w:eastAsia="Times New Roman" w:cs="Times New Roman"/>
-        </w:rPr>
-        <w:t>（</w:t>
-      </w:r>
-      <w:r>
-        <w:rPr>
-          <w:rFonts w:hint="eastAsia" w:ascii="Times New Roman" w:hAnsi="Times New Roman" w:eastAsia="FangSong" w:cs="Times New Roman"/>
-        </w:rPr>
-        <w:t>如锆</w:t>
-      </w:r>
-      <w:r>
-        <w:rPr>
-          <w:rFonts w:ascii="Times New Roman" w:hAnsi="Times New Roman" w:eastAsia="Times New Roman" w:cs="Times New Roman"/>
-        </w:rPr>
-        <w:t xml:space="preserve"> </w:t>
-      </w:r>
-      <m:oMath>
-        <m:r>
-          <m:rPr>
-            <m:sty m:val="p"/>
-          </m:rPr>
-          <m:t>Z</m:t>
-        </m:r>
-        <m:r>
-          <m:rPr>
-            <m:sty m:val="p"/>
-          </m:rPr>
-          <m:t>r</m:t>
-        </m:r>
-      </m:oMath>
-      <w:r>
-        <w:rPr>
-          <w:rFonts w:ascii="Times New Roman" w:hAnsi="Times New Roman" w:eastAsia="Times New Roman" w:cs="Times New Roman"/>
-        </w:rPr>
-        <w:t xml:space="preserve"> </w:t>
-      </w:r>
-      <w:r>
-        <w:rPr>
-          <w:rFonts w:hint="eastAsia" w:ascii="Times New Roman" w:hAnsi="Times New Roman" w:eastAsia="FangSong" w:cs="Times New Roman"/>
-        </w:rPr>
-        <w:t xml:space="preserve">为</w:t>
-      </w:r>
-      <w:r>
-        <w:rPr>
-          <w:rFonts w:ascii="Times New Roman" w:hAnsi="Times New Roman" w:eastAsia="Times New Roman" w:cs="Times New Roman"/>
-        </w:rPr>
-        <w:t xml:space="preserve"> </w:t>
-      </w:r>
-      <m:oMath>
-        <m:r>
-          <m:t>160</m:t>
-        </m:r>
-        <m:r>
-          <m:t> </m:t>
-        </m:r>
-        <m:r>
-          <m:rPr>
-            <m:sty m:val="p"/>
-          </m:rPr>
-          <m:t>p</m:t>
-        </m:r>
-        <m:r>
-          <m:rPr>
-            <m:sty m:val="p"/>
-          </m:rPr>
-          <m:t>m</m:t>
-        </m:r>
-      </m:oMath>
-      <w:r>
-        <w:rPr>
-          <w:rFonts w:ascii="Times New Roman" w:hAnsi="Times New Roman" w:eastAsia="Times New Roman" w:cs="Times New Roman"/>
-        </w:rPr>
-        <w:t xml:space="preserve"> </w:t>
-      </w:r>
-      <w:r>
-        <w:rPr>
-          <w:rFonts w:hint="eastAsia" w:ascii="Times New Roman" w:hAnsi="Times New Roman" w:eastAsia="FangSong" w:cs="Times New Roman"/>
-        </w:rPr>
-        <w:t xml:space="preserve">与铪</w:t>
-      </w:r>
-      <w:r>
-        <w:rPr>
-          <w:rFonts w:ascii="Times New Roman" w:hAnsi="Times New Roman" w:eastAsia="Times New Roman" w:cs="Times New Roman"/>
-        </w:rPr>
-        <w:t xml:space="preserve"> </w:t>
-      </w:r>
-      <m:oMath>
-        <m:r>
-          <m:rPr>
-            <m:sty m:val="p"/>
-          </m:rPr>
-          <m:t>H</m:t>
-        </m:r>
-        <m:r>
-          <m:rPr>
-            <m:sty m:val="p"/>
-          </m:rPr>
-          <m:t>f</m:t>
-        </m:r>
-      </m:oMath>
-      <w:r>
-        <w:rPr>
-          <w:rFonts w:ascii="Times New Roman" w:hAnsi="Times New Roman" w:eastAsia="Times New Roman" w:cs="Times New Roman"/>
-        </w:rPr>
-        <w:t xml:space="preserve"> </w:t>
-      </w:r>
-      <w:r>
-        <w:rPr>
-          <w:rFonts w:hint="eastAsia" w:ascii="Times New Roman" w:hAnsi="Times New Roman" w:eastAsia="FangSong" w:cs="Times New Roman"/>
-        </w:rPr>
-        <w:t xml:space="preserve">为</w:t>
-      </w:r>
-      <w:r>
-        <w:rPr>
-          <w:rFonts w:ascii="Times New Roman" w:hAnsi="Times New Roman" w:eastAsia="Times New Roman" w:cs="Times New Roman"/>
-        </w:rPr>
-        <w:t xml:space="preserve"> </w:t>
-      </w:r>
-      <m:oMath>
-        <m:r>
-          <m:t>159</m:t>
-        </m:r>
-        <m:r>
-          <m:t> </m:t>
-        </m:r>
-        <m:r>
-          <m:rPr>
-            <m:sty m:val="p"/>
-          </m:rPr>
-          <m:t>p</m:t>
-        </m:r>
-        <m:r>
-          <m:rPr>
-            <m:sty m:val="p"/>
-          </m:rPr>
-          <m:t>m</m:t>
-        </m:r>
-      </m:oMath>
-      <w:r>
-        <w:rPr>
-          <w:rFonts w:hint="eastAsia" w:ascii="Times New Roman" w:hAnsi="Times New Roman" w:eastAsia="Times New Roman" w:cs="Times New Roman"/>
-        </w:rPr>
-        <w:t>；</w:t>
-      </w:r>
-      <w:r>
-        <w:rPr>
-          <w:rFonts w:hint="eastAsia" w:ascii="Times New Roman" w:hAnsi="Times New Roman" w:eastAsia="FangSong" w:cs="Times New Roman"/>
-        </w:rPr>
-        <w:t>铌</w:t>
-      </w:r>
-      <w:r>
-        <w:rPr>
-          <w:rFonts w:ascii="Times New Roman" w:hAnsi="Times New Roman" w:eastAsia="Times New Roman" w:cs="Times New Roman"/>
-        </w:rPr>
-        <w:t xml:space="preserve"> </w:t>
-      </w:r>
-      <m:oMath>
-        <m:r>
-          <m:rPr>
-            <m:sty m:val="p"/>
-          </m:rPr>
-          <m:t>N</m:t>
-        </m:r>
-        <m:r>
-          <m:rPr>
-            <m:sty m:val="p"/>
-          </m:rPr>
-          <m:t>b</m:t>
-        </m:r>
-      </m:oMath>
-      <w:r>
-        <w:rPr>
-          <w:rFonts w:ascii="Times New Roman" w:hAnsi="Times New Roman" w:eastAsia="Times New Roman" w:cs="Times New Roman"/>
-        </w:rPr>
-        <w:t xml:space="preserve"> </w:t>
-      </w:r>
-      <w:r>
-        <w:rPr>
-          <w:rFonts w:hint="eastAsia" w:ascii="Times New Roman" w:hAnsi="Times New Roman" w:eastAsia="FangSong" w:cs="Times New Roman"/>
-        </w:rPr>
-        <w:t xml:space="preserve">为</w:t>
-      </w:r>
-      <w:r>
-        <w:rPr>
-          <w:rFonts w:ascii="Times New Roman" w:hAnsi="Times New Roman" w:eastAsia="Times New Roman" w:cs="Times New Roman"/>
-        </w:rPr>
-        <w:t xml:space="preserve"> </w:t>
-      </w:r>
-      <m:oMath>
-        <m:r>
-          <m:t>146</m:t>
-        </m:r>
-        <m:r>
-          <m:t> </m:t>
-        </m:r>
-        <m:r>
-          <m:rPr>
-            <m:sty m:val="p"/>
-          </m:rPr>
-          <m:t>p</m:t>
-        </m:r>
-        <m:r>
-          <m:rPr>
-            <m:sty m:val="p"/>
-          </m:rPr>
-          <m:t>m</m:t>
-        </m:r>
-      </m:oMath>
-      <w:r>
-        <w:rPr>
-          <w:rFonts w:ascii="Times New Roman" w:hAnsi="Times New Roman" w:eastAsia="Times New Roman" w:cs="Times New Roman"/>
-        </w:rPr>
-        <w:t xml:space="preserve"> </w:t>
-      </w:r>
-      <w:r>
-        <w:rPr>
-          <w:rFonts w:hint="eastAsia" w:ascii="Times New Roman" w:hAnsi="Times New Roman" w:eastAsia="FangSong" w:cs="Times New Roman"/>
-        </w:rPr>
-        <w:t xml:space="preserve">与钽</w:t>
-      </w:r>
-      <w:r>
-        <w:rPr>
-          <w:rFonts w:ascii="Times New Roman" w:hAnsi="Times New Roman" w:eastAsia="Times New Roman" w:cs="Times New Roman"/>
-        </w:rPr>
-        <w:t xml:space="preserve"> </w:t>
-      </w:r>
-      <m:oMath>
-        <m:r>
-          <m:rPr>
-            <m:sty m:val="p"/>
-          </m:rPr>
-          <m:t>T</m:t>
-        </m:r>
-        <m:r>
-          <m:rPr>
-            <m:sty m:val="p"/>
-          </m:rPr>
-          <m:t>a</m:t>
-        </m:r>
-      </m:oMath>
-      <w:r>
-        <w:rPr>
-          <w:rFonts w:ascii="Times New Roman" w:hAnsi="Times New Roman" w:eastAsia="Times New Roman" w:cs="Times New Roman"/>
-        </w:rPr>
-        <w:t xml:space="preserve"> </w:t>
-      </w:r>
-      <w:r>
-        <w:rPr>
-          <w:rFonts w:hint="eastAsia" w:ascii="Times New Roman" w:hAnsi="Times New Roman" w:eastAsia="FangSong" w:cs="Times New Roman"/>
-        </w:rPr>
-        <w:t xml:space="preserve">为</w:t>
-      </w:r>
-      <w:r>
-        <w:rPr>
-          <w:rFonts w:ascii="Times New Roman" w:hAnsi="Times New Roman" w:eastAsia="Times New Roman" w:cs="Times New Roman"/>
-        </w:rPr>
-        <w:t xml:space="preserve"> </w:t>
-      </w:r>
-      <m:oMath>
-        <m:r>
-          <m:t>146</m:t>
-        </m:r>
-        <m:r>
-          <m:t> </m:t>
-        </m:r>
-        <m:r>
-          <m:rPr>
-            <m:sty m:val="p"/>
-          </m:rPr>
-          <m:t>p</m:t>
-        </m:r>
-        <m:r>
-          <m:rPr>
-            <m:sty m:val="p"/>
-          </m:rPr>
-          <m:t>m</m:t>
-        </m:r>
-      </m:oMath>
-      <w:r>
-        <w:rPr>
-          <w:rFonts w:hint="eastAsia" w:ascii="Times New Roman" w:hAnsi="Times New Roman" w:eastAsia="Times New Roman" w:cs="Times New Roman"/>
-        </w:rPr>
-        <w:t>；</w:t>
-      </w:r>
-      <w:r>
-        <w:rPr>
-          <w:rFonts w:hint="eastAsia" w:ascii="Times New Roman" w:hAnsi="Times New Roman" w:eastAsia="FangSong" w:cs="Times New Roman"/>
-        </w:rPr>
-        <w:t>钼</w:t>
-      </w:r>
-      <w:r>
-        <w:rPr>
-          <w:rFonts w:ascii="Times New Roman" w:hAnsi="Times New Roman" w:eastAsia="Times New Roman" w:cs="Times New Roman"/>
-        </w:rPr>
-        <w:t xml:space="preserve"> </w:t>
-      </w:r>
-      <m:oMath>
-        <m:r>
-          <m:rPr>
-            <m:sty m:val="p"/>
-          </m:rPr>
-          <m:t>M</m:t>
-        </m:r>
-        <m:r>
-          <m:rPr>
-            <m:sty m:val="p"/>
-          </m:rPr>
-          <m:t>o</m:t>
-        </m:r>
-      </m:oMath>
-      <w:r>
-        <w:rPr>
-          <w:rFonts w:ascii="Times New Roman" w:hAnsi="Times New Roman" w:eastAsia="Times New Roman" w:cs="Times New Roman"/>
-        </w:rPr>
-        <w:t xml:space="preserve"> </w:t>
-      </w:r>
-      <w:r>
-        <w:rPr>
-          <w:rFonts w:hint="eastAsia" w:ascii="Times New Roman" w:hAnsi="Times New Roman" w:eastAsia="FangSong" w:cs="Times New Roman"/>
-        </w:rPr>
-        <w:t xml:space="preserve">为</w:t>
-      </w:r>
-      <w:r>
-        <w:rPr>
-          <w:rFonts w:ascii="Times New Roman" w:hAnsi="Times New Roman" w:eastAsia="Times New Roman" w:cs="Times New Roman"/>
-        </w:rPr>
-        <w:t xml:space="preserve"> </w:t>
-      </w:r>
-      <m:oMath>
-        <m:r>
-          <m:t>139</m:t>
-        </m:r>
-        <m:r>
-          <m:t> </m:t>
-        </m:r>
-        <m:r>
-          <m:rPr>
-            <m:sty m:val="p"/>
-          </m:rPr>
-          <m:t>p</m:t>
-        </m:r>
-        <m:r>
-          <m:rPr>
-            <m:sty m:val="p"/>
-          </m:rPr>
-          <m:t>m</m:t>
-        </m:r>
-      </m:oMath>
-      <w:r>
-        <w:rPr>
-          <w:rFonts w:ascii="Times New Roman" w:hAnsi="Times New Roman" w:eastAsia="Times New Roman" w:cs="Times New Roman"/>
-        </w:rPr>
-        <w:t xml:space="preserve"> </w:t>
-      </w:r>
-      <w:r>
-        <w:rPr>
-          <w:rFonts w:hint="eastAsia" w:ascii="Times New Roman" w:hAnsi="Times New Roman" w:eastAsia="FangSong" w:cs="Times New Roman"/>
-        </w:rPr>
-        <w:t xml:space="preserve">与钨</w:t>
-      </w:r>
-      <w:r>
-        <w:rPr>
-          <w:rFonts w:ascii="Times New Roman" w:hAnsi="Times New Roman" w:eastAsia="Times New Roman" w:cs="Times New Roman"/>
-        </w:rPr>
-        <w:t xml:space="preserve"> </w:t>
-      </w:r>
-      <m:oMath>
-        <m:r>
-          <m:rPr>
-            <m:sty m:val="p"/>
-          </m:rPr>
-          <m:t>W</m:t>
-        </m:r>
-      </m:oMath>
-      <w:r>
-        <w:rPr>
-          <w:rFonts w:ascii="Times New Roman" w:hAnsi="Times New Roman" w:eastAsia="Times New Roman" w:cs="Times New Roman"/>
-        </w:rPr>
-        <w:t xml:space="preserve"> </w:t>
-      </w:r>
-      <w:r>
-        <w:rPr>
-          <w:rFonts w:hint="eastAsia" w:ascii="Times New Roman" w:hAnsi="Times New Roman" w:eastAsia="FangSong" w:cs="Times New Roman"/>
-        </w:rPr>
-        <w:t xml:space="preserve">为</w:t>
-      </w:r>
-      <w:r>
-        <w:rPr>
-          <w:rFonts w:ascii="Times New Roman" w:hAnsi="Times New Roman" w:eastAsia="Times New Roman" w:cs="Times New Roman"/>
-        </w:rPr>
-        <w:t xml:space="preserve"> </w:t>
-      </w:r>
-      <m:oMath>
-        <m:r>
-          <m:t>139</m:t>
-        </m:r>
-        <m:r>
-          <m:t> </m:t>
-        </m:r>
-        <m:r>
-          <m:rPr>
-            <m:sty m:val="p"/>
-          </m:rPr>
-          <m:t>p</m:t>
-        </m:r>
-        <m:r>
-          <m:rPr>
-            <m:sty m:val="p"/>
-          </m:rPr>
-          <m:t>m</m:t>
-        </m:r>
-      </m:oMath>
-      <w:r>
-        <w:rPr>
-          <w:rFonts w:hint="eastAsia" w:ascii="Times New Roman" w:hAnsi="Times New Roman" w:eastAsia="Times New Roman" w:cs="Times New Roman"/>
-        </w:rPr>
-        <w:t>）。</w:t>
-      </w:r>
-      <w:r>
-        <w:rPr>
-          <w:rFonts w:hint="eastAsia" w:ascii="Times New Roman" w:hAnsi="Times New Roman" w:eastAsia="FangSong" w:cs="Times New Roman"/>
-        </w:rPr>
-        <w:t>这一反常构成了它们在自然界中共生且极难化学分离的微观根源</w:t>
-      </w:r>
-      <w:r>
-        <w:rPr>
-          <w:rFonts w:hint="eastAsia" w:ascii="Times New Roman" w:hAnsi="Times New Roman" w:eastAsia="Times New Roman" w:cs="Times New Roman"/>
-        </w:rPr>
-        <w:t>。</w:t>
-      </w:r>
-    </w:p>
-    <w:p>
-      <w:pPr>
-        <w:pStyle w:val="BodyText"/>
-        <w:ind w:firstLine="420"/>
-      </w:pPr>
-      <w:r>
-        <w:rPr>
-          <w:rFonts w:hint="eastAsia" w:ascii="Times New Roman" w:hAnsi="Times New Roman" w:eastAsia="FangSong" w:cs="Times New Roman"/>
-        </w:rPr>
-        <w:t>第一电离能</w:t>
-      </w:r>
-      <w:r>
-        <w:rPr>
-          <w:rFonts w:hint="eastAsia" w:ascii="Times New Roman" w:hAnsi="Times New Roman" w:eastAsia="Times New Roman" w:cs="Times New Roman"/>
-        </w:rPr>
-        <w:t>（</w:t>
-      </w:r>
-      <m:oMath>
-        <m:sSub>
-          <m:e>
-            <m:r>
-              <m:t>I</m:t>
-            </m:r>
-          </m:e>
-          <m:sub>
-            <m:r>
-              <m:t>1</m:t>
-            </m:r>
-          </m:sub>
-        </m:sSub>
-      </m:oMath>
-      <w:r>
-        <w:rPr>
-          <w:rFonts w:hint="eastAsia" w:ascii="Times New Roman" w:hAnsi="Times New Roman" w:eastAsia="Times New Roman" w:cs="Times New Roman"/>
-        </w:rPr>
-        <w:t>）</w:t>
-      </w:r>
-      <w:r>
-        <w:rPr>
-          <w:rFonts w:hint="eastAsia" w:ascii="Times New Roman" w:hAnsi="Times New Roman" w:eastAsia="FangSong" w:cs="Times New Roman"/>
-        </w:rPr>
-        <w:t>指气态基态孤立原子失去最外层第一个电子所需的最低能量</w:t>
-      </w:r>
-      <w:r>
-        <w:rPr>
-          <w:rFonts w:hint="eastAsia" w:ascii="Times New Roman" w:hAnsi="Times New Roman" w:eastAsia="Times New Roman" w:cs="Times New Roman"/>
-        </w:rPr>
-        <w:t>（</w:t>
-      </w:r>
-      <m:oMath>
-        <m:oMathPr>
-          <m:ctrlPr>
-            <w:rPr>
-              <w:sz w:val="28"/>
-              <w:szCs w:val="28"/>
-            </w:rPr>
-          </m:ctrlPr>
-        </m:oMathPr>
-        <m:r>
-          <m:rPr>
-            <m:sty m:val="p"/>
-          </m:rPr>
-          <m:t>M</m:t>
-        </m:r>
-        <m:r>
-          <m:rPr>
-            <m:sty m:val="p"/>
-          </m:rPr>
-          <m:t>(</m:t>
-        </m:r>
-        <m:r>
-          <m:rPr>
-            <m:sty m:val="p"/>
-          </m:rPr>
-          <m:t>g</m:t>
-        </m:r>
-        <m:r>
-          <m:rPr>
-            <m:sty m:val="p"/>
-          </m:rPr>
-          <m:t>)</m:t>
-        </m:r>
-        <m:r>
-          <m:rPr>
-            <m:sty m:val="p"/>
-          </m:rPr>
-          <m:t>→</m:t>
-        </m:r>
-        <m:sSup>
-          <m:e>
-            <m:r>
-              <m:rPr>
-                <m:sty m:val="p"/>
-              </m:rPr>
-              <m:t>M</m:t>
-            </m:r>
-          </m:e>
-          <m:sup>
-            <m:r>
-              <m:rPr>
-                <m:sty m:val="p"/>
-              </m:rPr>
-              <m:t>+</m:t>
-            </m:r>
-          </m:sup>
-        </m:sSup>
-        <m:r>
-          <m:rPr>
-            <m:sty m:val="p"/>
-          </m:rPr>
-          <m:t>(</m:t>
-        </m:r>
-        <m:r>
-          <m:rPr>
-            <m:sty m:val="p"/>
-          </m:rPr>
-          <m:t>g</m:t>
-        </m:r>
-        <m:r>
-          <m:rPr>
-            <m:sty m:val="p"/>
-          </m:rPr>
-          <m:t>)</m:t>
-        </m:r>
-        <m:r>
-          <m:rPr>
-            <m:sty m:val="p"/>
-          </m:rPr>
-          <m:t>+</m:t>
-        </m:r>
-        <m:sSup>
-          <m:e>
-            <m:r>
-              <m:rPr>
-                <m:sty m:val="p"/>
-              </m:rPr>
-              <m:t>e</m:t>
-            </m:r>
-          </m:e>
-          <m:sup>
-            <m:r>
-              <m:rPr>
-                <m:sty m:val="p"/>
-              </m:rPr>
-              <m:t>−</m:t>
-            </m:r>
-          </m:sup>
-        </m:sSup>
-        <m:r>
-          <m:rPr>
-            <m:sty m:val="p"/>
-          </m:rPr>
-          <m:t>(</m:t>
-        </m:r>
-        <m:r>
-          <m:rPr>
-            <m:sty m:val="p"/>
-          </m:rPr>
-          <m:t>g</m:t>
-        </m:r>
-        <m:r>
-          <m:rPr>
-            <m:sty m:val="p"/>
-          </m:rPr>
-          <m:t>)</m:t>
-        </m:r>
-      </m:oMath>
-      <w:r>
-        <w:rPr>
-          <w:rFonts w:hint="eastAsia" w:ascii="Times New Roman" w:hAnsi="Times New Roman" w:eastAsia="Times New Roman" w:cs="Times New Roman"/>
-        </w:rPr>
-        <w:t>）。</w:t>
-      </w:r>
-      <w:r>
-        <w:rPr>
-          <w:rFonts w:hint="eastAsia" w:ascii="Times New Roman" w:hAnsi="Times New Roman" w:eastAsia="FangSong" w:cs="Times New Roman"/>
-        </w:rPr>
-        <w:t>周期律总趋势为沿周期从左到右递增</w:t>
-      </w:r>
-      <w:r>
-        <w:rPr>
-          <w:rFonts w:hint="eastAsia" w:ascii="Times New Roman" w:hAnsi="Times New Roman" w:eastAsia="Times New Roman" w:cs="Times New Roman"/>
-        </w:rPr>
-        <w:t>，</w:t>
-      </w:r>
-      <w:r>
-        <w:rPr>
-          <w:rFonts w:hint="eastAsia" w:ascii="Times New Roman" w:hAnsi="Times New Roman" w:eastAsia="FangSong" w:cs="Times New Roman"/>
-        </w:rPr>
-        <w:t>但曲线呈现标志性的锯齿状双峰台阶</w:t>
-      </w:r>
-      <w:r>
-        <w:rPr>
-          <w:rFonts w:hint="eastAsia" w:ascii="Times New Roman" w:hAnsi="Times New Roman" w:eastAsia="Times New Roman" w:cs="Times New Roman"/>
-        </w:rPr>
-        <w:t>：</w:t>
-      </w:r>
-      <w:r>
-        <w:rPr>
-          <w:rFonts w:hint="eastAsia" w:ascii="Times New Roman" w:hAnsi="Times New Roman" w:eastAsia="FangSong" w:cs="Times New Roman"/>
-        </w:rPr>
-        <w:t>其一</w:t>
-      </w:r>
-      <w:r>
-        <w:rPr>
-          <w:rFonts w:hint="eastAsia" w:ascii="Times New Roman" w:hAnsi="Times New Roman" w:eastAsia="Times New Roman" w:cs="Times New Roman"/>
-        </w:rPr>
-        <w:t>，</w:t>
-      </w:r>
-      <w:r>
-        <w:rPr>
-          <w:rFonts w:hint="eastAsia" w:ascii="Times New Roman" w:hAnsi="Times New Roman" w:eastAsia="FangSong" w:cs="Times New Roman"/>
-        </w:rPr>
-        <w:t>第二主族与第十三主族反常</w:t>
-      </w:r>
-      <w:r>
-        <w:rPr>
-          <w:rFonts w:hint="eastAsia" w:ascii="Times New Roman" w:hAnsi="Times New Roman" w:eastAsia="Times New Roman" w:cs="Times New Roman"/>
-        </w:rPr>
-        <w:t>（</w:t>
-      </w:r>
-      <m:oMath>
-        <m:r>
-          <m:rPr>
-            <m:sty m:val="p"/>
-          </m:rPr>
-          <m:t>B</m:t>
-        </m:r>
-        <m:r>
-          <m:rPr>
-            <m:sty m:val="p"/>
-          </m:rPr>
-          <m:t>e</m:t>
-        </m:r>
-        <m:r>
-          <m:rPr>
-            <m:sty m:val="p"/>
-          </m:rPr>
-          <m:t>&gt;</m:t>
-        </m:r>
-        <m:r>
-          <m:rPr>
-            <m:sty m:val="p"/>
-          </m:rPr>
-          <m:t>B</m:t>
-        </m:r>
-      </m:oMath>
-      <w:r>
-        <w:rPr>
-          <w:rFonts w:ascii="Times New Roman" w:hAnsi="Times New Roman" w:eastAsia="Times New Roman" w:cs="Times New Roman"/>
-        </w:rPr>
-        <w:t xml:space="preserve"> </w:t>
-      </w:r>
-      <w:r>
-        <w:rPr>
-          <w:rFonts w:hint="eastAsia" w:ascii="Times New Roman" w:hAnsi="Times New Roman" w:eastAsia="FangSong" w:cs="Times New Roman"/>
-        </w:rPr>
-        <w:t xml:space="preserve">以及</w:t>
-      </w:r>
-      <w:r>
-        <w:rPr>
-          <w:rFonts w:ascii="Times New Roman" w:hAnsi="Times New Roman" w:eastAsia="Times New Roman" w:cs="Times New Roman"/>
-        </w:rPr>
-        <w:t xml:space="preserve"> </w:t>
-      </w:r>
-      <m:oMath>
-        <m:r>
-          <m:rPr>
-            <m:sty m:val="p"/>
-          </m:rPr>
-          <m:t>M</m:t>
-        </m:r>
-        <m:r>
-          <m:rPr>
-            <m:sty m:val="p"/>
-          </m:rPr>
-          <m:t>g</m:t>
-        </m:r>
-        <m:r>
-          <m:rPr>
-            <m:sty m:val="p"/>
-          </m:rPr>
-          <m:t>&gt;</m:t>
-        </m:r>
-        <m:r>
-          <m:rPr>
-            <m:sty m:val="p"/>
-          </m:rPr>
-          <m:t>A</m:t>
-        </m:r>
-        <m:r>
-          <m:rPr>
-            <m:sty m:val="p"/>
-          </m:rPr>
-          <m:t>l</m:t>
-        </m:r>
-      </m:oMath>
-      <w:r>
-        <w:rPr>
-          <w:rFonts w:hint="eastAsia" w:ascii="Times New Roman" w:hAnsi="Times New Roman" w:eastAsia="Times New Roman" w:cs="Times New Roman"/>
-        </w:rPr>
-        <w:t>），</w:t>
-      </w:r>
-      <w:r>
-        <w:rPr>
-          <w:rFonts w:hint="eastAsia" w:ascii="Times New Roman" w:hAnsi="Times New Roman" w:eastAsia="FangSong" w:cs="Times New Roman"/>
-        </w:rPr>
-        <w:t>铍的基态价电子为全充满的</w:t>
-      </w:r>
-      <w:r>
-        <w:rPr>
-          <w:rFonts w:ascii="Times New Roman" w:hAnsi="Times New Roman" w:eastAsia="Times New Roman" w:cs="Times New Roman"/>
-        </w:rPr>
-        <w:t xml:space="preserve"> </w:t>
-      </w:r>
-      <m:oMath>
-        <m:r>
-          <m:t>2</m:t>
-        </m:r>
-        <m:sSup>
-          <m:e>
-            <m:r>
-              <m:t>s</m:t>
-            </m:r>
-          </m:e>
-          <m:sup>
-            <m:r>
-              <m:t>2</m:t>
-            </m:r>
-          </m:sup>
-        </m:sSup>
-      </m:oMath>
-      <w:r>
-        <w:rPr>
-          <w:rFonts w:hint="eastAsia" w:ascii="Times New Roman" w:hAnsi="Times New Roman" w:eastAsia="Times New Roman" w:cs="Times New Roman"/>
-        </w:rPr>
-        <w:t>，</w:t>
-      </w:r>
-      <w:r>
-        <w:rPr>
-          <w:rFonts w:hint="eastAsia" w:ascii="Times New Roman" w:hAnsi="Times New Roman" w:eastAsia="FangSong" w:cs="Times New Roman"/>
-        </w:rPr>
-        <w:t>失去电子需从能量较深且穿透力强的</w:t>
-      </w:r>
-      <w:r>
-        <w:rPr>
-          <w:rFonts w:ascii="Times New Roman" w:hAnsi="Times New Roman" w:eastAsia="Times New Roman" w:cs="Times New Roman"/>
-        </w:rPr>
-        <w:t xml:space="preserve"> </w:t>
-      </w:r>
-      <m:oMath>
-        <m:r>
-          <m:t>2</m:t>
-        </m:r>
-        <m:r>
-          <m:t>s</m:t>
-        </m:r>
-      </m:oMath>
-      <w:r>
-        <w:rPr>
-          <w:rFonts w:ascii="Times New Roman" w:hAnsi="Times New Roman" w:eastAsia="Times New Roman" w:cs="Times New Roman"/>
-        </w:rPr>
-        <w:t xml:space="preserve"> </w:t>
-      </w:r>
-      <w:r>
-        <w:rPr>
-          <w:rFonts w:hint="eastAsia" w:ascii="Times New Roman" w:hAnsi="Times New Roman" w:eastAsia="FangSong" w:cs="Times New Roman"/>
-        </w:rPr>
-        <w:t>轨道剥离</w:t>
-      </w:r>
-      <w:r>
-        <w:rPr>
-          <w:rFonts w:hint="eastAsia" w:ascii="Times New Roman" w:hAnsi="Times New Roman" w:eastAsia="Times New Roman" w:cs="Times New Roman"/>
-        </w:rPr>
-        <w:t>；</w:t>
-      </w:r>
-      <w:r>
-        <w:rPr>
-          <w:rFonts w:hint="eastAsia" w:ascii="Times New Roman" w:hAnsi="Times New Roman" w:eastAsia="FangSong" w:cs="Times New Roman"/>
-        </w:rPr>
-        <w:t>而硼的基态价电子为</w:t>
-      </w:r>
-      <w:r>
-        <w:rPr>
-          <w:rFonts w:ascii="Times New Roman" w:hAnsi="Times New Roman" w:eastAsia="Times New Roman" w:cs="Times New Roman"/>
-        </w:rPr>
-        <w:t xml:space="preserve"> </w:t>
-      </w:r>
-      <m:oMath>
-        <m:oMathPr>
-          <m:ctrlPr>
-            <w:rPr>
-              <w:sz w:val="28"/>
-              <w:szCs w:val="28"/>
-            </w:rPr>
-          </m:ctrlPr>
-        </m:oMathPr>
-        <m:r>
-          <m:t>2</m:t>
-        </m:r>
-        <m:sSup>
-          <m:e>
-            <m:r>
-              <m:t>s</m:t>
-            </m:r>
-          </m:e>
-          <m:sup>
-            <m:r>
-              <m:t>2</m:t>
-            </m:r>
-          </m:sup>
-        </m:sSup>
-        <m:r>
-          <m:t>2</m:t>
-        </m:r>
-        <m:sSup>
-          <m:e>
-            <m:r>
-              <m:t>p</m:t>
-            </m:r>
-          </m:e>
-          <m:sup>
-            <m:r>
-              <m:t>1</m:t>
-            </m:r>
-          </m:sup>
-        </m:sSup>
-      </m:oMath>
-      <w:r>
-        <w:rPr>
-          <w:rFonts w:hint="eastAsia" w:ascii="Times New Roman" w:hAnsi="Times New Roman" w:eastAsia="Times New Roman" w:cs="Times New Roman"/>
-        </w:rPr>
-        <w:t>，</w:t>
-      </w:r>
-      <w:r>
-        <w:rPr>
-          <w:rFonts w:hint="eastAsia" w:ascii="Times New Roman" w:hAnsi="Times New Roman" w:eastAsia="FangSong" w:cs="Times New Roman"/>
-        </w:rPr>
-        <w:t>其最外层单个</w:t>
-      </w:r>
-      <w:r>
-        <w:rPr>
-          <w:rFonts w:ascii="Times New Roman" w:hAnsi="Times New Roman" w:eastAsia="Times New Roman" w:cs="Times New Roman"/>
-        </w:rPr>
-        <w:t xml:space="preserve"> </w:t>
-      </w:r>
-      <m:oMath>
-        <m:r>
-          <m:t>2</m:t>
-        </m:r>
-        <m:r>
-          <m:t>p</m:t>
-        </m:r>
-      </m:oMath>
-      <w:r>
-        <w:rPr>
-          <w:rFonts w:ascii="Times New Roman" w:hAnsi="Times New Roman" w:eastAsia="Times New Roman" w:cs="Times New Roman"/>
-        </w:rPr>
-        <w:t xml:space="preserve"> </w:t>
-      </w:r>
-      <w:r>
-        <w:rPr>
-          <w:rFonts w:hint="eastAsia" w:ascii="Times New Roman" w:hAnsi="Times New Roman" w:eastAsia="FangSong" w:cs="Times New Roman"/>
-        </w:rPr>
-        <w:t>电子不仅处于能量更高的亚层</w:t>
-      </w:r>
-      <w:r>
-        <w:rPr>
-          <w:rFonts w:hint="eastAsia" w:ascii="Times New Roman" w:hAnsi="Times New Roman" w:eastAsia="Times New Roman" w:cs="Times New Roman"/>
-        </w:rPr>
-        <w:t>，</w:t>
-      </w:r>
-      <w:r>
-        <w:rPr>
-          <w:rFonts w:hint="eastAsia" w:ascii="Times New Roman" w:hAnsi="Times New Roman" w:eastAsia="FangSong" w:cs="Times New Roman"/>
-        </w:rPr>
-        <w:t>且受到完整的内层</w:t>
-      </w:r>
-      <w:r>
-        <w:rPr>
-          <w:rFonts w:ascii="Times New Roman" w:hAnsi="Times New Roman" w:eastAsia="Times New Roman" w:cs="Times New Roman"/>
-        </w:rPr>
-        <w:t xml:space="preserve"> </w:t>
-      </w:r>
-      <m:oMath>
-        <m:oMathPr>
-          <m:ctrlPr>
-            <w:rPr>
-              <w:sz w:val="28"/>
-              <w:szCs w:val="28"/>
-            </w:rPr>
-          </m:ctrlPr>
-        </m:oMathPr>
-        <m:r>
-          <m:t>1</m:t>
-        </m:r>
-        <m:sSup>
-          <m:e>
-            <m:r>
-              <m:t>s</m:t>
-            </m:r>
-          </m:e>
-          <m:sup>
-            <m:r>
-              <m:t>2</m:t>
-            </m:r>
-          </m:sup>
-        </m:sSup>
-        <m:r>
-          <m:t>2</m:t>
-        </m:r>
-        <m:sSup>
-          <m:e>
-            <m:r>
-              <m:t>s</m:t>
-            </m:r>
-          </m:e>
-          <m:sup>
-            <m:r>
-              <m:t>2</m:t>
-            </m:r>
-          </m:sup>
-        </m:sSup>
-      </m:oMath>
-      <w:r>
-        <w:rPr>
-          <w:rFonts w:ascii="Times New Roman" w:hAnsi="Times New Roman" w:eastAsia="Times New Roman" w:cs="Times New Roman"/>
-        </w:rPr>
-        <w:t xml:space="preserve"> </w:t>
-      </w:r>
-      <w:r>
-        <w:rPr>
-          <w:rFonts w:hint="eastAsia" w:ascii="Times New Roman" w:hAnsi="Times New Roman" w:eastAsia="FangSong" w:cs="Times New Roman"/>
-        </w:rPr>
-        <w:t>强屏蔽</w:t>
-      </w:r>
-      <w:r>
-        <w:rPr>
-          <w:rFonts w:hint="eastAsia" w:ascii="Times New Roman" w:hAnsi="Times New Roman" w:eastAsia="Times New Roman" w:cs="Times New Roman"/>
-        </w:rPr>
-        <w:t>，</w:t>
-      </w:r>
-      <w:r>
-        <w:rPr>
-          <w:rFonts w:hint="eastAsia" w:ascii="Times New Roman" w:hAnsi="Times New Roman" w:eastAsia="FangSong" w:cs="Times New Roman"/>
-        </w:rPr>
-        <w:t>故第一电离能反而低于铍</w:t>
-      </w:r>
-      <w:r>
-        <w:rPr>
-          <w:rFonts w:hint="eastAsia" w:ascii="Times New Roman" w:hAnsi="Times New Roman" w:eastAsia="Times New Roman" w:cs="Times New Roman"/>
-        </w:rPr>
-        <w:t>（</w:t>
-      </w:r>
-      <m:oMath>
-        <m:oMathPr>
-          <m:ctrlPr>
-            <w:rPr>
-              <w:sz w:val="28"/>
-              <w:szCs w:val="28"/>
-            </w:rPr>
-          </m:ctrlPr>
-        </m:oMathPr>
-        <m:r>
-          <m:rPr>
-            <m:sty m:val="p"/>
-          </m:rPr>
-          <m:t>B</m:t>
-        </m:r>
-        <m:r>
-          <m:rPr>
-            <m:sty m:val="p"/>
-          </m:rPr>
-          <m:t>e</m:t>
-        </m:r>
-        <m:r>
-          <m:rPr>
-            <m:sty m:val="p"/>
-          </m:rPr>
-          <m:t>:</m:t>
-        </m:r>
-        <m:r>
-          <m:t>899</m:t>
-        </m:r>
-        <m:r>
-          <m:t> </m:t>
-        </m:r>
-        <m:r>
-          <m:rPr>
-            <m:sty m:val="p"/>
-          </m:rPr>
-          <m:t>k</m:t>
-        </m:r>
-        <m:r>
-          <m:rPr>
-            <m:sty m:val="p"/>
-          </m:rPr>
-          <m:t>J</m:t>
-        </m:r>
-        <m:r>
-          <m:rPr>
-            <m:sty m:val="p"/>
-          </m:rPr>
-          <m:t>⋅</m:t>
-        </m:r>
-        <m:r>
-          <m:rPr>
-            <m:sty m:val="p"/>
-          </m:rPr>
-          <m:t>m</m:t>
-        </m:r>
-        <m:r>
-          <m:rPr>
-            <m:sty m:val="p"/>
-          </m:rPr>
-          <m:t>o</m:t>
-        </m:r>
-        <m:sSup>
-          <m:e>
-            <m:r>
-              <m:rPr>
-                <m:sty m:val="p"/>
-              </m:rPr>
-              <m:t>l</m:t>
-            </m:r>
-          </m:e>
-          <m:sup>
-            <m:r>
-              <m:rPr>
-                <m:sty m:val="p"/>
-              </m:rPr>
-              <m:t>−</m:t>
-            </m:r>
-            <m:r>
-              <m:rPr>
-                <m:sty m:val="p"/>
-              </m:rPr>
-              <m:t>1</m:t>
-            </m:r>
-          </m:sup>
-        </m:sSup>
-        <m:r>
-          <m:rPr>
-            <m:sty m:val="p"/>
-          </m:rPr>
-          <m:t>&gt;</m:t>
-        </m:r>
-        <m:r>
-          <m:rPr>
-            <m:sty m:val="p"/>
-          </m:rPr>
-          <m:t>B</m:t>
-        </m:r>
-        <m:r>
-          <m:rPr>
-            <m:sty m:val="p"/>
-          </m:rPr>
-          <m:t>:</m:t>
-        </m:r>
-        <m:r>
-          <m:t>801</m:t>
-        </m:r>
-        <m:r>
-          <m:t> </m:t>
-        </m:r>
-        <m:r>
-          <m:rPr>
-            <m:sty m:val="p"/>
-          </m:rPr>
-          <m:t>k</m:t>
-        </m:r>
-        <m:r>
-          <m:rPr>
-            <m:sty m:val="p"/>
-          </m:rPr>
-          <m:t>J</m:t>
-        </m:r>
-        <m:r>
-          <m:rPr>
-            <m:sty m:val="p"/>
-          </m:rPr>
-          <m:t>⋅</m:t>
-        </m:r>
-        <m:r>
-          <m:rPr>
-            <m:sty m:val="p"/>
-          </m:rPr>
-          <m:t>m</m:t>
-        </m:r>
-        <m:r>
-          <m:rPr>
-            <m:sty m:val="p"/>
-          </m:rPr>
-          <m:t>o</m:t>
-        </m:r>
-        <m:sSup>
-          <m:e>
-            <m:r>
-              <m:rPr>
-                <m:sty m:val="p"/>
-              </m:rPr>
-              <m:t>l</m:t>
-            </m:r>
-          </m:e>
-          <m:sup>
-            <m:r>
-              <m:rPr>
-                <m:sty m:val="p"/>
-              </m:rPr>
-              <m:t>−</m:t>
-            </m:r>
-            <m:r>
-              <m:rPr>
-                <m:sty m:val="p"/>
-              </m:rPr>
-              <m:t>1</m:t>
-            </m:r>
-          </m:sup>
-        </m:sSup>
-      </m:oMath>
-      <w:r>
-        <w:rPr>
-          <w:rFonts w:hint="eastAsia" w:ascii="Times New Roman" w:hAnsi="Times New Roman" w:eastAsia="Times New Roman" w:cs="Times New Roman"/>
-        </w:rPr>
-        <w:t>）；</w:t>
-      </w:r>
-      <w:r>
-        <w:rPr>
-          <w:rFonts w:hint="eastAsia" w:ascii="Times New Roman" w:hAnsi="Times New Roman" w:eastAsia="FangSong" w:cs="Times New Roman"/>
-        </w:rPr>
-        <w:t>其二</w:t>
-      </w:r>
-      <w:r>
-        <w:rPr>
-          <w:rFonts w:hint="eastAsia" w:ascii="Times New Roman" w:hAnsi="Times New Roman" w:eastAsia="Times New Roman" w:cs="Times New Roman"/>
-        </w:rPr>
-        <w:t>，</w:t>
-      </w:r>
-      <w:r>
-        <w:rPr>
-          <w:rFonts w:hint="eastAsia" w:ascii="Times New Roman" w:hAnsi="Times New Roman" w:eastAsia="FangSong" w:cs="Times New Roman"/>
-        </w:rPr>
-        <w:t>第十五主族与第十六主族反常</w:t>
-      </w:r>
-      <w:r>
-        <w:rPr>
-          <w:rFonts w:hint="eastAsia" w:ascii="Times New Roman" w:hAnsi="Times New Roman" w:eastAsia="Times New Roman" w:cs="Times New Roman"/>
-        </w:rPr>
-        <w:t>（</w:t>
-      </w:r>
-      <m:oMath>
-        <m:r>
-          <m:rPr>
-            <m:sty m:val="p"/>
-          </m:rPr>
-          <m:t>N</m:t>
-        </m:r>
-        <m:r>
-          <m:rPr>
-            <m:sty m:val="p"/>
-          </m:rPr>
-          <m:t>&gt;</m:t>
-        </m:r>
-        <m:r>
-          <m:rPr>
-            <m:sty m:val="p"/>
-          </m:rPr>
-          <m:t>O</m:t>
-        </m:r>
-      </m:oMath>
-      <w:r>
-        <w:rPr>
-          <w:rFonts w:ascii="Times New Roman" w:hAnsi="Times New Roman" w:eastAsia="Times New Roman" w:cs="Times New Roman"/>
-        </w:rPr>
-        <w:t xml:space="preserve"> </w:t>
-      </w:r>
-      <w:r>
-        <w:rPr>
-          <w:rFonts w:hint="eastAsia" w:ascii="Times New Roman" w:hAnsi="Times New Roman" w:eastAsia="FangSong" w:cs="Times New Roman"/>
-        </w:rPr>
-        <w:t xml:space="preserve">以及</w:t>
-      </w:r>
-      <w:r>
-        <w:rPr>
-          <w:rFonts w:ascii="Times New Roman" w:hAnsi="Times New Roman" w:eastAsia="Times New Roman" w:cs="Times New Roman"/>
-        </w:rPr>
-        <w:t xml:space="preserve"> </w:t>
-      </w:r>
-      <m:oMath>
-        <m:r>
-          <m:rPr>
-            <m:sty m:val="p"/>
-          </m:rPr>
-          <m:t>P</m:t>
-        </m:r>
-        <m:r>
-          <m:rPr>
-            <m:sty m:val="p"/>
-          </m:rPr>
-          <m:t>&gt;</m:t>
-        </m:r>
-        <m:r>
-          <m:rPr>
-            <m:sty m:val="p"/>
-          </m:rPr>
-          <m:t>S</m:t>
-        </m:r>
-      </m:oMath>
-      <w:r>
-        <w:rPr>
-          <w:rFonts w:hint="eastAsia" w:ascii="Times New Roman" w:hAnsi="Times New Roman" w:eastAsia="Times New Roman" w:cs="Times New Roman"/>
-        </w:rPr>
-        <w:t>），</w:t>
-      </w:r>
-      <w:r>
-        <w:rPr>
-          <w:rFonts w:hint="eastAsia" w:ascii="Times New Roman" w:hAnsi="Times New Roman" w:eastAsia="FangSong" w:cs="Times New Roman"/>
-        </w:rPr>
-        <w:t>氮的价电子处于半充满的</w:t>
-      </w:r>
-      <w:r>
-        <w:rPr>
-          <w:rFonts w:ascii="Times New Roman" w:hAnsi="Times New Roman" w:eastAsia="Times New Roman" w:cs="Times New Roman"/>
-        </w:rPr>
-        <w:t xml:space="preserve"> </w:t>
-      </w:r>
-      <m:oMath>
-        <m:oMathPr>
-          <m:ctrlPr>
-            <w:rPr>
-              <w:sz w:val="28"/>
-              <w:szCs w:val="28"/>
-            </w:rPr>
-          </m:ctrlPr>
-        </m:oMathPr>
-        <m:r>
-          <m:t>2</m:t>
-        </m:r>
-        <m:sSubSup>
-          <m:e>
-            <m:r>
-              <m:t>p</m:t>
-            </m:r>
-          </m:e>
-          <m:sub>
-            <m:r>
-              <m:t>x</m:t>
-            </m:r>
-          </m:sub>
-          <m:sup>
-            <m:r>
-              <m:t>1</m:t>
-            </m:r>
-          </m:sup>
-        </m:sSubSup>
-        <m:r>
-          <m:t>2</m:t>
-        </m:r>
-        <m:sSubSup>
-          <m:e>
-            <m:r>
-              <m:t>p</m:t>
-            </m:r>
-          </m:e>
-          <m:sub>
-            <m:r>
-              <m:t>y</m:t>
-            </m:r>
-          </m:sub>
-          <m:sup>
-            <m:r>
-              <m:t>1</m:t>
-            </m:r>
-          </m:sup>
-        </m:sSubSup>
-        <m:r>
-          <m:t>2</m:t>
-        </m:r>
-        <m:sSubSup>
-          <m:e>
-            <m:r>
-              <m:t>p</m:t>
-            </m:r>
-          </m:e>
-          <m:sub>
-            <m:r>
-              <m:t>z</m:t>
-            </m:r>
-          </m:sub>
-          <m:sup>
-            <m:r>
-              <m:t>1</m:t>
-            </m:r>
-          </m:sup>
-        </m:sSubSup>
-      </m:oMath>
-      <w:r>
-        <w:rPr>
-          <w:rFonts w:ascii="Times New Roman" w:hAnsi="Times New Roman" w:eastAsia="Times New Roman" w:cs="Times New Roman"/>
-        </w:rPr>
-        <w:t xml:space="preserve"> </w:t>
-      </w:r>
-      <w:r>
-        <w:rPr>
-          <w:rFonts w:hint="eastAsia" w:ascii="Times New Roman" w:hAnsi="Times New Roman" w:eastAsia="FangSong" w:cs="Times New Roman"/>
-        </w:rPr>
-        <w:t>构型</w:t>
-      </w:r>
-      <w:r>
-        <w:rPr>
-          <w:rFonts w:hint="eastAsia" w:ascii="Times New Roman" w:hAnsi="Times New Roman" w:eastAsia="Times New Roman" w:cs="Times New Roman"/>
-        </w:rPr>
-        <w:t>，</w:t>
-      </w:r>
-      <w:r>
-        <w:rPr>
-          <w:rFonts w:hint="eastAsia" w:ascii="Times New Roman" w:hAnsi="Times New Roman" w:eastAsia="FangSong" w:cs="Times New Roman"/>
-        </w:rPr>
-        <w:t>拥有最大自旋交换能</w:t>
-      </w:r>
-      <w:r>
-        <w:rPr>
-          <w:rFonts w:hint="eastAsia" w:ascii="Times New Roman" w:hAnsi="Times New Roman" w:eastAsia="Times New Roman" w:cs="Times New Roman"/>
-        </w:rPr>
-        <w:t>；</w:t>
-      </w:r>
-      <w:r>
-        <w:rPr>
-          <w:rFonts w:hint="eastAsia" w:ascii="Times New Roman" w:hAnsi="Times New Roman" w:eastAsia="FangSong" w:cs="Times New Roman"/>
-        </w:rPr>
-        <w:t>而氧的价电子为</w:t>
-      </w:r>
-      <w:r>
-        <w:rPr>
-          <w:rFonts w:ascii="Times New Roman" w:hAnsi="Times New Roman" w:eastAsia="Times New Roman" w:cs="Times New Roman"/>
-        </w:rPr>
-        <w:t xml:space="preserve"> </w:t>
-      </w:r>
-      <m:oMath>
-        <m:r>
-          <m:t>2</m:t>
-        </m:r>
-        <m:sSup>
-          <m:e>
-            <m:r>
-              <m:t>p</m:t>
-            </m:r>
-          </m:e>
-          <m:sup>
-            <m:r>
-              <m:t>4</m:t>
-            </m:r>
-          </m:sup>
-        </m:sSup>
-      </m:oMath>
-      <w:r>
-        <w:rPr>
-          <w:rFonts w:hint="eastAsia" w:ascii="Times New Roman" w:hAnsi="Times New Roman" w:eastAsia="Times New Roman" w:cs="Times New Roman"/>
-        </w:rPr>
-        <w:t>，</w:t>
-      </w:r>
-      <w:r>
-        <w:rPr>
-          <w:rFonts w:hint="eastAsia" w:ascii="Times New Roman" w:hAnsi="Times New Roman" w:eastAsia="FangSong" w:cs="Times New Roman"/>
-        </w:rPr>
-        <w:t>其中一条</w:t>
-      </w:r>
-      <w:r>
-        <w:rPr>
-          <w:rFonts w:ascii="Times New Roman" w:hAnsi="Times New Roman" w:eastAsia="Times New Roman" w:cs="Times New Roman"/>
-        </w:rPr>
-        <w:t xml:space="preserve"> </w:t>
-      </w:r>
-      <m:oMath>
-        <m:r>
-          <m:t>p</m:t>
-        </m:r>
-      </m:oMath>
-      <w:r>
-        <w:rPr>
-          <w:rFonts w:ascii="Times New Roman" w:hAnsi="Times New Roman" w:eastAsia="Times New Roman" w:cs="Times New Roman"/>
-        </w:rPr>
-        <w:t xml:space="preserve"> </w:t>
-      </w:r>
-      <w:r>
-        <w:rPr>
-          <w:rFonts w:hint="eastAsia" w:ascii="Times New Roman" w:hAnsi="Times New Roman" w:eastAsia="FangSong" w:cs="Times New Roman"/>
-        </w:rPr>
-        <w:t>轨道被强行塞入两个电子</w:t>
-      </w:r>
-      <w:r>
-        <w:rPr>
-          <w:rFonts w:hint="eastAsia" w:ascii="Times New Roman" w:hAnsi="Times New Roman" w:eastAsia="Times New Roman" w:cs="Times New Roman"/>
-        </w:rPr>
-        <w:t>，</w:t>
-      </w:r>
-      <w:r>
-        <w:rPr>
-          <w:rFonts w:hint="eastAsia" w:ascii="Times New Roman" w:hAnsi="Times New Roman" w:eastAsia="FangSong" w:cs="Times New Roman"/>
-        </w:rPr>
-        <w:t>极大的库仑配对排斥能</w:t>
-      </w:r>
-      <w:r>
-        <w:rPr>
-          <w:rFonts w:hint="eastAsia" w:ascii="Times New Roman" w:hAnsi="Times New Roman" w:eastAsia="Times New Roman" w:cs="Times New Roman"/>
-        </w:rPr>
-        <w:t>（</w:t>
-      </w:r>
-      <w:r>
-        <w:rPr>
-          <w:rFonts w:hint="eastAsia" w:ascii="Times New Roman" w:hAnsi="Times New Roman" w:eastAsia="FangSong" w:cs="Times New Roman"/>
-        </w:rPr>
-        <w:t>成对能</w:t>
-      </w:r>
-      <w:r>
-        <w:rPr>
-          <w:rFonts w:hint="eastAsia" w:ascii="Times New Roman" w:hAnsi="Times New Roman" w:eastAsia="Times New Roman" w:cs="Times New Roman"/>
-        </w:rPr>
-        <w:t>）</w:t>
-      </w:r>
-      <w:r>
-        <w:rPr>
-          <w:rFonts w:hint="eastAsia" w:ascii="Times New Roman" w:hAnsi="Times New Roman" w:eastAsia="FangSong" w:cs="Times New Roman"/>
-        </w:rPr>
-        <w:t>促使该成对电子极易脱离</w:t>
-      </w:r>
-      <w:r>
-        <w:rPr>
-          <w:rFonts w:hint="eastAsia" w:ascii="Times New Roman" w:hAnsi="Times New Roman" w:eastAsia="Times New Roman" w:cs="Times New Roman"/>
-        </w:rPr>
-        <w:t>，</w:t>
-      </w:r>
-      <w:r>
-        <w:rPr>
-          <w:rFonts w:hint="eastAsia" w:ascii="Times New Roman" w:hAnsi="Times New Roman" w:eastAsia="FangSong" w:cs="Times New Roman"/>
-        </w:rPr>
-        <w:t>故氧的第一电离能反常跌落于氮之下</w:t>
-      </w:r>
-      <w:r>
-        <w:rPr>
-          <w:rFonts w:hint="eastAsia" w:ascii="Times New Roman" w:hAnsi="Times New Roman" w:eastAsia="Times New Roman" w:cs="Times New Roman"/>
-        </w:rPr>
-        <w:t>（</w:t>
-      </w:r>
-      <m:oMath>
-        <m:oMathPr>
-          <m:ctrlPr>
-            <w:rPr>
-              <w:sz w:val="28"/>
-              <w:szCs w:val="28"/>
-            </w:rPr>
-          </m:ctrlPr>
-        </m:oMathPr>
-        <m:r>
-          <m:rPr>
-            <m:sty m:val="p"/>
-          </m:rPr>
-          <m:t>N</m:t>
-        </m:r>
-        <m:r>
-          <m:rPr>
-            <m:sty m:val="p"/>
-          </m:rPr>
-          <m:t>:</m:t>
-        </m:r>
-        <m:r>
-          <m:t>1402</m:t>
-        </m:r>
-        <m:r>
-          <m:t> </m:t>
-        </m:r>
-        <m:r>
-          <m:rPr>
-            <m:sty m:val="p"/>
-          </m:rPr>
-          <m:t>k</m:t>
-        </m:r>
-        <m:r>
-          <m:rPr>
-            <m:sty m:val="p"/>
-          </m:rPr>
-          <m:t>J</m:t>
-        </m:r>
-        <m:r>
-          <m:rPr>
-            <m:sty m:val="p"/>
-          </m:rPr>
-          <m:t>⋅</m:t>
-        </m:r>
-        <m:r>
-          <m:rPr>
-            <m:sty m:val="p"/>
-          </m:rPr>
-          <m:t>m</m:t>
-        </m:r>
-        <m:r>
-          <m:rPr>
-            <m:sty m:val="p"/>
-          </m:rPr>
-          <m:t>o</m:t>
-        </m:r>
-        <m:sSup>
-          <m:e>
-            <m:r>
-              <m:rPr>
-                <m:sty m:val="p"/>
-              </m:rPr>
-              <m:t>l</m:t>
-            </m:r>
-          </m:e>
-          <m:sup>
-            <m:r>
-              <m:rPr>
-                <m:sty m:val="p"/>
-              </m:rPr>
-              <m:t>−</m:t>
-            </m:r>
-            <m:r>
-              <m:rPr>
-                <m:sty m:val="p"/>
-              </m:rPr>
-              <m:t>1</m:t>
-            </m:r>
-          </m:sup>
-        </m:sSup>
-        <m:r>
-          <m:rPr>
-            <m:sty m:val="p"/>
-          </m:rPr>
-          <m:t>&gt;</m:t>
-        </m:r>
-        <m:r>
-          <m:rPr>
-            <m:sty m:val="p"/>
-          </m:rPr>
-          <m:t>O</m:t>
-        </m:r>
-        <m:r>
-          <m:rPr>
-            <m:sty m:val="p"/>
-          </m:rPr>
-          <m:t>:</m:t>
-        </m:r>
-        <m:r>
-          <m:t>1314</m:t>
-        </m:r>
-        <m:r>
-          <m:t> </m:t>
-        </m:r>
-        <m:r>
-          <m:rPr>
-            <m:sty m:val="p"/>
-          </m:rPr>
-          <m:t>k</m:t>
-        </m:r>
-        <m:r>
-          <m:rPr>
-            <m:sty m:val="p"/>
-          </m:rPr>
-          <m:t>J</m:t>
-        </m:r>
-        <m:r>
-          <m:rPr>
-            <m:sty m:val="p"/>
-          </m:rPr>
-          <m:t>⋅</m:t>
-        </m:r>
-        <m:r>
-          <m:rPr>
-            <m:sty m:val="p"/>
-          </m:rPr>
-          <m:t>m</m:t>
-        </m:r>
-        <m:r>
-          <m:rPr>
-            <m:sty m:val="p"/>
-          </m:rPr>
-          <m:t>o</m:t>
-        </m:r>
-        <m:sSup>
-          <m:e>
-            <m:r>
-              <m:rPr>
-                <m:sty m:val="p"/>
-              </m:rPr>
-              <m:t>l</m:t>
-            </m:r>
-          </m:e>
-          <m:sup>
-            <m:r>
-              <m:rPr>
-                <m:sty m:val="p"/>
-              </m:rPr>
-              <m:t>−</m:t>
-            </m:r>
-            <m:r>
-              <m:rPr>
-                <m:sty m:val="p"/>
-              </m:rPr>
-              <m:t>1</m:t>
-            </m:r>
-          </m:sup>
-        </m:sSup>
-      </m:oMath>
-      <w:r>
-        <w:rPr>
-          <w:rFonts w:hint="eastAsia" w:ascii="Times New Roman" w:hAnsi="Times New Roman" w:eastAsia="Times New Roman" w:cs="Times New Roman"/>
-        </w:rPr>
-        <w:t>）。</w:t>
-      </w:r>
-      <w:r>
-        <w:rPr>
-          <w:rFonts w:hint="eastAsia" w:ascii="Times New Roman" w:hAnsi="Times New Roman" w:eastAsia="FangSong" w:cs="Times New Roman"/>
-        </w:rPr>
-        <w:t>逐级电离能</w:t>
-      </w:r>
-      <w:r>
-        <w:rPr>
-          <w:rFonts w:hint="eastAsia" w:ascii="Times New Roman" w:hAnsi="Times New Roman" w:eastAsia="Times New Roman" w:cs="Times New Roman"/>
-        </w:rPr>
-        <w:t>（</w:t>
-      </w:r>
-      <m:oMath>
-        <m:oMathPr>
-          <m:ctrlPr>
-            <w:rPr>
-              <w:sz w:val="28"/>
-              <w:szCs w:val="28"/>
-            </w:rPr>
-          </m:ctrlPr>
-        </m:oMathPr>
-        <m:sSub>
-          <m:e>
-            <m:r>
-              <m:t>I</m:t>
-            </m:r>
-          </m:e>
-          <m:sub>
-            <m:r>
-              <m:t>1</m:t>
-            </m:r>
-          </m:sub>
-        </m:sSub>
-        <m:r>
-          <m:rPr>
-            <m:sty m:val="p"/>
-          </m:rPr>
-          <m:t>,</m:t>
-        </m:r>
-        <m:sSub>
-          <m:e>
-            <m:r>
-              <m:t>I</m:t>
-            </m:r>
-          </m:e>
-          <m:sub>
-            <m:r>
-              <m:t>2</m:t>
-            </m:r>
-          </m:sub>
-        </m:sSub>
-        <m:r>
-          <m:rPr>
-            <m:sty m:val="p"/>
-          </m:rPr>
-          <m:t>,</m:t>
-        </m:r>
-        <m:sSub>
-          <m:e>
-            <m:r>
-              <m:t>I</m:t>
-            </m:r>
-          </m:e>
-          <m:sub>
-            <m:r>
-              <m:t>3</m:t>
-            </m:r>
-          </m:sub>
-        </m:sSub>
-        <m:r>
-          <m:rPr>
-            <m:sty m:val="p"/>
-          </m:rPr>
-          <m:t>,</m:t>
-        </m:r>
-        <m:r>
-          <m:rPr>
-            <m:sty m:val="p"/>
-          </m:rPr>
-          <m:t>…</m:t>
-        </m:r>
-      </m:oMath>
-      <w:r>
-        <w:rPr>
-          <w:rFonts w:hint="eastAsia" w:ascii="Times New Roman" w:hAnsi="Times New Roman" w:eastAsia="Times New Roman" w:cs="Times New Roman"/>
-        </w:rPr>
-        <w:t>）</w:t>
-      </w:r>
-      <w:r>
-        <w:rPr>
-          <w:rFonts w:hint="eastAsia" w:ascii="Times New Roman" w:hAnsi="Times New Roman" w:eastAsia="FangSong" w:cs="Times New Roman"/>
-        </w:rPr>
-        <w:t>在电离核心封闭壳层电子时发生数量级突跃</w:t>
-      </w:r>
-      <w:r>
-        <w:rPr>
-          <w:rFonts w:hint="eastAsia" w:ascii="Times New Roman" w:hAnsi="Times New Roman" w:eastAsia="Times New Roman" w:cs="Times New Roman"/>
-        </w:rPr>
-        <w:t>，</w:t>
-      </w:r>
-      <w:r>
-        <w:rPr>
-          <w:rFonts w:hint="eastAsia" w:ascii="Times New Roman" w:hAnsi="Times New Roman" w:eastAsia="FangSong" w:cs="Times New Roman"/>
-        </w:rPr>
-        <w:t>电离能的比值突跃断崖是确定未知元素主族族数最确凿的判据</w:t>
-      </w:r>
-      <w:r>
-        <w:rPr>
-          <w:rFonts w:hint="eastAsia" w:ascii="Times New Roman" w:hAnsi="Times New Roman" w:eastAsia="Times New Roman" w:cs="Times New Roman"/>
-        </w:rPr>
-        <w:t>。</w:t>
-      </w:r>
-    </w:p>
-    <w:p>
-      <w:pPr>
-        <w:pStyle w:val="BodyText"/>
-        <w:ind w:firstLine="420"/>
-      </w:pPr>
-      <w:r>
-        <w:rPr>
-          <w:rFonts w:hint="eastAsia" w:ascii="Times New Roman" w:hAnsi="Times New Roman" w:eastAsia="FangSong" w:cs="Times New Roman"/>
-        </w:rPr>
-        <w:t>第一电子亲和能</w:t>
-      </w:r>
-      <w:r>
-        <w:rPr>
-          <w:rFonts w:hint="eastAsia" w:ascii="Times New Roman" w:hAnsi="Times New Roman" w:eastAsia="Times New Roman" w:cs="Times New Roman"/>
-        </w:rPr>
-        <w:t>（</w:t>
-      </w:r>
-      <m:oMath>
-        <m:sSub>
-          <m:e>
-            <m:r>
-              <m:t>E</m:t>
-            </m:r>
-          </m:e>
-          <m:sub>
-            <m:r>
-              <m:rPr>
-                <m:sty m:val="p"/>
-              </m:rPr>
-              <m:t>e</m:t>
-            </m:r>
-            <m:r>
-              <m:rPr>
-                <m:sty m:val="p"/>
-              </m:rPr>
-              <m:t>a</m:t>
-            </m:r>
-            <m:r>
-              <m:rPr>
-                <m:sty m:val="p"/>
-              </m:rPr>
-              <m:t>1</m:t>
-            </m:r>
-          </m:sub>
-        </m:sSub>
-      </m:oMath>
-      <w:r>
-        <w:rPr>
-          <w:rFonts w:hint="eastAsia" w:ascii="Times New Roman" w:hAnsi="Times New Roman" w:eastAsia="Times New Roman" w:cs="Times New Roman"/>
-        </w:rPr>
-        <w:t>）</w:t>
-      </w:r>
-      <w:r>
-        <w:rPr>
-          <w:rFonts w:hint="eastAsia" w:ascii="Times New Roman" w:hAnsi="Times New Roman" w:eastAsia="FangSong" w:cs="Times New Roman"/>
-        </w:rPr>
-        <w:t>指气态孤立基态原子结合一个电子转化为一价阴离子时释放的能量</w:t>
-      </w:r>
-      <w:r>
-        <w:rPr>
-          <w:rFonts w:hint="eastAsia" w:ascii="Times New Roman" w:hAnsi="Times New Roman" w:eastAsia="Times New Roman" w:cs="Times New Roman"/>
-        </w:rPr>
-        <w:t>。</w:t>
-      </w:r>
-      <w:r>
-        <w:rPr>
-          <w:rFonts w:hint="eastAsia" w:ascii="Times New Roman" w:hAnsi="Times New Roman" w:eastAsia="FangSong" w:cs="Times New Roman"/>
-        </w:rPr>
-        <w:t>通常非金属元素的电子亲和能显著大于金属</w:t>
-      </w:r>
-      <w:r>
-        <w:rPr>
-          <w:rFonts w:hint="eastAsia" w:ascii="Times New Roman" w:hAnsi="Times New Roman" w:eastAsia="Times New Roman" w:cs="Times New Roman"/>
-        </w:rPr>
-        <w:t>，</w:t>
-      </w:r>
-      <w:r>
-        <w:rPr>
-          <w:rFonts w:hint="eastAsia" w:ascii="Times New Roman" w:hAnsi="Times New Roman" w:eastAsia="FangSong" w:cs="Times New Roman"/>
-        </w:rPr>
-        <w:t>但第</w:t>
-      </w:r>
-      <w:r>
-        <w:rPr>
-          <w:rFonts w:ascii="Times New Roman" w:hAnsi="Times New Roman" w:eastAsia="Times New Roman" w:cs="Times New Roman"/>
-        </w:rPr>
-        <w:t xml:space="preserve"> 17 </w:t>
-      </w:r>
-      <w:r>
-        <w:rPr>
-          <w:rFonts w:hint="eastAsia" w:ascii="Times New Roman" w:hAnsi="Times New Roman" w:eastAsia="FangSong" w:cs="Times New Roman"/>
-        </w:rPr>
-        <w:t>族卤素却出现著名的跨周期反常</w:t>
-      </w:r>
-      <w:r>
-        <w:rPr>
-          <w:rFonts w:hint="eastAsia" w:ascii="Times New Roman" w:hAnsi="Times New Roman" w:eastAsia="Times New Roman" w:cs="Times New Roman"/>
-        </w:rPr>
-        <w:t>：</w:t>
-      </w:r>
-      <w:r>
-        <w:rPr>
-          <w:rFonts w:hint="eastAsia" w:ascii="Times New Roman" w:hAnsi="Times New Roman" w:eastAsia="FangSong" w:cs="Times New Roman"/>
-        </w:rPr>
-        <w:t>氟的第一电子亲和能反而小于氯</w:t>
-      </w:r>
-      <w:r>
-        <w:rPr>
-          <w:rFonts w:hint="eastAsia" w:ascii="Times New Roman" w:hAnsi="Times New Roman" w:eastAsia="Times New Roman" w:cs="Times New Roman"/>
-        </w:rPr>
-        <w:t>（</w:t>
-      </w:r>
-      <m:oMath>
-        <m:oMathPr>
-          <m:ctrlPr>
-            <w:rPr>
-              <w:sz w:val="28"/>
-              <w:szCs w:val="28"/>
-            </w:rPr>
-          </m:ctrlPr>
-        </m:oMathPr>
-        <m:r>
-          <m:rPr>
-            <m:sty m:val="p"/>
-          </m:rPr>
-          <m:t>F</m:t>
-        </m:r>
-        <m:r>
-          <m:rPr>
-            <m:sty m:val="p"/>
-          </m:rPr>
-          <m:t>:</m:t>
-        </m:r>
-        <m:r>
-          <m:t>328</m:t>
-        </m:r>
-        <m:r>
-          <m:t> </m:t>
-        </m:r>
-        <m:r>
-          <m:rPr>
-            <m:sty m:val="p"/>
-          </m:rPr>
-          <m:t>k</m:t>
-        </m:r>
-        <m:r>
-          <m:rPr>
-            <m:sty m:val="p"/>
-          </m:rPr>
-          <m:t>J</m:t>
-        </m:r>
-        <m:r>
-          <m:rPr>
-            <m:sty m:val="p"/>
-          </m:rPr>
-          <m:t>⋅</m:t>
-        </m:r>
-        <m:r>
-          <m:rPr>
-            <m:sty m:val="p"/>
-          </m:rPr>
-          <m:t>m</m:t>
-        </m:r>
-        <m:r>
-          <m:rPr>
-            <m:sty m:val="p"/>
-          </m:rPr>
-          <m:t>o</m:t>
-        </m:r>
-        <m:sSup>
-          <m:e>
-            <m:r>
-              <m:rPr>
-                <m:sty m:val="p"/>
-              </m:rPr>
-              <m:t>l</m:t>
-            </m:r>
-          </m:e>
-          <m:sup>
-            <m:r>
-              <m:rPr>
-                <m:sty m:val="p"/>
-              </m:rPr>
-              <m:t>−</m:t>
-            </m:r>
-            <m:r>
-              <m:rPr>
-                <m:sty m:val="p"/>
-              </m:rPr>
-              <m:t>1</m:t>
-            </m:r>
-          </m:sup>
-        </m:sSup>
-        <m:r>
-          <m:rPr>
-            <m:sty m:val="p"/>
-          </m:rPr>
-          <m:t>&lt;</m:t>
-        </m:r>
-        <m:r>
-          <m:rPr>
-            <m:sty m:val="p"/>
-          </m:rPr>
-          <m:t>C</m:t>
-        </m:r>
-        <m:r>
-          <m:rPr>
-            <m:sty m:val="p"/>
-          </m:rPr>
-          <m:t>l</m:t>
-        </m:r>
-        <m:r>
-          <m:rPr>
-            <m:sty m:val="p"/>
-          </m:rPr>
-          <m:t>:</m:t>
-        </m:r>
-        <m:r>
-          <m:t>349</m:t>
-        </m:r>
-        <m:r>
-          <m:t> </m:t>
-        </m:r>
-        <m:r>
-          <m:rPr>
-            <m:sty m:val="p"/>
-          </m:rPr>
-          <m:t>k</m:t>
-        </m:r>
-        <m:r>
-          <m:rPr>
-            <m:sty m:val="p"/>
-          </m:rPr>
-          <m:t>J</m:t>
-        </m:r>
-        <m:r>
-          <m:rPr>
-            <m:sty m:val="p"/>
-          </m:rPr>
-          <m:t>⋅</m:t>
-        </m:r>
-        <m:r>
-          <m:rPr>
-            <m:sty m:val="p"/>
-          </m:rPr>
-          <m:t>m</m:t>
-        </m:r>
-        <m:r>
-          <m:rPr>
-            <m:sty m:val="p"/>
-          </m:rPr>
-          <m:t>o</m:t>
-        </m:r>
-        <m:sSup>
-          <m:e>
-            <m:r>
-              <m:rPr>
-                <m:sty m:val="p"/>
-              </m:rPr>
-              <m:t>l</m:t>
-            </m:r>
-          </m:e>
-          <m:sup>
-            <m:r>
-              <m:rPr>
-                <m:sty m:val="p"/>
-              </m:rPr>
-              <m:t>−</m:t>
-            </m:r>
-            <m:r>
-              <m:rPr>
-                <m:sty m:val="p"/>
-              </m:rPr>
-              <m:t>1</m:t>
-            </m:r>
-          </m:sup>
-        </m:sSup>
-      </m:oMath>
-      <w:r>
-        <w:rPr>
-          <w:rFonts w:hint="eastAsia" w:ascii="Times New Roman" w:hAnsi="Times New Roman" w:eastAsia="Times New Roman" w:cs="Times New Roman"/>
-        </w:rPr>
-        <w:t>），</w:t>
-      </w:r>
-      <w:r>
-        <w:rPr>
-          <w:rFonts w:hint="eastAsia" w:ascii="Times New Roman" w:hAnsi="Times New Roman" w:eastAsia="FangSong" w:cs="Times New Roman"/>
-        </w:rPr>
-        <w:t>氧的第一电子亲和能同样小于硫</w:t>
-      </w:r>
-      <w:r>
-        <w:rPr>
-          <w:rFonts w:hint="eastAsia" w:ascii="Times New Roman" w:hAnsi="Times New Roman" w:eastAsia="Times New Roman" w:cs="Times New Roman"/>
-        </w:rPr>
-        <w:t>（</w:t>
-      </w:r>
-      <m:oMath>
-        <m:oMathPr>
-          <m:ctrlPr>
-            <w:rPr>
-              <w:sz w:val="28"/>
-              <w:szCs w:val="28"/>
-            </w:rPr>
-          </m:ctrlPr>
-        </m:oMathPr>
-        <m:r>
-          <m:rPr>
-            <m:sty m:val="p"/>
-          </m:rPr>
-          <m:t>O</m:t>
-        </m:r>
-        <m:r>
-          <m:rPr>
-            <m:sty m:val="p"/>
-          </m:rPr>
-          <m:t>:</m:t>
-        </m:r>
-        <m:r>
-          <m:t>141</m:t>
-        </m:r>
-        <m:r>
-          <m:t> </m:t>
-        </m:r>
-        <m:r>
-          <m:rPr>
-            <m:sty m:val="p"/>
-          </m:rPr>
-          <m:t>k</m:t>
-        </m:r>
-        <m:r>
-          <m:rPr>
-            <m:sty m:val="p"/>
-          </m:rPr>
-          <m:t>J</m:t>
-        </m:r>
-        <m:r>
-          <m:rPr>
-            <m:sty m:val="p"/>
-          </m:rPr>
-          <m:t>⋅</m:t>
-        </m:r>
-        <m:r>
-          <m:rPr>
-            <m:sty m:val="p"/>
-          </m:rPr>
-          <m:t>m</m:t>
-        </m:r>
-        <m:r>
-          <m:rPr>
-            <m:sty m:val="p"/>
-          </m:rPr>
-          <m:t>o</m:t>
-        </m:r>
-        <m:sSup>
-          <m:e>
-            <m:r>
-              <m:rPr>
-                <m:sty m:val="p"/>
-              </m:rPr>
-              <m:t>l</m:t>
-            </m:r>
-          </m:e>
-          <m:sup>
-            <m:r>
-              <m:rPr>
-                <m:sty m:val="p"/>
-              </m:rPr>
-              <m:t>−</m:t>
-            </m:r>
-            <m:r>
-              <m:rPr>
-                <m:sty m:val="p"/>
-              </m:rPr>
-              <m:t>1</m:t>
-            </m:r>
-          </m:sup>
-        </m:sSup>
-        <m:r>
-          <m:rPr>
-            <m:sty m:val="p"/>
-          </m:rPr>
-          <m:t>&lt;</m:t>
-        </m:r>
-        <m:r>
-          <m:rPr>
-            <m:sty m:val="p"/>
-          </m:rPr>
-          <m:t>S</m:t>
-        </m:r>
-        <m:r>
-          <m:rPr>
-            <m:sty m:val="p"/>
-          </m:rPr>
-          <m:t>:</m:t>
-        </m:r>
-        <m:r>
-          <m:t>200</m:t>
-        </m:r>
-        <m:r>
-          <m:t> </m:t>
-        </m:r>
-        <m:r>
-          <m:rPr>
-            <m:sty m:val="p"/>
-          </m:rPr>
-          <m:t>k</m:t>
-        </m:r>
-        <m:r>
-          <m:rPr>
-            <m:sty m:val="p"/>
-          </m:rPr>
-          <m:t>J</m:t>
-        </m:r>
-        <m:r>
-          <m:rPr>
-            <m:sty m:val="p"/>
-          </m:rPr>
-          <m:t>⋅</m:t>
-        </m:r>
-        <m:r>
-          <m:rPr>
-            <m:sty m:val="p"/>
-          </m:rPr>
-          <m:t>m</m:t>
-        </m:r>
-        <m:r>
-          <m:rPr>
-            <m:sty m:val="p"/>
-          </m:rPr>
-          <m:t>o</m:t>
-        </m:r>
-        <m:sSup>
-          <m:e>
-            <m:r>
-              <m:rPr>
-                <m:sty m:val="p"/>
-              </m:rPr>
-              <m:t>l</m:t>
-            </m:r>
-          </m:e>
-          <m:sup>
-            <m:r>
-              <m:rPr>
-                <m:sty m:val="p"/>
-              </m:rPr>
-              <m:t>−</m:t>
-            </m:r>
-            <m:r>
-              <m:rPr>
-                <m:sty m:val="p"/>
-              </m:rPr>
-              <m:t>1</m:t>
-            </m:r>
-          </m:sup>
-        </m:sSup>
-      </m:oMath>
-      <w:r>
-        <w:rPr>
-          <w:rFonts w:hint="eastAsia" w:ascii="Times New Roman" w:hAnsi="Times New Roman" w:eastAsia="Times New Roman" w:cs="Times New Roman"/>
-        </w:rPr>
-        <w:t>）。</w:t>
-      </w:r>
-      <w:r>
-        <w:rPr>
-          <w:rFonts w:hint="eastAsia" w:ascii="Times New Roman" w:hAnsi="Times New Roman" w:eastAsia="FangSong" w:cs="Times New Roman"/>
-        </w:rPr>
-        <w:t>其微观本质在于第二周期原子</w:t>
-      </w:r>
-      <w:r>
-        <w:rPr>
-          <w:rFonts w:hint="eastAsia" w:ascii="Times New Roman" w:hAnsi="Times New Roman" w:eastAsia="Times New Roman" w:cs="Times New Roman"/>
-        </w:rPr>
-        <w:t>（F,</w:t>
-      </w:r>
-      <w:r>
-        <w:rPr>
-          <w:rFonts w:ascii="Times New Roman" w:hAnsi="Times New Roman" w:eastAsia="Times New Roman" w:cs="Times New Roman"/>
-        </w:rPr>
-        <w:t xml:space="preserve"> </w:t>
-      </w:r>
-      <w:r>
-        <w:rPr>
-          <w:rFonts w:hint="eastAsia" w:ascii="Times New Roman" w:hAnsi="Times New Roman" w:eastAsia="Times New Roman" w:cs="Times New Roman"/>
-        </w:rPr>
-        <w:t>O）</w:t>
-      </w:r>
-      <w:r>
-        <w:rPr>
-          <w:rFonts w:hint="eastAsia" w:ascii="Times New Roman" w:hAnsi="Times New Roman" w:eastAsia="FangSong" w:cs="Times New Roman"/>
-        </w:rPr>
-        <w:t>主量子数仅为</w:t>
-      </w:r>
-      <w:r>
-        <w:rPr>
-          <w:rFonts w:ascii="Times New Roman" w:hAnsi="Times New Roman" w:eastAsia="Times New Roman" w:cs="Times New Roman"/>
-        </w:rPr>
-        <w:t xml:space="preserve"> </w:t>
-      </w:r>
-      <m:oMath>
-        <m:r>
-          <m:t>n</m:t>
-        </m:r>
-        <m:r>
-          <m:rPr>
-            <m:sty m:val="p"/>
-          </m:rPr>
-          <m:t>=</m:t>
-        </m:r>
-        <m:r>
-          <m:t>2</m:t>
-        </m:r>
-      </m:oMath>
-      <w:r>
-        <w:rPr>
-          <w:rFonts w:hint="eastAsia" w:ascii="Times New Roman" w:hAnsi="Times New Roman" w:eastAsia="Times New Roman" w:cs="Times New Roman"/>
-        </w:rPr>
-        <w:t>，</w:t>
-      </w:r>
-      <w:r>
-        <w:rPr>
-          <w:rFonts w:hint="eastAsia" w:ascii="Times New Roman" w:hAnsi="Times New Roman" w:eastAsia="FangSong" w:cs="Times New Roman"/>
-        </w:rPr>
-        <w:t>原子半径极其狭窄紧凑</w:t>
-      </w:r>
-      <w:r>
-        <w:rPr>
-          <w:rFonts w:hint="eastAsia" w:ascii="Times New Roman" w:hAnsi="Times New Roman" w:eastAsia="Times New Roman" w:cs="Times New Roman"/>
-        </w:rPr>
-        <w:t>，</w:t>
-      </w:r>
-      <w:r>
-        <w:rPr>
-          <w:rFonts w:hint="eastAsia" w:ascii="Times New Roman" w:hAnsi="Times New Roman" w:eastAsia="FangSong" w:cs="Times New Roman"/>
-        </w:rPr>
-        <w:t>在如此局促的微空间内密集分布着</w:t>
-      </w:r>
-      <w:r>
-        <w:rPr>
-          <w:rFonts w:ascii="Times New Roman" w:hAnsi="Times New Roman" w:eastAsia="Times New Roman" w:cs="Times New Roman"/>
-        </w:rPr>
-        <w:t xml:space="preserve"> 7 </w:t>
-      </w:r>
-      <w:r>
-        <w:rPr>
-          <w:rFonts w:hint="eastAsia" w:ascii="Times New Roman" w:hAnsi="Times New Roman" w:eastAsia="FangSong" w:cs="Times New Roman"/>
-        </w:rPr>
-        <w:t>个价电子</w:t>
-      </w:r>
-      <w:r>
-        <w:rPr>
-          <w:rFonts w:hint="eastAsia" w:ascii="Times New Roman" w:hAnsi="Times New Roman" w:eastAsia="Times New Roman" w:cs="Times New Roman"/>
-        </w:rPr>
-        <w:t>，</w:t>
-      </w:r>
-      <w:r>
-        <w:rPr>
-          <w:rFonts w:hint="eastAsia" w:ascii="Times New Roman" w:hAnsi="Times New Roman" w:eastAsia="FangSong" w:cs="Times New Roman"/>
-        </w:rPr>
-        <w:t>当外来电子强行挤入紧缩的</w:t>
-      </w:r>
-      <w:r>
-        <w:rPr>
-          <w:rFonts w:ascii="Times New Roman" w:hAnsi="Times New Roman" w:eastAsia="Times New Roman" w:cs="Times New Roman"/>
-        </w:rPr>
-        <w:t xml:space="preserve"> </w:t>
-      </w:r>
-      <m:oMath>
-        <m:r>
-          <m:t>2</m:t>
-        </m:r>
-        <m:r>
-          <m:t>p</m:t>
-        </m:r>
-      </m:oMath>
-      <w:r>
-        <w:rPr>
-          <w:rFonts w:ascii="Times New Roman" w:hAnsi="Times New Roman" w:eastAsia="Times New Roman" w:cs="Times New Roman"/>
-        </w:rPr>
-        <w:t xml:space="preserve"> </w:t>
-      </w:r>
-      <w:r>
-        <w:rPr>
-          <w:rFonts w:hint="eastAsia" w:ascii="Times New Roman" w:hAnsi="Times New Roman" w:eastAsia="FangSong" w:cs="Times New Roman"/>
-        </w:rPr>
-        <w:t>亚层时</w:t>
-      </w:r>
-      <w:r>
-        <w:rPr>
-          <w:rFonts w:hint="eastAsia" w:ascii="Times New Roman" w:hAnsi="Times New Roman" w:eastAsia="Times New Roman" w:cs="Times New Roman"/>
-        </w:rPr>
-        <w:t>，</w:t>
-      </w:r>
-      <w:r>
-        <w:rPr>
-          <w:rFonts w:hint="eastAsia" w:ascii="Times New Roman" w:hAnsi="Times New Roman" w:eastAsia="FangSong" w:cs="Times New Roman"/>
-        </w:rPr>
-        <w:t>产生极大的电子云间互斥势能</w:t>
-      </w:r>
-      <w:r>
-        <w:rPr>
-          <w:rFonts w:hint="eastAsia" w:ascii="Times New Roman" w:hAnsi="Times New Roman" w:eastAsia="Times New Roman" w:cs="Times New Roman"/>
-        </w:rPr>
-        <w:t>，</w:t>
-      </w:r>
-      <w:r>
-        <w:rPr>
-          <w:rFonts w:hint="eastAsia" w:ascii="Times New Roman" w:hAnsi="Times New Roman" w:eastAsia="FangSong" w:cs="Times New Roman"/>
-        </w:rPr>
-        <w:t>该库仑排斥能抵消了相当一部分核电荷引力带来的能量释放</w:t>
-      </w:r>
-      <w:r>
-        <w:rPr>
-          <w:rFonts w:hint="eastAsia" w:ascii="Times New Roman" w:hAnsi="Times New Roman" w:eastAsia="Times New Roman" w:cs="Times New Roman"/>
-        </w:rPr>
-        <w:t>；</w:t>
-      </w:r>
-      <w:r>
-        <w:rPr>
-          <w:rFonts w:hint="eastAsia" w:ascii="Times New Roman" w:hAnsi="Times New Roman" w:eastAsia="FangSong" w:cs="Times New Roman"/>
-        </w:rPr>
-        <w:t>而第三周期的氯与硫具有舒展宽绰的</w:t>
-      </w:r>
-      <w:r>
-        <w:rPr>
-          <w:rFonts w:ascii="Times New Roman" w:hAnsi="Times New Roman" w:eastAsia="Times New Roman" w:cs="Times New Roman"/>
-        </w:rPr>
-        <w:t xml:space="preserve"> </w:t>
-      </w:r>
-      <m:oMath>
-        <m:r>
-          <m:t>3</m:t>
-        </m:r>
-        <m:r>
-          <m:t>p</m:t>
-        </m:r>
-      </m:oMath>
-      <w:r>
-        <w:rPr>
-          <w:rFonts w:ascii="Times New Roman" w:hAnsi="Times New Roman" w:eastAsia="Times New Roman" w:cs="Times New Roman"/>
-        </w:rPr>
-        <w:t xml:space="preserve"> </w:t>
-      </w:r>
-      <w:r>
-        <w:rPr>
-          <w:rFonts w:hint="eastAsia" w:ascii="Times New Roman" w:hAnsi="Times New Roman" w:eastAsia="FangSong" w:cs="Times New Roman"/>
-        </w:rPr>
-        <w:t>轨道</w:t>
-      </w:r>
-      <w:r>
-        <w:rPr>
-          <w:rFonts w:hint="eastAsia" w:ascii="Times New Roman" w:hAnsi="Times New Roman" w:eastAsia="Times New Roman" w:cs="Times New Roman"/>
-        </w:rPr>
-        <w:t>，</w:t>
-      </w:r>
-      <w:r>
-        <w:rPr>
-          <w:rFonts w:hint="eastAsia" w:ascii="Times New Roman" w:hAnsi="Times New Roman" w:eastAsia="FangSong" w:cs="Times New Roman"/>
-        </w:rPr>
-        <w:t>新容纳的电子所受电子排斥代价微弱得多</w:t>
-      </w:r>
-      <w:r>
-        <w:rPr>
-          <w:rFonts w:hint="eastAsia" w:ascii="Times New Roman" w:hAnsi="Times New Roman" w:eastAsia="Times New Roman" w:cs="Times New Roman"/>
-        </w:rPr>
-        <w:t>。</w:t>
-      </w:r>
-      <w:r>
-        <w:rPr>
-          <w:rFonts w:hint="eastAsia" w:ascii="Times New Roman" w:hAnsi="Times New Roman" w:eastAsia="FangSong" w:cs="Times New Roman"/>
-        </w:rPr>
-        <w:t>此外</w:t>
-      </w:r>
-      <w:r>
-        <w:rPr>
-          <w:rFonts w:hint="eastAsia" w:ascii="Times New Roman" w:hAnsi="Times New Roman" w:eastAsia="Times New Roman" w:cs="Times New Roman"/>
-        </w:rPr>
-        <w:t>，</w:t>
-      </w:r>
-      <w:r>
-        <w:rPr>
-          <w:rFonts w:hint="eastAsia" w:ascii="Times New Roman" w:hAnsi="Times New Roman" w:eastAsia="FangSong" w:cs="Times New Roman"/>
-        </w:rPr>
-        <w:t>所有元素结合第二个电子形成二价阴离子</w:t>
-      </w:r>
-      <w:r>
-        <w:rPr>
-          <w:rFonts w:hint="eastAsia" w:ascii="Times New Roman" w:hAnsi="Times New Roman" w:eastAsia="Times New Roman" w:cs="Times New Roman"/>
-        </w:rPr>
-        <w:t>（</w:t>
-      </w:r>
-      <w:r>
-        <w:rPr>
-          <w:rFonts w:hint="eastAsia" w:ascii="Times New Roman" w:hAnsi="Times New Roman" w:eastAsia="FangSong" w:cs="Times New Roman"/>
-        </w:rPr>
-        <w:t>如</w:t>
-      </w:r>
-      <w:r>
-        <w:rPr>
-          <w:rFonts w:ascii="Times New Roman" w:hAnsi="Times New Roman" w:eastAsia="Times New Roman" w:cs="Times New Roman"/>
-        </w:rPr>
-        <w:t xml:space="preserve"> </w:t>
-      </w:r>
-      <m:oMath>
-        <m:oMathPr>
-          <m:ctrlPr>
-            <w:rPr>
-              <w:sz w:val="28"/>
-              <w:szCs w:val="28"/>
-            </w:rPr>
-          </m:ctrlPr>
-        </m:oMathPr>
-        <m:r>
-          <m:rPr>
-            <m:sty m:val="p"/>
-          </m:rPr>
-          <m:t>O</m:t>
-        </m:r>
-        <m:r>
-          <m:rPr>
-            <m:sty m:val="p"/>
-          </m:rPr>
-          <m:t>(</m:t>
-        </m:r>
-        <m:r>
-          <m:rPr>
-            <m:sty m:val="p"/>
-          </m:rPr>
-          <m:t>g</m:t>
-        </m:r>
-        <m:r>
-          <m:rPr>
-            <m:sty m:val="p"/>
-          </m:rPr>
-          <m:t>)</m:t>
-        </m:r>
-        <m:r>
-          <m:rPr>
-            <m:sty m:val="p"/>
-          </m:rPr>
-          <m:t>+</m:t>
-        </m:r>
-        <m:sSup>
-          <m:e>
-            <m:r>
-              <m:rPr>
-                <m:sty m:val="p"/>
-              </m:rPr>
-              <m:t>e</m:t>
-            </m:r>
-          </m:e>
-          <m:sup>
-            <m:r>
-              <m:rPr>
-                <m:sty m:val="p"/>
-              </m:rPr>
-              <m:t>−</m:t>
-            </m:r>
-          </m:sup>
-        </m:sSup>
-        <m:r>
-          <m:rPr>
-            <m:sty m:val="p"/>
-          </m:rPr>
-          <m:t>→</m:t>
-        </m:r>
-        <m:sSup>
-          <m:e>
-            <m:r>
-              <m:rPr>
-                <m:sty m:val="p"/>
-              </m:rPr>
-              <m:t>O</m:t>
-            </m:r>
-          </m:e>
-          <m:sup>
-            <m:r>
-              <m:rPr>
-                <m:sty m:val="p"/>
-              </m:rPr>
-              <m:t>−</m:t>
-            </m:r>
-          </m:sup>
-        </m:sSup>
-        <m:r>
-          <m:rPr>
-            <m:sty m:val="p"/>
-          </m:rPr>
-          <m:t>(</m:t>
-        </m:r>
-        <m:r>
-          <m:rPr>
-            <m:sty m:val="p"/>
-          </m:rPr>
-          <m:t>g</m:t>
-        </m:r>
-        <m:r>
-          <m:rPr>
-            <m:sty m:val="p"/>
-          </m:rPr>
-          <m:t>)</m:t>
-        </m:r>
-      </m:oMath>
-      <w:r>
-        <w:rPr>
-          <w:rFonts w:ascii="Times New Roman" w:hAnsi="Times New Roman" w:eastAsia="Times New Roman" w:cs="Times New Roman"/>
-        </w:rPr>
-        <w:t xml:space="preserve"> </w:t>
-      </w:r>
-      <w:r>
-        <w:rPr>
-          <w:rFonts w:hint="eastAsia" w:ascii="Times New Roman" w:hAnsi="Times New Roman" w:eastAsia="FangSong" w:cs="Times New Roman"/>
-        </w:rPr>
-        <w:t>放热</w:t>
-      </w:r>
-      <w:r>
-        <w:rPr>
-          <w:rFonts w:hint="eastAsia" w:ascii="Times New Roman" w:hAnsi="Times New Roman" w:eastAsia="Times New Roman" w:cs="Times New Roman"/>
-        </w:rPr>
-        <w:t>，</w:t>
-      </w:r>
-      <w:r>
-        <w:rPr>
-          <w:rFonts w:hint="eastAsia" w:ascii="Times New Roman" w:hAnsi="Times New Roman" w:eastAsia="FangSong" w:cs="Times New Roman"/>
-        </w:rPr>
-        <w:t>但</w:t>
-      </w:r>
-      <w:r>
-        <w:rPr>
-          <w:rFonts w:ascii="Times New Roman" w:hAnsi="Times New Roman" w:eastAsia="Times New Roman" w:cs="Times New Roman"/>
-        </w:rPr>
-        <w:t xml:space="preserve"> </w:t>
-      </w:r>
-      <m:oMath>
-        <m:oMathPr>
-          <m:ctrlPr>
-            <w:rPr>
-              <w:sz w:val="28"/>
-              <w:szCs w:val="28"/>
-            </w:rPr>
-          </m:ctrlPr>
-        </m:oMathPr>
-        <m:sSup>
-          <m:e>
-            <m:r>
-              <m:rPr>
-                <m:sty m:val="p"/>
-              </m:rPr>
-              <m:t>O</m:t>
-            </m:r>
-          </m:e>
-          <m:sup>
-            <m:r>
-              <m:rPr>
-                <m:sty m:val="p"/>
-              </m:rPr>
-              <m:t>−</m:t>
-            </m:r>
-          </m:sup>
-        </m:sSup>
-        <m:r>
-          <m:rPr>
-            <m:sty m:val="p"/>
-          </m:rPr>
-          <m:t>(</m:t>
-        </m:r>
-        <m:r>
-          <m:rPr>
-            <m:sty m:val="p"/>
-          </m:rPr>
-          <m:t>g</m:t>
-        </m:r>
-        <m:r>
-          <m:rPr>
-            <m:sty m:val="p"/>
-          </m:rPr>
-          <m:t>)</m:t>
-        </m:r>
-        <m:r>
-          <m:rPr>
-            <m:sty m:val="p"/>
-          </m:rPr>
-          <m:t>+</m:t>
-        </m:r>
-        <m:sSup>
-          <m:e>
-            <m:r>
-              <m:rPr>
-                <m:sty m:val="p"/>
-              </m:rPr>
-              <m:t>e</m:t>
-            </m:r>
-          </m:e>
-          <m:sup>
-            <m:r>
-              <m:rPr>
-                <m:sty m:val="p"/>
-              </m:rPr>
-              <m:t>−</m:t>
-            </m:r>
-          </m:sup>
-        </m:sSup>
-        <m:r>
-          <m:rPr>
-            <m:sty m:val="p"/>
-          </m:rPr>
-          <m:t>→</m:t>
-        </m:r>
-        <m:sSup>
-          <m:e>
-            <m:r>
-              <m:rPr>
-                <m:sty m:val="p"/>
-              </m:rPr>
-              <m:t>O</m:t>
-            </m:r>
-          </m:e>
-          <m:sup>
-            <m:r>
-              <m:rPr>
-                <m:sty m:val="p"/>
-              </m:rPr>
-              <m:t>2</m:t>
-            </m:r>
-            <m:r>
-              <m:rPr>
-                <m:sty m:val="p"/>
-              </m:rPr>
-              <m:t>−</m:t>
-            </m:r>
-          </m:sup>
-        </m:sSup>
-        <m:r>
-          <m:rPr>
-            <m:sty m:val="p"/>
-          </m:rPr>
-          <m:t>(</m:t>
-        </m:r>
-        <m:r>
-          <m:rPr>
-            <m:sty m:val="p"/>
-          </m:rPr>
-          <m:t>g</m:t>
-        </m:r>
-        <m:r>
-          <m:rPr>
-            <m:sty m:val="p"/>
-          </m:rPr>
-          <m:t>)</m:t>
-        </m:r>
-      </m:oMath>
-      <w:r>
-        <w:rPr>
-          <w:rFonts w:ascii="Times New Roman" w:hAnsi="Times New Roman" w:eastAsia="Times New Roman" w:cs="Times New Roman"/>
-        </w:rPr>
-        <w:t xml:space="preserve"> </w:t>
-      </w:r>
-      <w:r>
-        <w:rPr>
-          <w:rFonts w:hint="eastAsia" w:ascii="Times New Roman" w:hAnsi="Times New Roman" w:eastAsia="FangSong" w:cs="Times New Roman"/>
-        </w:rPr>
-        <w:t>必须强行对抗已有一价负离子的巨大静电排斥</w:t>
-      </w:r>
-      <w:r>
-        <w:rPr>
-          <w:rFonts w:hint="eastAsia" w:ascii="Times New Roman" w:hAnsi="Times New Roman" w:eastAsia="Times New Roman" w:cs="Times New Roman"/>
-        </w:rPr>
-        <w:t>，</w:t>
-      </w:r>
-      <w:r>
-        <w:rPr>
-          <w:rFonts w:hint="eastAsia" w:ascii="Times New Roman" w:hAnsi="Times New Roman" w:eastAsia="FangSong" w:cs="Times New Roman"/>
-        </w:rPr>
-        <w:t>其</w:t>
-      </w:r>
-      <w:r>
-        <w:rPr>
-          <w:rFonts w:ascii="Times New Roman" w:hAnsi="Times New Roman" w:eastAsia="Times New Roman" w:cs="Times New Roman"/>
-        </w:rPr>
-        <w:t xml:space="preserve"> </w:t>
-      </w:r>
-      <m:oMath>
-        <m:sSub>
-          <m:e>
-            <m:r>
-              <m:t>E</m:t>
-            </m:r>
-          </m:e>
-          <m:sub>
-            <m:r>
-              <m:rPr>
-                <m:sty m:val="p"/>
-              </m:rPr>
-              <m:t>e</m:t>
-            </m:r>
-            <m:r>
-              <m:rPr>
-                <m:sty m:val="p"/>
-              </m:rPr>
-              <m:t>a</m:t>
-            </m:r>
-            <m:r>
-              <m:rPr>
-                <m:sty m:val="p"/>
-              </m:rPr>
-              <m:t>2</m:t>
-            </m:r>
-          </m:sub>
-        </m:sSub>
-      </m:oMath>
-      <w:r>
-        <w:rPr>
-          <w:rFonts w:ascii="Times New Roman" w:hAnsi="Times New Roman" w:eastAsia="Times New Roman" w:cs="Times New Roman"/>
-        </w:rPr>
-        <w:t xml:space="preserve"> </w:t>
-      </w:r>
-      <w:r>
-        <w:rPr>
-          <w:rFonts w:hint="eastAsia" w:ascii="Times New Roman" w:hAnsi="Times New Roman" w:eastAsia="FangSong" w:cs="Times New Roman"/>
-        </w:rPr>
-        <w:t>恒为强烈吸热过程</w:t>
-      </w:r>
-      <w:r>
-        <w:rPr>
-          <w:rFonts w:hint="eastAsia" w:ascii="Times New Roman" w:hAnsi="Times New Roman" w:eastAsia="Times New Roman" w:cs="Times New Roman"/>
-        </w:rPr>
-        <w:t>，</w:t>
-      </w:r>
-      <w:r>
-        <w:rPr>
-          <w:rFonts w:hint="eastAsia" w:ascii="Times New Roman" w:hAnsi="Times New Roman" w:eastAsia="FangSong" w:cs="Times New Roman"/>
-        </w:rPr>
-        <w:t>在气态孤立体系下绝对无法自发稳定存在</w:t>
-      </w:r>
-      <w:r>
-        <w:rPr>
-          <w:rFonts w:hint="eastAsia" w:ascii="Times New Roman" w:hAnsi="Times New Roman" w:eastAsia="Times New Roman" w:cs="Times New Roman"/>
-        </w:rPr>
-        <w:t>，</w:t>
-      </w:r>
-      <w:r>
-        <w:rPr>
-          <w:rFonts w:hint="eastAsia" w:ascii="Times New Roman" w:hAnsi="Times New Roman" w:eastAsia="FangSong" w:cs="Times New Roman"/>
-        </w:rPr>
-        <w:t>唯有在晶体点阵中依赖巨大的晶格能方能得以稳定</w:t>
-      </w:r>
-      <w:r>
-        <w:rPr>
-          <w:rFonts w:hint="eastAsia" w:ascii="Times New Roman" w:hAnsi="Times New Roman" w:eastAsia="Times New Roman" w:cs="Times New Roman"/>
-        </w:rPr>
-        <w:t>）。</w:t>
-      </w:r>
-    </w:p>
-    <w:p>
-      <w:pPr>
-        <w:pStyle w:val="BodyText"/>
-        <w:ind w:firstLine="420"/>
-      </w:pPr>
-      <w:r>
-        <w:rPr>
-          <w:rFonts w:hint="eastAsia" w:ascii="Times New Roman" w:hAnsi="Times New Roman" w:eastAsia="FangSong" w:cs="Times New Roman"/>
-        </w:rPr>
-        <w:t>电负性</w:t>
-      </w:r>
-      <w:r>
-        <w:rPr>
-          <w:rFonts w:hint="eastAsia" w:ascii="Times New Roman" w:hAnsi="Times New Roman" w:eastAsia="Times New Roman" w:cs="Times New Roman"/>
-        </w:rPr>
-        <w:t>（</w:t>
-      </w:r>
-      <m:oMath>
-        <m:r>
-          <m:t>χ</m:t>
-        </m:r>
-      </m:oMath>
-      <w:r>
-        <w:rPr>
-          <w:rFonts w:hint="eastAsia" w:ascii="Times New Roman" w:hAnsi="Times New Roman" w:eastAsia="Times New Roman" w:cs="Times New Roman"/>
-        </w:rPr>
-        <w:t>）</w:t>
-      </w:r>
-      <w:r>
-        <w:rPr>
-          <w:rFonts w:hint="eastAsia" w:ascii="Times New Roman" w:hAnsi="Times New Roman" w:eastAsia="FangSong" w:cs="Times New Roman"/>
-        </w:rPr>
-        <w:t>衡量原子在分子中吸引成键共用电子对的相对本领</w:t>
-      </w:r>
-      <w:r>
-        <w:rPr>
-          <w:rFonts w:hint="eastAsia" w:ascii="Times New Roman" w:hAnsi="Times New Roman" w:eastAsia="Times New Roman" w:cs="Times New Roman"/>
-        </w:rPr>
-        <w:t>。</w:t>
-      </w:r>
-      <w:r>
-        <w:rPr>
-          <w:rFonts w:hint="eastAsia" w:ascii="Times New Roman" w:hAnsi="Times New Roman" w:eastAsia="FangSong" w:cs="Times New Roman"/>
-        </w:rPr>
-        <w:t>竞赛中主流采用三大标度</w:t>
-      </w:r>
-      <w:r>
-        <w:rPr>
-          <w:rFonts w:hint="eastAsia" w:ascii="Times New Roman" w:hAnsi="Times New Roman" w:eastAsia="Times New Roman" w:cs="Times New Roman"/>
-        </w:rPr>
-        <w:t>：</w:t>
-      </w:r>
-      <w:r>
-        <w:rPr>
-          <w:rFonts w:hint="eastAsia" w:ascii="Times New Roman" w:hAnsi="Times New Roman" w:eastAsia="FangSong" w:cs="Times New Roman"/>
-        </w:rPr>
-        <w:t>其一</w:t>
-      </w:r>
-      <w:r>
-        <w:rPr>
-          <w:rFonts w:hint="eastAsia" w:ascii="Times New Roman" w:hAnsi="Times New Roman" w:eastAsia="Times New Roman" w:cs="Times New Roman"/>
-        </w:rPr>
-        <w:t>，</w:t>
-      </w:r>
-      <w:r>
-        <w:rPr>
-          <w:rFonts w:hint="eastAsia" w:ascii="Times New Roman" w:hAnsi="Times New Roman" w:eastAsia="FangSong" w:cs="Times New Roman"/>
-        </w:rPr>
-        <w:t>鲍林电负性标度</w:t>
-      </w:r>
-      <w:r>
-        <w:rPr>
-          <w:rFonts w:hint="eastAsia" w:ascii="Times New Roman" w:hAnsi="Times New Roman" w:eastAsia="Times New Roman" w:cs="Times New Roman"/>
-        </w:rPr>
-        <w:t>（Pauling</w:t>
-      </w:r>
-      <w:r>
-        <w:rPr>
-          <w:rFonts w:ascii="Times New Roman" w:hAnsi="Times New Roman" w:eastAsia="Times New Roman" w:cs="Times New Roman"/>
-        </w:rPr>
-        <w:t xml:space="preserve"> </w:t>
-      </w:r>
-      <w:r>
-        <w:rPr>
-          <w:rFonts w:hint="eastAsia" w:ascii="Times New Roman" w:hAnsi="Times New Roman" w:eastAsia="Times New Roman" w:cs="Times New Roman"/>
-        </w:rPr>
-        <w:t>Scale），</w:t>
-      </w:r>
-      <w:r>
-        <w:rPr>
-          <w:rFonts w:hint="eastAsia" w:ascii="Times New Roman" w:hAnsi="Times New Roman" w:eastAsia="FangSong" w:cs="Times New Roman"/>
-        </w:rPr>
-        <w:t>建立在热化学共价键能偏差之上</w:t>
-      </w:r>
-      <w:r>
-        <w:rPr>
-          <w:rFonts w:hint="eastAsia" w:ascii="Times New Roman" w:hAnsi="Times New Roman" w:eastAsia="Times New Roman" w:cs="Times New Roman"/>
-        </w:rPr>
-        <w:t>，</w:t>
-      </w:r>
-      <w:r>
-        <w:rPr>
-          <w:rFonts w:hint="eastAsia" w:ascii="Times New Roman" w:hAnsi="Times New Roman" w:eastAsia="FangSong" w:cs="Times New Roman"/>
-        </w:rPr>
-        <w:t>定义两异核原子</w:t>
-      </w:r>
-      <w:r>
-        <w:rPr>
-          <w:rFonts w:ascii="Times New Roman" w:hAnsi="Times New Roman" w:eastAsia="Times New Roman" w:cs="Times New Roman"/>
-        </w:rPr>
-        <w:t xml:space="preserve"> </w:t>
-      </w:r>
-      <m:oMath>
-        <m:r>
-          <m:rPr>
-            <m:sty m:val="p"/>
-          </m:rPr>
-          <m:t>A</m:t>
-        </m:r>
-        <m:r>
-          <m:rPr>
-            <m:sty m:val="p"/>
-          </m:rPr>
-          <m:t>−</m:t>
-        </m:r>
-        <m:r>
-          <m:rPr>
-            <m:sty m:val="p"/>
-          </m:rPr>
-          <m:t>B</m:t>
-        </m:r>
-      </m:oMath>
-      <w:r>
-        <w:rPr>
-          <w:rFonts w:ascii="Times New Roman" w:hAnsi="Times New Roman" w:eastAsia="Times New Roman" w:cs="Times New Roman"/>
-        </w:rPr>
-        <w:t xml:space="preserve"> </w:t>
-      </w:r>
-      <w:r>
-        <w:rPr>
-          <w:rFonts w:hint="eastAsia" w:ascii="Times New Roman" w:hAnsi="Times New Roman" w:eastAsia="FangSong" w:cs="Times New Roman"/>
-        </w:rPr>
-        <w:t>的共价键离解能超过均相纯共价键离解能几何平均值的增量为离子共振稳定化能</w:t>
-      </w:r>
-      <w:r>
-        <w:rPr>
-          <w:rFonts w:hint="eastAsia" w:ascii="Times New Roman" w:hAnsi="Times New Roman" w:eastAsia="Times New Roman" w:cs="Times New Roman"/>
-        </w:rPr>
-        <w:t>：</w:t>
-      </w:r>
-      <m:oMath>
-        <m:oMathPr>
-          <m:ctrlPr>
-            <w:rPr>
-              <w:sz w:val="28"/>
-              <w:szCs w:val="28"/>
-            </w:rPr>
-          </m:ctrlPr>
-        </m:oMathPr>
-        <m:r>
-          <m:rPr>
-            <m:sty m:val="p"/>
-          </m:rPr>
-          <m:t>Δ</m:t>
-        </m:r>
-        <m:r>
-          <m:rPr>
-            <m:sty m:val="p"/>
-          </m:rPr>
-          <m:t>=</m:t>
-        </m:r>
-        <m:sSub>
-          <m:e>
-            <m:r>
-              <m:t>E</m:t>
-            </m:r>
-          </m:e>
-          <m:sub>
-            <m:r>
-              <m:t>d</m:t>
-            </m:r>
-          </m:sub>
-        </m:sSub>
-        <m:r>
-          <m:rPr>
-            <m:sty m:val="p"/>
-          </m:rPr>
-          <m:t>(</m:t>
-        </m:r>
-        <m:r>
-          <m:rPr>
-            <m:sty m:val="p"/>
-          </m:rPr>
-          <m:t>A</m:t>
-        </m:r>
-        <m:r>
-          <m:rPr>
-            <m:sty m:val="p"/>
-          </m:rPr>
-          <m:t>B</m:t>
-        </m:r>
-        <m:r>
-          <m:rPr>
-            <m:sty m:val="p"/>
-          </m:rPr>
-          <m:t>)</m:t>
-        </m:r>
-        <m:r>
-          <m:rPr>
-            <m:sty m:val="p"/>
-          </m:rPr>
-          <m:t>−</m:t>
-        </m:r>
-        <m:rad>
-          <m:radPr>
-            <m:degHide m:val="on"/>
-          </m:radPr>
-          <m:deg/>
-          <m:e>
-            <m:sSub>
-              <m:e>
-                <m:r>
-                  <m:t>E</m:t>
-                </m:r>
-              </m:e>
-              <m:sub>
-                <m:r>
-                  <m:t>d</m:t>
-                </m:r>
-              </m:sub>
-            </m:sSub>
-            <m:r>
-              <m:rPr>
-                <m:sty m:val="p"/>
-              </m:rPr>
-              <m:t>(</m:t>
-            </m:r>
-            <m:r>
-              <m:rPr>
-                <m:sty m:val="p"/>
-              </m:rPr>
-              <m:t>A</m:t>
-            </m:r>
-            <m:r>
-              <m:rPr>
-                <m:sty m:val="p"/>
-              </m:rPr>
-              <m:t>A</m:t>
-            </m:r>
-            <m:r>
-              <m:rPr>
-                <m:sty m:val="p"/>
-              </m:rPr>
-              <m:t>)</m:t>
-            </m:r>
-            <m:sSub>
-              <m:e>
-                <m:r>
-                  <m:t>E</m:t>
-                </m:r>
-              </m:e>
-              <m:sub>
-                <m:r>
-                  <m:t>d</m:t>
-                </m:r>
-              </m:sub>
-            </m:sSub>
-            <m:r>
-              <m:rPr>
-                <m:sty m:val="p"/>
-              </m:rPr>
-              <m:t>(</m:t>
-            </m:r>
-            <m:r>
-              <m:rPr>
-                <m:sty m:val="p"/>
-              </m:rPr>
-              <m:t>B</m:t>
-            </m:r>
-            <m:r>
-              <m:rPr>
-                <m:sty m:val="p"/>
-              </m:rPr>
-              <m:t>B</m:t>
-            </m:r>
-            <m:r>
-              <m:rPr>
-                <m:sty m:val="p"/>
-              </m:rPr>
-              <m:t>)</m:t>
-            </m:r>
-          </m:e>
-        </m:rad>
-      </m:oMath>
-      <w:r>
-        <w:rPr>
-          <w:rFonts w:hint="eastAsia" w:ascii="Times New Roman" w:hAnsi="Times New Roman" w:eastAsia="Times New Roman" w:cs="Times New Roman"/>
-        </w:rPr>
-        <w:t>，</w:t>
-      </w:r>
-      <w:r>
-        <w:rPr>
-          <w:rFonts w:hint="eastAsia" w:ascii="Times New Roman" w:hAnsi="Times New Roman" w:eastAsia="FangSong" w:cs="Times New Roman"/>
-        </w:rPr>
-        <w:t>由此规定电负性差值</w:t>
-      </w:r>
-      <w:r>
-        <w:rPr>
-          <w:rFonts w:ascii="Times New Roman" w:hAnsi="Times New Roman" w:eastAsia="Times New Roman" w:cs="Times New Roman"/>
-        </w:rPr>
-        <w:t xml:space="preserve"> </w:t>
-      </w:r>
-      <m:oMath>
-        <m:oMathPr>
-          <m:ctrlPr>
-            <w:rPr>
-              <w:sz w:val="28"/>
-              <w:szCs w:val="28"/>
-            </w:rPr>
-          </m:ctrlPr>
-        </m:oMathPr>
-        <m:r>
-          <m:rPr>
-            <m:sty m:val="p"/>
-          </m:rPr>
-          <m:t>|</m:t>
-        </m:r>
-        <m:sSub>
-          <m:e>
-            <m:r>
-              <m:t>χ</m:t>
-            </m:r>
-          </m:e>
-          <m:sub>
-            <m:r>
-              <m:rPr>
-                <m:sty m:val="p"/>
-              </m:rPr>
-              <m:t>A</m:t>
-            </m:r>
-          </m:sub>
-        </m:sSub>
-        <m:r>
-          <m:rPr>
-            <m:sty m:val="p"/>
-          </m:rPr>
-          <m:t>−</m:t>
-        </m:r>
-        <m:sSub>
-          <m:e>
-            <m:r>
-              <m:t>χ</m:t>
-            </m:r>
-          </m:e>
-          <m:sub>
-            <m:r>
-              <m:rPr>
-                <m:sty m:val="p"/>
-              </m:rPr>
-              <m:t>B</m:t>
-            </m:r>
-          </m:sub>
-        </m:sSub>
-        <m:r>
-          <m:rPr>
-            <m:sty m:val="p"/>
-          </m:rPr>
-          <m:t>|</m:t>
-        </m:r>
-        <m:r>
-          <m:rPr>
-            <m:sty m:val="p"/>
-          </m:rPr>
-          <m:t>=</m:t>
-        </m:r>
-        <m:r>
-          <m:t>0.102</m:t>
-        </m:r>
-        <m:rad>
-          <m:radPr>
-            <m:degHide m:val="on"/>
-          </m:radPr>
-          <m:deg/>
-          <m:e>
-            <m:r>
-              <m:rPr>
-                <m:sty m:val="p"/>
-              </m:rPr>
-              <m:t>Δ</m:t>
-            </m:r>
-          </m:e>
-        </m:rad>
-      </m:oMath>
-      <w:r>
-        <w:rPr>
-          <w:rFonts w:hint="eastAsia" w:ascii="Times New Roman" w:hAnsi="Times New Roman" w:eastAsia="Times New Roman" w:cs="Times New Roman"/>
-        </w:rPr>
-        <w:t>；</w:t>
-      </w:r>
-      <w:r>
-        <w:rPr>
-          <w:rFonts w:hint="eastAsia" w:ascii="Times New Roman" w:hAnsi="Times New Roman" w:eastAsia="FangSong" w:cs="Times New Roman"/>
-        </w:rPr>
-        <w:t>其二</w:t>
-      </w:r>
-      <w:r>
-        <w:rPr>
-          <w:rFonts w:hint="eastAsia" w:ascii="Times New Roman" w:hAnsi="Times New Roman" w:eastAsia="Times New Roman" w:cs="Times New Roman"/>
-        </w:rPr>
-        <w:t>，</w:t>
-      </w:r>
-      <w:r>
-        <w:rPr>
-          <w:rFonts w:hint="eastAsia" w:ascii="Times New Roman" w:hAnsi="Times New Roman" w:eastAsia="FangSong" w:cs="Times New Roman"/>
-        </w:rPr>
-        <w:t>密立根电负性标度</w:t>
-      </w:r>
-      <w:r>
-        <w:rPr>
-          <w:rFonts w:hint="eastAsia" w:ascii="Times New Roman" w:hAnsi="Times New Roman" w:eastAsia="Times New Roman" w:cs="Times New Roman"/>
-        </w:rPr>
-        <w:t>（Mulliken</w:t>
-      </w:r>
-      <w:r>
-        <w:rPr>
-          <w:rFonts w:ascii="Times New Roman" w:hAnsi="Times New Roman" w:eastAsia="Times New Roman" w:cs="Times New Roman"/>
-        </w:rPr>
-        <w:t xml:space="preserve"> </w:t>
-      </w:r>
-      <w:r>
-        <w:rPr>
-          <w:rFonts w:hint="eastAsia" w:ascii="Times New Roman" w:hAnsi="Times New Roman" w:eastAsia="Times New Roman" w:cs="Times New Roman"/>
-        </w:rPr>
-        <w:t>Scale），</w:t>
-      </w:r>
-      <w:r>
-        <w:rPr>
-          <w:rFonts w:hint="eastAsia" w:ascii="Times New Roman" w:hAnsi="Times New Roman" w:eastAsia="FangSong" w:cs="Times New Roman"/>
-        </w:rPr>
-        <w:t>直接基于原子自身的电离能与电子亲和能平均值</w:t>
-      </w:r>
-      <w:r>
-        <w:rPr>
-          <w:rFonts w:hint="eastAsia" w:ascii="Times New Roman" w:hAnsi="Times New Roman" w:eastAsia="Times New Roman" w:cs="Times New Roman"/>
-        </w:rPr>
-        <w:t>，</w:t>
-      </w:r>
-      <w:r>
-        <w:rPr>
-          <w:rFonts w:hint="eastAsia" w:ascii="Times New Roman" w:hAnsi="Times New Roman" w:eastAsia="FangSong" w:cs="Times New Roman"/>
-        </w:rPr>
-        <w:t>物理意义直观透明</w:t>
-      </w:r>
-      <w:r>
-        <w:rPr>
-          <w:rFonts w:hint="eastAsia" w:ascii="Times New Roman" w:hAnsi="Times New Roman" w:eastAsia="Times New Roman" w:cs="Times New Roman"/>
-        </w:rPr>
-        <w:t>：</w:t>
-      </w:r>
-      <m:oMath>
-        <m:oMathPr>
-          <m:ctrlPr>
-            <w:rPr>
-              <w:sz w:val="28"/>
-              <w:szCs w:val="28"/>
-            </w:rPr>
-          </m:ctrlPr>
-        </m:oMathPr>
-        <m:sSub>
-          <m:e>
-            <m:r>
-              <m:t>χ</m:t>
-            </m:r>
-          </m:e>
-          <m:sub>
-            <m:r>
-              <m:rPr>
-                <m:sty m:val="p"/>
-              </m:rPr>
-              <m:t>M</m:t>
-            </m:r>
-          </m:sub>
-        </m:sSub>
-        <m:r>
-          <m:rPr>
-            <m:sty m:val="p"/>
-          </m:rPr>
-          <m:t>=</m:t>
-        </m:r>
-        <m:f>
-          <m:fPr>
-            <m:type m:val="bar"/>
-          </m:fPr>
-          <m:num>
-            <m:sSub>
-              <m:e>
-                <m:r>
-                  <m:t>I</m:t>
-                </m:r>
-              </m:e>
-              <m:sub>
-                <m:r>
-                  <m:t>1</m:t>
-                </m:r>
-              </m:sub>
-            </m:sSub>
-            <m:r>
-              <m:rPr>
-                <m:sty m:val="p"/>
-              </m:rPr>
-              <m:t>+</m:t>
-            </m:r>
-            <m:sSub>
-              <m:e>
-                <m:r>
-                  <m:t>E</m:t>
-                </m:r>
-              </m:e>
-              <m:sub>
-                <m:r>
-                  <m:rPr>
-                    <m:sty m:val="p"/>
-                  </m:rPr>
-                  <m:t>e</m:t>
-                </m:r>
-                <m:r>
-                  <m:rPr>
-                    <m:sty m:val="p"/>
-                  </m:rPr>
-                  <m:t>a</m:t>
-                </m:r>
-              </m:sub>
-            </m:sSub>
-          </m:num>
-          <m:den>
-            <m:r>
-              <m:t>2</m:t>
-            </m:r>
-          </m:den>
-        </m:f>
-      </m:oMath>
-      <w:r>
-        <w:rPr>
-          <w:rFonts w:hint="eastAsia" w:ascii="Times New Roman" w:hAnsi="Times New Roman" w:eastAsia="Times New Roman" w:cs="Times New Roman"/>
-        </w:rPr>
-        <w:t>；</w:t>
-      </w:r>
-      <w:r>
-        <w:rPr>
-          <w:rFonts w:hint="eastAsia" w:ascii="Times New Roman" w:hAnsi="Times New Roman" w:eastAsia="FangSong" w:cs="Times New Roman"/>
-        </w:rPr>
-        <w:t>其三</w:t>
-      </w:r>
-      <w:r>
-        <w:rPr>
-          <w:rFonts w:hint="eastAsia" w:ascii="Times New Roman" w:hAnsi="Times New Roman" w:eastAsia="Times New Roman" w:cs="Times New Roman"/>
-        </w:rPr>
-        <w:t>，</w:t>
-      </w:r>
-      <w:r>
-        <w:rPr>
-          <w:rFonts w:hint="eastAsia" w:ascii="Times New Roman" w:hAnsi="Times New Roman" w:eastAsia="FangSong" w:cs="Times New Roman"/>
-        </w:rPr>
-        <w:t>阿莱</w:t>
-      </w:r>
-      <w:r>
-        <w:rPr>
-          <w:rFonts w:hint="eastAsia" w:ascii="Times New Roman" w:hAnsi="Times New Roman" w:eastAsia="Times New Roman" w:cs="Times New Roman"/>
-        </w:rPr>
-        <w:t>-</w:t>
-      </w:r>
-      <w:r>
-        <w:rPr>
-          <w:rFonts w:hint="eastAsia" w:ascii="Times New Roman" w:hAnsi="Times New Roman" w:eastAsia="FangSong" w:cs="Times New Roman"/>
-        </w:rPr>
-        <w:t>罗周电负性标度</w:t>
-      </w:r>
-      <w:r>
-        <w:rPr>
-          <w:rFonts w:hint="eastAsia" w:ascii="Times New Roman" w:hAnsi="Times New Roman" w:eastAsia="Times New Roman" w:cs="Times New Roman"/>
-        </w:rPr>
-        <w:t>（Allred-Rochow</w:t>
-      </w:r>
-      <w:r>
-        <w:rPr>
-          <w:rFonts w:ascii="Times New Roman" w:hAnsi="Times New Roman" w:eastAsia="Times New Roman" w:cs="Times New Roman"/>
-        </w:rPr>
-        <w:t xml:space="preserve"> </w:t>
-      </w:r>
-      <w:r>
-        <w:rPr>
-          <w:rFonts w:hint="eastAsia" w:ascii="Times New Roman" w:hAnsi="Times New Roman" w:eastAsia="Times New Roman" w:cs="Times New Roman"/>
-        </w:rPr>
-        <w:t>Scale），</w:t>
-      </w:r>
-      <w:r>
-        <w:rPr>
-          <w:rFonts w:hint="eastAsia" w:ascii="Times New Roman" w:hAnsi="Times New Roman" w:eastAsia="FangSong" w:cs="Times New Roman"/>
-        </w:rPr>
-        <w:t>建立在原子核外有效核电荷对共价球面上电子的库仑静电引力之上</w:t>
-      </w:r>
-      <w:r>
-        <w:rPr>
-          <w:rFonts w:hint="eastAsia" w:ascii="Times New Roman" w:hAnsi="Times New Roman" w:eastAsia="Times New Roman" w:cs="Times New Roman"/>
-        </w:rPr>
-        <w:t>：</w:t>
-      </w:r>
-      <m:oMath>
-        <m:oMathPr>
-          <m:ctrlPr>
-            <w:rPr>
-              <w:sz w:val="28"/>
-              <w:szCs w:val="28"/>
-            </w:rPr>
-          </m:ctrlPr>
-        </m:oMathPr>
-        <m:sSub>
-          <m:e>
-            <m:r>
-              <m:t>χ</m:t>
-            </m:r>
-          </m:e>
-          <m:sub>
-            <m:r>
-              <m:rPr>
-                <m:sty m:val="p"/>
-              </m:rPr>
-              <m:t>A</m:t>
-            </m:r>
-            <m:r>
-              <m:rPr>
-                <m:sty m:val="p"/>
-              </m:rPr>
-              <m:t>R</m:t>
-            </m:r>
-          </m:sub>
-        </m:sSub>
-        <m:r>
-          <m:rPr>
-            <m:sty m:val="p"/>
-          </m:rPr>
-          <m:t>=</m:t>
-        </m:r>
-        <m:r>
-          <m:t>0.359</m:t>
-        </m:r>
-        <m:f>
-          <m:fPr>
-            <m:type m:val="bar"/>
-          </m:fPr>
-          <m:num>
-            <m:sSup>
-              <m:e>
-                <m:r>
-                  <m:t>Z</m:t>
-                </m:r>
-              </m:e>
-              <m:sup>
-                <m:r>
-                  <m:rPr>
-                    <m:sty m:val="p"/>
-                  </m:rPr>
-                  <m:t>*</m:t>
-                </m:r>
-              </m:sup>
-            </m:sSup>
-          </m:num>
-          <m:den>
-            <m:sSubSup>
-              <m:e>
-                <m:r>
-                  <m:t>r</m:t>
-                </m:r>
-              </m:e>
-              <m:sub>
-                <m:r>
-                  <m:rPr>
-                    <m:sty m:val="p"/>
-                  </m:rPr>
-                  <m:t>c</m:t>
-                </m:r>
-                <m:r>
-                  <m:rPr>
-                    <m:sty m:val="p"/>
-                  </m:rPr>
-                  <m:t>o</m:t>
-                </m:r>
-                <m:r>
-                  <m:rPr>
-                    <m:sty m:val="p"/>
-                  </m:rPr>
-                  <m:t>v</m:t>
-                </m:r>
-              </m:sub>
-              <m:sup>
-                <m:r>
-                  <m:t>2</m:t>
-                </m:r>
-              </m:sup>
-            </m:sSubSup>
-          </m:den>
-        </m:f>
-        <m:r>
-          <m:rPr>
-            <m:sty m:val="p"/>
-          </m:rPr>
-          <m:t>+</m:t>
-        </m:r>
-        <m:r>
-          <m:t>0.744</m:t>
-        </m:r>
-      </m:oMath>
-      <w:r>
-        <w:rPr>
-          <w:rFonts w:ascii="Times New Roman" w:hAnsi="Times New Roman" w:eastAsia="Times New Roman" w:cs="Times New Roman"/>
-        </w:rPr>
-        <w:t xml:space="preserve">。</w:t>
-      </w:r>
-    </w:p>
-    <w:p>
-      <w:pPr>
-        <w:pStyle w:val="BodyText"/>
-        <w:ind w:firstLine="420"/>
-      </w:pPr>
-      <w:r>
-        <w:rPr>
-          <w:rFonts w:hint="eastAsia" w:ascii="Times New Roman" w:hAnsi="Times New Roman" w:eastAsia="FangSong" w:cs="Times New Roman"/>
-        </w:rPr>
-        <w:t>过渡金属原子与配合物的磁性主要源于未成对电子的自旋角动量</w:t>
-      </w:r>
-      <w:r>
-        <w:rPr>
-          <w:rFonts w:hint="eastAsia" w:ascii="Times New Roman" w:hAnsi="Times New Roman" w:eastAsia="Times New Roman" w:cs="Times New Roman"/>
-        </w:rPr>
-        <w:t>。</w:t>
-      </w:r>
-      <w:r>
-        <w:rPr>
-          <w:rFonts w:hint="eastAsia" w:ascii="Times New Roman" w:hAnsi="Times New Roman" w:eastAsia="FangSong" w:cs="Times New Roman"/>
-        </w:rPr>
-        <w:t>对于第一过渡系金属离子</w:t>
-      </w:r>
-      <w:r>
-        <w:rPr>
-          <w:rFonts w:hint="eastAsia" w:ascii="Times New Roman" w:hAnsi="Times New Roman" w:eastAsia="Times New Roman" w:cs="Times New Roman"/>
-        </w:rPr>
-        <w:t>，</w:t>
-      </w:r>
-      <w:r>
-        <w:rPr>
-          <w:rFonts w:hint="eastAsia" w:ascii="Times New Roman" w:hAnsi="Times New Roman" w:eastAsia="FangSong" w:cs="Times New Roman"/>
-        </w:rPr>
-        <w:t>由于外界配体晶体场完全猝灭了轨道角动量贡献</w:t>
-      </w:r>
-      <w:r>
-        <w:rPr>
-          <w:rFonts w:hint="eastAsia" w:ascii="Times New Roman" w:hAnsi="Times New Roman" w:eastAsia="Times New Roman" w:cs="Times New Roman"/>
-        </w:rPr>
-        <w:t>（</w:t>
-      </w:r>
-      <m:oMath>
-        <m:r>
-          <m:t>L</m:t>
-        </m:r>
-        <m:r>
-          <m:rPr>
-            <m:sty m:val="p"/>
-          </m:rPr>
-          <m:t>≈</m:t>
-        </m:r>
-        <m:r>
-          <m:t>0</m:t>
-        </m:r>
-      </m:oMath>
-      <w:r>
-        <w:rPr>
-          <w:rFonts w:hint="eastAsia" w:ascii="Times New Roman" w:hAnsi="Times New Roman" w:eastAsia="Times New Roman" w:cs="Times New Roman"/>
-        </w:rPr>
-        <w:t>），</w:t>
-      </w:r>
-      <w:r>
-        <w:rPr>
-          <w:rFonts w:hint="eastAsia" w:ascii="Times New Roman" w:hAnsi="Times New Roman" w:eastAsia="FangSong" w:cs="Times New Roman"/>
-        </w:rPr>
-        <w:t>其有效磁矩几乎完全由自旋决定</w:t>
-      </w:r>
-      <w:r>
-        <w:rPr>
-          <w:rFonts w:hint="eastAsia" w:ascii="Times New Roman" w:hAnsi="Times New Roman" w:eastAsia="Times New Roman" w:cs="Times New Roman"/>
-        </w:rPr>
-        <w:t>，</w:t>
-      </w:r>
-      <w:r>
-        <w:rPr>
-          <w:rFonts w:hint="eastAsia" w:ascii="Times New Roman" w:hAnsi="Times New Roman" w:eastAsia="FangSong" w:cs="Times New Roman"/>
-        </w:rPr>
-        <w:t>可用唯自旋公式进行精确计算</w:t>
-      </w:r>
-      <w:r>
-        <w:rPr>
-          <w:rFonts w:hint="eastAsia" w:ascii="Times New Roman" w:hAnsi="Times New Roman" w:eastAsia="Times New Roman" w:cs="Times New Roman"/>
-        </w:rPr>
-        <w:t>：</w:t>
-      </w:r>
-    </w:p>
-    <w:p>
-      <w:pPr>
-        <w:pStyle w:val="BodyText"/>
-      </w:pPr>
-      <m:oMathPara>
-        <m:oMathParaPr>
-          <m:jc m:val="center"/>
-          <m:ctrlPr>
-            <w:rPr>
-              <w:sz w:val="28"/>
-              <w:szCs w:val="28"/>
-            </w:rPr>
-          </m:ctrlPr>
-        </m:oMathParaPr>
-        <m:oMath>
-          <m:sSub>
-            <m:e>
-              <m:r>
-                <m:t>μ</m:t>
-              </m:r>
-            </m:e>
-            <m:sub>
-              <m:r>
-                <m:rPr>
-                  <m:sty m:val="p"/>
-                </m:rPr>
-                <m:t>e</m:t>
-              </m:r>
-              <m:r>
-                <m:rPr>
-                  <m:sty m:val="p"/>
-                </m:rPr>
-                <m:t>f</m:t>
-              </m:r>
-              <m:r>
-                <m:rPr>
-                  <m:sty m:val="p"/>
-                </m:rPr>
-                <m:t>f</m:t>
-              </m:r>
-            </m:sub>
-          </m:sSub>
-          <m:r>
-            <m:rPr>
-              <m:sty m:val="p"/>
-            </m:rPr>
-            <m:t>≈</m:t>
-          </m:r>
-          <m:sSub>
-            <m:e>
-              <m:r>
-                <m:t>μ</m:t>
-              </m:r>
-            </m:e>
-            <m:sub>
-              <m:r>
-                <m:rPr>
-                  <m:sty m:val="p"/>
-                </m:rPr>
-                <m:t>s</m:t>
-              </m:r>
-            </m:sub>
-          </m:sSub>
-          <m:r>
-            <m:rPr>
-              <m:sty m:val="p"/>
-            </m:rPr>
-            <m:t>=</m:t>
-          </m:r>
-          <m:rad>
-            <m:radPr>
-              <m:degHide m:val="on"/>
-            </m:radPr>
-            <m:deg/>
-            <m:e>
-              <m:r>
-                <m:t>n</m:t>
-              </m:r>
-              <m:r>
-                <m:rPr>
-                  <m:sty m:val="p"/>
-                </m:rPr>
-                <m:t>(</m:t>
-              </m:r>
-              <m:r>
-                <m:t>n</m:t>
-              </m:r>
-              <m:r>
-                <m:rPr>
-                  <m:sty m:val="p"/>
-                </m:rPr>
-                <m:t>+</m:t>
-              </m:r>
-              <m:r>
-                <m:t>2</m:t>
-              </m:r>
-              <m:r>
-                <m:rPr>
-                  <m:sty m:val="p"/>
-                </m:rPr>
-                <m:t>)</m:t>
-              </m:r>
-            </m:e>
-          </m:rad>
-          <m:r>
-            <m:t> </m:t>
-          </m:r>
-          <m:sSub>
-            <m:e>
-              <m:r>
-                <m:t>μ</m:t>
-              </m:r>
-            </m:e>
-            <m:sub>
-              <m:r>
-                <m:rPr>
-                  <m:sty m:val="p"/>
-                </m:rPr>
-                <m:t>B</m:t>
-              </m:r>
-            </m:sub>
-          </m:sSub>
-        </m:oMath>
-      </m:oMathPara>
-    </w:p>
-    <w:p>
-      <w:pPr>
-        <w:pStyle w:val="FirstParagraph"/>
-        <w:ind w:firstLine="420"/>
-      </w:pPr>
-      <w:r>
-        <w:rPr>
-          <w:rFonts w:hint="eastAsia" w:ascii="Times New Roman" w:hAnsi="Times New Roman" w:eastAsia="FangSong" w:cs="Times New Roman"/>
-        </w:rPr>
-        <w:t xml:space="preserve">式中</w:t>
-      </w:r>
-      <w:r>
-        <w:rPr>
-          <w:rFonts w:ascii="Times New Roman" w:hAnsi="Times New Roman" w:eastAsia="Times New Roman" w:cs="Times New Roman"/>
-        </w:rPr>
-        <w:t xml:space="preserve"> </w:t>
-      </w:r>
-      <m:oMath>
-        <m:r>
-          <m:t>n</m:t>
-        </m:r>
-      </m:oMath>
-      <w:r>
-        <w:rPr>
-          <w:rFonts w:ascii="Times New Roman" w:hAnsi="Times New Roman" w:eastAsia="Times New Roman" w:cs="Times New Roman"/>
-        </w:rPr>
-        <w:t xml:space="preserve"> </w:t>
-      </w:r>
-      <w:r>
-        <w:rPr>
-          <w:rFonts w:hint="eastAsia" w:ascii="Times New Roman" w:hAnsi="Times New Roman" w:eastAsia="FangSong" w:cs="Times New Roman"/>
-        </w:rPr>
-        <w:t>为未成对电子数</w:t>
-      </w:r>
-      <w:r>
-        <w:rPr>
-          <w:rFonts w:hint="eastAsia" w:ascii="Times New Roman" w:hAnsi="Times New Roman" w:eastAsia="Times New Roman" w:cs="Times New Roman"/>
-        </w:rPr>
-        <w:t>，</w:t>
-      </w:r>
-      <m:oMath>
-        <m:oMathPr>
-          <m:ctrlPr>
-            <w:rPr>
-              <w:sz w:val="28"/>
-              <w:szCs w:val="28"/>
-            </w:rPr>
-          </m:ctrlPr>
-        </m:oMathPr>
-        <m:sSub>
-          <m:e>
-            <m:r>
-              <m:t>μ</m:t>
-            </m:r>
-          </m:e>
-          <m:sub>
-            <m:r>
-              <m:rPr>
-                <m:sty m:val="p"/>
-              </m:rPr>
-              <m:t>B</m:t>
-            </m:r>
-          </m:sub>
-        </m:sSub>
-        <m:r>
-          <m:rPr>
-            <m:sty m:val="p"/>
-          </m:rPr>
-          <m:t>=</m:t>
-        </m:r>
-        <m:f>
-          <m:fPr>
-            <m:type m:val="bar"/>
-          </m:fPr>
-          <m:num>
-            <m:r>
-              <m:t>e</m:t>
-            </m:r>
-            <m:r>
-              <m:rPr>
-                <m:sty m:val="p"/>
-              </m:rPr>
-              <m:t>ℏ</m:t>
-            </m:r>
-          </m:num>
-          <m:den>
-            <m:r>
-              <m:t>2</m:t>
-            </m:r>
-            <m:sSub>
-              <m:e>
-                <m:r>
-                  <m:t>m</m:t>
-                </m:r>
-              </m:e>
-              <m:sub>
-                <m:r>
-                  <m:t>e</m:t>
-                </m:r>
-              </m:sub>
-            </m:sSub>
-          </m:den>
-        </m:f>
-        <m:r>
-          <m:rPr>
-            <m:sty m:val="p"/>
-          </m:rPr>
-          <m:t>≈</m:t>
-        </m:r>
-        <m:r>
-          <m:t>9.274</m:t>
-        </m:r>
-        <m:r>
-          <m:rPr>
-            <m:sty m:val="p"/>
-          </m:rPr>
-          <m:t>×</m:t>
-        </m:r>
-        <m:sSup>
-          <m:e>
-            <m:r>
-              <m:t>10</m:t>
-            </m:r>
-          </m:e>
-          <m:sup>
-            <m:r>
-              <m:rPr>
-                <m:sty m:val="p"/>
-              </m:rPr>
-              <m:t>−</m:t>
-            </m:r>
-            <m:r>
-              <m:t>24</m:t>
-            </m:r>
-          </m:sup>
-        </m:sSup>
-        <m:r>
-          <m:t> </m:t>
-        </m:r>
-        <m:r>
-          <m:rPr>
-            <m:sty m:val="p"/>
-          </m:rPr>
-          <m:t>J</m:t>
-        </m:r>
-        <m:r>
-          <m:rPr>
-            <m:sty m:val="p"/>
-          </m:rPr>
-          <m:t>⋅</m:t>
-        </m:r>
-        <m:sSup>
-          <m:e>
-            <m:r>
-              <m:rPr>
-                <m:sty m:val="p"/>
-              </m:rPr>
-              <m:t>T</m:t>
-            </m:r>
-          </m:e>
-          <m:sup>
-            <m:r>
-              <m:rPr>
-                <m:sty m:val="p"/>
-              </m:rPr>
-              <m:t>−</m:t>
-            </m:r>
-            <m:r>
-              <m:rPr>
-                <m:sty m:val="p"/>
-              </m:rPr>
-              <m:t>1</m:t>
-            </m:r>
-          </m:sup>
-        </m:sSup>
-      </m:oMath>
-      <w:r>
-        <w:rPr>
-          <w:rFonts w:ascii="Times New Roman" w:hAnsi="Times New Roman" w:eastAsia="Times New Roman" w:cs="Times New Roman"/>
-        </w:rPr>
-        <w:t xml:space="preserve"> </w:t>
-      </w:r>
-      <w:r>
-        <w:rPr>
-          <w:rFonts w:hint="eastAsia" w:ascii="Times New Roman" w:hAnsi="Times New Roman" w:eastAsia="FangSong" w:cs="Times New Roman"/>
-        </w:rPr>
-        <w:t>为玻尔磁子单位</w:t>
-      </w:r>
-      <w:r>
-        <w:rPr>
-          <w:rFonts w:hint="eastAsia" w:ascii="Times New Roman" w:hAnsi="Times New Roman" w:eastAsia="Times New Roman" w:cs="Times New Roman"/>
-        </w:rPr>
-        <w:t>。</w:t>
-      </w:r>
-      <w:r>
-        <w:rPr>
-          <w:rFonts w:hint="eastAsia" w:ascii="Times New Roman" w:hAnsi="Times New Roman" w:eastAsia="FangSong" w:cs="Times New Roman"/>
-        </w:rPr>
-        <w:t>若</w:t>
-      </w:r>
-      <w:r>
-        <w:rPr>
-          <w:rFonts w:ascii="Times New Roman" w:hAnsi="Times New Roman" w:eastAsia="Times New Roman" w:cs="Times New Roman"/>
-        </w:rPr>
-        <w:t xml:space="preserve"> </w:t>
-      </w:r>
-      <m:oMath>
-        <m:r>
-          <m:t>n</m:t>
-        </m:r>
-        <m:r>
-          <m:rPr>
-            <m:sty m:val="p"/>
-          </m:rPr>
-          <m:t>=</m:t>
-        </m:r>
-        <m:r>
-          <m:t>0</m:t>
-        </m:r>
-      </m:oMath>
-      <w:r>
-        <w:rPr>
-          <w:rFonts w:hint="eastAsia" w:ascii="Times New Roman" w:hAnsi="Times New Roman" w:eastAsia="Times New Roman" w:cs="Times New Roman"/>
-        </w:rPr>
-        <w:t>，</w:t>
-      </w:r>
-      <w:r>
-        <w:rPr>
-          <w:rFonts w:hint="eastAsia" w:ascii="Times New Roman" w:hAnsi="Times New Roman" w:eastAsia="FangSong" w:cs="Times New Roman"/>
-        </w:rPr>
-        <w:t>物质显抗磁性</w:t>
-      </w:r>
-      <w:r>
-        <w:rPr>
-          <w:rFonts w:hint="eastAsia" w:ascii="Times New Roman" w:hAnsi="Times New Roman" w:eastAsia="Times New Roman" w:cs="Times New Roman"/>
-        </w:rPr>
-        <w:t>（</w:t>
-      </w:r>
-      <w:r>
-        <w:rPr>
-          <w:rFonts w:hint="eastAsia" w:ascii="Times New Roman" w:hAnsi="Times New Roman" w:eastAsia="FangSong" w:cs="Times New Roman"/>
-        </w:rPr>
-        <w:t>反磁性</w:t>
-      </w:r>
-      <w:r>
-        <w:rPr>
-          <w:rFonts w:hint="eastAsia" w:ascii="Times New Roman" w:hAnsi="Times New Roman" w:eastAsia="Times New Roman" w:cs="Times New Roman"/>
-        </w:rPr>
-        <w:t>，</w:t>
-      </w:r>
-      <w:r>
-        <w:rPr>
-          <w:rFonts w:hint="eastAsia" w:ascii="Times New Roman" w:hAnsi="Times New Roman" w:eastAsia="FangSong" w:cs="Times New Roman"/>
-        </w:rPr>
-        <w:t>被磁场微弱排斥</w:t>
-      </w:r>
-      <w:r>
-        <w:rPr>
-          <w:rFonts w:hint="eastAsia" w:ascii="Times New Roman" w:hAnsi="Times New Roman" w:eastAsia="Times New Roman" w:cs="Times New Roman"/>
-        </w:rPr>
-        <w:t>）；</w:t>
-      </w:r>
-      <w:r>
-        <w:rPr>
-          <w:rFonts w:hint="eastAsia" w:ascii="Times New Roman" w:hAnsi="Times New Roman" w:eastAsia="FangSong" w:cs="Times New Roman"/>
-        </w:rPr>
-        <w:t>若</w:t>
-      </w:r>
-      <w:r>
-        <w:rPr>
-          <w:rFonts w:ascii="Times New Roman" w:hAnsi="Times New Roman" w:eastAsia="Times New Roman" w:cs="Times New Roman"/>
-        </w:rPr>
-        <w:t xml:space="preserve"> </w:t>
-      </w:r>
-      <m:oMath>
-        <m:r>
-          <m:t>n</m:t>
-        </m:r>
-        <m:r>
-          <m:rPr>
-            <m:sty m:val="p"/>
-          </m:rPr>
-          <m:t>≥</m:t>
-        </m:r>
-        <m:r>
-          <m:t>1</m:t>
-        </m:r>
-      </m:oMath>
-      <w:r>
-        <w:rPr>
-          <w:rFonts w:hint="eastAsia" w:ascii="Times New Roman" w:hAnsi="Times New Roman" w:eastAsia="Times New Roman" w:cs="Times New Roman"/>
-        </w:rPr>
-        <w:t>，</w:t>
-      </w:r>
-      <w:r>
-        <w:rPr>
-          <w:rFonts w:hint="eastAsia" w:ascii="Times New Roman" w:hAnsi="Times New Roman" w:eastAsia="FangSong" w:cs="Times New Roman"/>
-        </w:rPr>
-        <w:t>物质显顺磁性</w:t>
-      </w:r>
-      <w:r>
-        <w:rPr>
-          <w:rFonts w:hint="eastAsia" w:ascii="Times New Roman" w:hAnsi="Times New Roman" w:eastAsia="Times New Roman" w:cs="Times New Roman"/>
-        </w:rPr>
-        <w:t>（</w:t>
-      </w:r>
-      <w:r>
-        <w:rPr>
-          <w:rFonts w:hint="eastAsia" w:ascii="Times New Roman" w:hAnsi="Times New Roman" w:eastAsia="FangSong" w:cs="Times New Roman"/>
-        </w:rPr>
-        <w:t>被磁场强烈吸引</w:t>
-      </w:r>
-      <w:r>
-        <w:rPr>
-          <w:rFonts w:hint="eastAsia" w:ascii="Times New Roman" w:hAnsi="Times New Roman" w:eastAsia="Times New Roman" w:cs="Times New Roman"/>
-        </w:rPr>
-        <w:t>）。</w:t>
-      </w:r>
-      <w:r>
-        <w:rPr>
-          <w:rFonts w:hint="eastAsia" w:ascii="Times New Roman" w:hAnsi="Times New Roman" w:eastAsia="FangSong" w:cs="Times New Roman"/>
-        </w:rPr>
-        <w:t>根据实验测得的有效磁矩</w:t>
-      </w:r>
-      <w:r>
-        <w:rPr>
-          <w:rFonts w:ascii="Times New Roman" w:hAnsi="Times New Roman" w:eastAsia="Times New Roman" w:cs="Times New Roman"/>
-        </w:rPr>
-        <w:t xml:space="preserve"> </w:t>
-      </w:r>
-      <m:oMath>
-        <m:sSub>
-          <m:e>
-            <m:r>
-              <m:t>μ</m:t>
-            </m:r>
-          </m:e>
-          <m:sub>
-            <m:r>
-              <m:rPr>
-                <m:sty m:val="p"/>
-              </m:rPr>
-              <m:t>e</m:t>
-            </m:r>
-            <m:r>
-              <m:rPr>
-                <m:sty m:val="p"/>
-              </m:rPr>
-              <m:t>f</m:t>
-            </m:r>
-            <m:r>
-              <m:rPr>
-                <m:sty m:val="p"/>
-              </m:rPr>
-              <m:t>f</m:t>
-            </m:r>
-          </m:sub>
-        </m:sSub>
-      </m:oMath>
-      <w:r>
-        <w:rPr>
-          <w:rFonts w:hint="eastAsia" w:ascii="Times New Roman" w:hAnsi="Times New Roman" w:eastAsia="Times New Roman" w:cs="Times New Roman"/>
-        </w:rPr>
-        <w:t>，</w:t>
-      </w:r>
-      <w:r>
-        <w:rPr>
-          <w:rFonts w:hint="eastAsia" w:ascii="Times New Roman" w:hAnsi="Times New Roman" w:eastAsia="FangSong" w:cs="Times New Roman"/>
-        </w:rPr>
-        <w:t>可瞬间反解未成对电子数</w:t>
-      </w:r>
-      <w:r>
-        <w:rPr>
-          <w:rFonts w:hint="eastAsia" w:ascii="Times New Roman" w:hAnsi="Times New Roman" w:eastAsia="Times New Roman" w:cs="Times New Roman"/>
-        </w:rPr>
-        <w:t>（</w:t>
-      </w:r>
-      <w:r>
-        <w:rPr>
-          <w:rFonts w:hint="eastAsia" w:ascii="Times New Roman" w:hAnsi="Times New Roman" w:eastAsia="FangSong" w:cs="Times New Roman"/>
-        </w:rPr>
-        <w:t>例如测得</w:t>
-      </w:r>
-      <w:r>
-        <w:rPr>
-          <w:rFonts w:ascii="Times New Roman" w:hAnsi="Times New Roman" w:eastAsia="Times New Roman" w:cs="Times New Roman"/>
-        </w:rPr>
-        <w:t xml:space="preserve"> </w:t>
-      </w:r>
-      <m:oMath>
-        <m:oMathPr>
-          <m:ctrlPr>
-            <w:rPr>
-              <w:sz w:val="28"/>
-              <w:szCs w:val="28"/>
-            </w:rPr>
-          </m:ctrlPr>
-        </m:oMathPr>
-        <m:r>
-          <m:t>μ</m:t>
-        </m:r>
-        <m:r>
-          <m:rPr>
-            <m:sty m:val="p"/>
-          </m:rPr>
-          <m:t>≈</m:t>
-        </m:r>
-        <m:r>
-          <m:t>1.73</m:t>
-        </m:r>
-        <m:r>
-          <m:t> </m:t>
-        </m:r>
-        <m:sSub>
-          <m:e>
-            <m:r>
-              <m:t>μ</m:t>
-            </m:r>
-          </m:e>
-          <m:sub>
-            <m:r>
-              <m:rPr>
-                <m:sty m:val="p"/>
-              </m:rPr>
-              <m:t>B</m:t>
-            </m:r>
-          </m:sub>
-        </m:sSub>
-      </m:oMath>
-      <w:r>
-        <w:rPr>
-          <w:rFonts w:ascii="Times New Roman" w:hAnsi="Times New Roman" w:eastAsia="Times New Roman" w:cs="Times New Roman"/>
-        </w:rPr>
-        <w:t xml:space="preserve"> </w:t>
-      </w:r>
-      <w:r>
-        <w:rPr>
-          <w:rFonts w:hint="eastAsia" w:ascii="Times New Roman" w:hAnsi="Times New Roman" w:eastAsia="FangSong" w:cs="Times New Roman"/>
-        </w:rPr>
-        <w:t xml:space="preserve">对应</w:t>
-      </w:r>
-      <w:r>
-        <w:rPr>
-          <w:rFonts w:ascii="Times New Roman" w:hAnsi="Times New Roman" w:eastAsia="Times New Roman" w:cs="Times New Roman"/>
-        </w:rPr>
-        <w:t xml:space="preserve"> </w:t>
-      </w:r>
-      <m:oMath>
-        <m:r>
-          <m:t>n</m:t>
-        </m:r>
-        <m:r>
-          <m:rPr>
-            <m:sty m:val="p"/>
-          </m:rPr>
-          <m:t>=</m:t>
-        </m:r>
-        <m:r>
-          <m:t>1</m:t>
-        </m:r>
-      </m:oMath>
-      <w:r>
-        <w:rPr>
-          <w:rFonts w:hint="eastAsia" w:ascii="Times New Roman" w:hAnsi="Times New Roman" w:eastAsia="Times New Roman" w:cs="Times New Roman"/>
-        </w:rPr>
-        <w:t xml:space="preserve">；</w:t>
-      </w:r>
-      <m:oMath>
-        <m:oMathPr>
-          <m:ctrlPr>
-            <w:rPr>
-              <w:sz w:val="28"/>
-              <w:szCs w:val="28"/>
-            </w:rPr>
-          </m:ctrlPr>
-        </m:oMathPr>
-        <m:r>
-          <m:t>μ</m:t>
-        </m:r>
-        <m:r>
-          <m:rPr>
-            <m:sty m:val="p"/>
-          </m:rPr>
-          <m:t>≈</m:t>
-        </m:r>
-        <m:r>
-          <m:t>2.83</m:t>
-        </m:r>
-        <m:r>
-          <m:t> </m:t>
-        </m:r>
-        <m:sSub>
-          <m:e>
-            <m:r>
-              <m:t>μ</m:t>
-            </m:r>
-          </m:e>
-          <m:sub>
-            <m:r>
-              <m:rPr>
-                <m:sty m:val="p"/>
-              </m:rPr>
-              <m:t>B</m:t>
-            </m:r>
-          </m:sub>
-        </m:sSub>
-      </m:oMath>
-      <w:r>
-        <w:rPr>
-          <w:rFonts w:ascii="Times New Roman" w:hAnsi="Times New Roman" w:eastAsia="Times New Roman" w:cs="Times New Roman"/>
-        </w:rPr>
-        <w:t xml:space="preserve"> </w:t>
-      </w:r>
-      <w:r>
-        <w:rPr>
-          <w:rFonts w:hint="eastAsia" w:ascii="Times New Roman" w:hAnsi="Times New Roman" w:eastAsia="FangSong" w:cs="Times New Roman"/>
-        </w:rPr>
-        <w:t xml:space="preserve">对应</w:t>
-      </w:r>
-      <w:r>
-        <w:rPr>
-          <w:rFonts w:ascii="Times New Roman" w:hAnsi="Times New Roman" w:eastAsia="Times New Roman" w:cs="Times New Roman"/>
-        </w:rPr>
-        <w:t xml:space="preserve"> </w:t>
-      </w:r>
-      <m:oMath>
-        <m:r>
-          <m:t>n</m:t>
-        </m:r>
-        <m:r>
-          <m:rPr>
-            <m:sty m:val="p"/>
-          </m:rPr>
-          <m:t>=</m:t>
-        </m:r>
-        <m:r>
-          <m:t>2</m:t>
-        </m:r>
-      </m:oMath>
-      <w:r>
-        <w:rPr>
-          <w:rFonts w:hint="eastAsia" w:ascii="Times New Roman" w:hAnsi="Times New Roman" w:eastAsia="Times New Roman" w:cs="Times New Roman"/>
-        </w:rPr>
-        <w:t xml:space="preserve">；</w:t>
-      </w:r>
-      <m:oMath>
-        <m:oMathPr>
-          <m:ctrlPr>
-            <w:rPr>
-              <w:sz w:val="28"/>
-              <w:szCs w:val="28"/>
-            </w:rPr>
-          </m:ctrlPr>
-        </m:oMathPr>
-        <m:r>
-          <m:t>μ</m:t>
-        </m:r>
-        <m:r>
-          <m:rPr>
-            <m:sty m:val="p"/>
-          </m:rPr>
-          <m:t>≈</m:t>
-        </m:r>
-        <m:r>
-          <m:t>3.87</m:t>
-        </m:r>
-        <m:r>
-          <m:t> </m:t>
-        </m:r>
-        <m:sSub>
-          <m:e>
-            <m:r>
-              <m:t>μ</m:t>
-            </m:r>
-          </m:e>
-          <m:sub>
-            <m:r>
-              <m:rPr>
-                <m:sty m:val="p"/>
-              </m:rPr>
-              <m:t>B</m:t>
-            </m:r>
-          </m:sub>
-        </m:sSub>
-      </m:oMath>
-      <w:r>
-        <w:rPr>
-          <w:rFonts w:ascii="Times New Roman" w:hAnsi="Times New Roman" w:eastAsia="Times New Roman" w:cs="Times New Roman"/>
-        </w:rPr>
-        <w:t xml:space="preserve"> </w:t>
-      </w:r>
-      <w:r>
-        <w:rPr>
-          <w:rFonts w:hint="eastAsia" w:ascii="Times New Roman" w:hAnsi="Times New Roman" w:eastAsia="FangSong" w:cs="Times New Roman"/>
-        </w:rPr>
-        <w:t xml:space="preserve">对应</w:t>
-      </w:r>
-      <w:r>
-        <w:rPr>
-          <w:rFonts w:ascii="Times New Roman" w:hAnsi="Times New Roman" w:eastAsia="Times New Roman" w:cs="Times New Roman"/>
-        </w:rPr>
-        <w:t xml:space="preserve"> </w:t>
-      </w:r>
-      <m:oMath>
-        <m:r>
-          <m:t>n</m:t>
-        </m:r>
-        <m:r>
-          <m:rPr>
-            <m:sty m:val="p"/>
-          </m:rPr>
-          <m:t>=</m:t>
-        </m:r>
-        <m:r>
-          <m:t>3</m:t>
-        </m:r>
-      </m:oMath>
-      <w:r>
-        <w:rPr>
-          <w:rFonts w:hint="eastAsia" w:ascii="Times New Roman" w:hAnsi="Times New Roman" w:eastAsia="Times New Roman" w:cs="Times New Roman"/>
-        </w:rPr>
-        <w:t xml:space="preserve">；</w:t>
-      </w:r>
-      <m:oMath>
-        <m:oMathPr>
-          <m:ctrlPr>
-            <w:rPr>
-              <w:sz w:val="28"/>
-              <w:szCs w:val="28"/>
-            </w:rPr>
-          </m:ctrlPr>
-        </m:oMathPr>
-        <m:r>
-          <m:t>μ</m:t>
-        </m:r>
-        <m:r>
-          <m:rPr>
-            <m:sty m:val="p"/>
-          </m:rPr>
-          <m:t>≈</m:t>
-        </m:r>
-        <m:r>
-          <m:t>4.90</m:t>
-        </m:r>
-        <m:r>
-          <m:t> </m:t>
-        </m:r>
-        <m:sSub>
-          <m:e>
-            <m:r>
-              <m:t>μ</m:t>
-            </m:r>
-          </m:e>
-          <m:sub>
-            <m:r>
-              <m:rPr>
-                <m:sty m:val="p"/>
-              </m:rPr>
-              <m:t>B</m:t>
-            </m:r>
-          </m:sub>
-        </m:sSub>
-      </m:oMath>
-      <w:r>
-        <w:rPr>
-          <w:rFonts w:ascii="Times New Roman" w:hAnsi="Times New Roman" w:eastAsia="Times New Roman" w:cs="Times New Roman"/>
-        </w:rPr>
-        <w:t xml:space="preserve"> </w:t>
-      </w:r>
-      <w:r>
-        <w:rPr>
-          <w:rFonts w:hint="eastAsia" w:ascii="Times New Roman" w:hAnsi="Times New Roman" w:eastAsia="FangSong" w:cs="Times New Roman"/>
-        </w:rPr>
-        <w:t xml:space="preserve">对应</w:t>
-      </w:r>
-      <w:r>
-        <w:rPr>
-          <w:rFonts w:ascii="Times New Roman" w:hAnsi="Times New Roman" w:eastAsia="Times New Roman" w:cs="Times New Roman"/>
-        </w:rPr>
-        <w:t xml:space="preserve"> </w:t>
-      </w:r>
-      <m:oMath>
-        <m:r>
-          <m:t>n</m:t>
-        </m:r>
-        <m:r>
-          <m:rPr>
-            <m:sty m:val="p"/>
-          </m:rPr>
-          <m:t>=</m:t>
-        </m:r>
-        <m:r>
-          <m:t>4</m:t>
-        </m:r>
-      </m:oMath>
-      <w:r>
-        <w:rPr>
-          <w:rFonts w:hint="eastAsia" w:ascii="Times New Roman" w:hAnsi="Times New Roman" w:eastAsia="Times New Roman" w:cs="Times New Roman"/>
-        </w:rPr>
-        <w:t xml:space="preserve">；</w:t>
-      </w:r>
-      <m:oMath>
-        <m:oMathPr>
-          <m:ctrlPr>
-            <w:rPr>
-              <w:sz w:val="28"/>
-              <w:szCs w:val="28"/>
-            </w:rPr>
-          </m:ctrlPr>
-        </m:oMathPr>
-        <m:r>
-          <m:t>μ</m:t>
-        </m:r>
-        <m:r>
-          <m:rPr>
-            <m:sty m:val="p"/>
-          </m:rPr>
-          <m:t>≈</m:t>
-        </m:r>
-        <m:r>
-          <m:t>5.92</m:t>
-        </m:r>
-        <m:r>
-          <m:t> </m:t>
-        </m:r>
-        <m:sSub>
-          <m:e>
-            <m:r>
-              <m:t>μ</m:t>
-            </m:r>
-          </m:e>
-          <m:sub>
-            <m:r>
-              <m:rPr>
-                <m:sty m:val="p"/>
-              </m:rPr>
-              <m:t>B</m:t>
-            </m:r>
-          </m:sub>
-        </m:sSub>
-      </m:oMath>
-      <w:r>
-        <w:rPr>
-          <w:rFonts w:ascii="Times New Roman" w:hAnsi="Times New Roman" w:eastAsia="Times New Roman" w:cs="Times New Roman"/>
-        </w:rPr>
-        <w:t xml:space="preserve"> </w:t>
-      </w:r>
-      <w:r>
-        <w:rPr>
-          <w:rFonts w:hint="eastAsia" w:ascii="Times New Roman" w:hAnsi="Times New Roman" w:eastAsia="FangSong" w:cs="Times New Roman"/>
-        </w:rPr>
-        <w:t xml:space="preserve">对应</w:t>
-      </w:r>
-      <w:r>
-        <w:rPr>
-          <w:rFonts w:ascii="Times New Roman" w:hAnsi="Times New Roman" w:eastAsia="Times New Roman" w:cs="Times New Roman"/>
-        </w:rPr>
-        <w:t xml:space="preserve"> </w:t>
-      </w:r>
-      <m:oMath>
-        <m:r>
-          <m:t>n</m:t>
-        </m:r>
-        <m:r>
-          <m:rPr>
-            <m:sty m:val="p"/>
-          </m:rPr>
-          <m:t>=</m:t>
-        </m:r>
-        <m:r>
-          <m:t>5</m:t>
-        </m:r>
-      </m:oMath>
-      <w:r>
-        <w:rPr>
-          <w:rFonts w:hint="eastAsia" w:ascii="Times New Roman" w:hAnsi="Times New Roman" w:eastAsia="Times New Roman" w:cs="Times New Roman"/>
-        </w:rPr>
-        <w:t>），</w:t>
-      </w:r>
-      <w:r>
-        <w:rPr>
-          <w:rFonts w:hint="eastAsia" w:ascii="Times New Roman" w:hAnsi="Times New Roman" w:eastAsia="FangSong" w:cs="Times New Roman"/>
-        </w:rPr>
-        <w:t>这是确定过渡金属配合物高低自旋态与中心离子氧化态的有力工具</w:t>
-      </w:r>
-      <w:r>
-        <w:rPr>
-          <w:rFonts w:hint="eastAsia" w:ascii="Times New Roman" w:hAnsi="Times New Roman" w:eastAsia="Times New Roman" w:cs="Times New Roman"/>
-        </w:rPr>
-        <w:t>。</w:t>
-      </w:r>
-    </w:p>
-    <w:p>
-      <w:pPr>
-        <w:pStyle w:val="BodyText"/>
-        <w:ind w:firstLine="420"/>
-      </w:pPr>
-      <w:r>
-        <w:rPr>
-          <w:rFonts w:hint="eastAsia" w:ascii="Times New Roman" w:hAnsi="Times New Roman" w:eastAsia="FangSong" w:cs="Times New Roman"/>
-        </w:rPr>
-        <w:t>在解构原子结构与周期律真题时</w:t>
-      </w:r>
-      <w:r>
-        <w:rPr>
-          <w:rFonts w:hint="eastAsia" w:ascii="Times New Roman" w:hAnsi="Times New Roman" w:eastAsia="Times New Roman" w:cs="Times New Roman"/>
-        </w:rPr>
-        <w:t>，</w:t>
-      </w:r>
-      <w:r>
-        <w:rPr>
-          <w:rFonts w:hint="eastAsia" w:ascii="Times New Roman" w:hAnsi="Times New Roman" w:eastAsia="FangSong" w:cs="Times New Roman"/>
-        </w:rPr>
-        <w:t>必须严格规避以下八大高频致死误区</w:t>
-      </w:r>
-      <w:r>
-        <w:rPr>
-          <w:rFonts w:hint="eastAsia" w:ascii="Times New Roman" w:hAnsi="Times New Roman" w:eastAsia="Times New Roman" w:cs="Times New Roman"/>
-        </w:rPr>
-        <w:t>：</w:t>
-      </w:r>
-      <w:r>
-        <w:rPr>
-          <w:rFonts w:hint="eastAsia" w:ascii="Times New Roman" w:hAnsi="Times New Roman" w:eastAsia="FangSong" w:cs="Times New Roman"/>
-        </w:rPr>
-        <w:t>其一</w:t>
-      </w:r>
-      <w:r>
-        <w:rPr>
-          <w:rFonts w:hint="eastAsia" w:ascii="Times New Roman" w:hAnsi="Times New Roman" w:eastAsia="Times New Roman" w:cs="Times New Roman"/>
-        </w:rPr>
-        <w:t>，</w:t>
-      </w:r>
-      <w:r>
-        <w:rPr>
-          <w:rFonts w:hint="eastAsia" w:ascii="Times New Roman" w:hAnsi="Times New Roman" w:eastAsia="FangSong" w:cs="Times New Roman"/>
-        </w:rPr>
-        <w:t>严禁将波函数轨道混淆为质点圆周轨迹</w:t>
-      </w:r>
-      <w:r>
-        <w:rPr>
-          <w:rFonts w:hint="eastAsia" w:ascii="Times New Roman" w:hAnsi="Times New Roman" w:eastAsia="Times New Roman" w:cs="Times New Roman"/>
-        </w:rPr>
-        <w:t>，</w:t>
-      </w:r>
-      <m:oMath>
-        <m:r>
-          <m:rPr>
-            <m:sty m:val="p"/>
-          </m:rPr>
-          <m:t>|</m:t>
-        </m:r>
-        <m:r>
-          <m:t>ψ</m:t>
-        </m:r>
-        <m:sSup>
-          <m:e>
-            <m:r>
-              <m:rPr>
-                <m:sty m:val="p"/>
-              </m:rPr>
-              <m:t>|</m:t>
-            </m:r>
-          </m:e>
-          <m:sup>
-            <m:r>
-              <m:t>2</m:t>
-            </m:r>
-          </m:sup>
-        </m:sSup>
-      </m:oMath>
-      <w:r>
-        <w:rPr>
-          <w:rFonts w:ascii="Times New Roman" w:hAnsi="Times New Roman" w:eastAsia="Times New Roman" w:cs="Times New Roman"/>
-        </w:rPr>
-        <w:t xml:space="preserve"> </w:t>
-      </w:r>
-      <w:r>
-        <w:rPr>
-          <w:rFonts w:hint="eastAsia" w:ascii="Times New Roman" w:hAnsi="Times New Roman" w:eastAsia="FangSong" w:cs="Times New Roman"/>
-        </w:rPr>
-        <w:t>为全空间概率密度</w:t>
-      </w:r>
-      <w:r>
-        <w:rPr>
-          <w:rFonts w:hint="eastAsia" w:ascii="Times New Roman" w:hAnsi="Times New Roman" w:eastAsia="Times New Roman" w:cs="Times New Roman"/>
-        </w:rPr>
-        <w:t>，</w:t>
-      </w:r>
-      <w:r>
-        <w:rPr>
-          <w:rFonts w:hint="eastAsia" w:ascii="Times New Roman" w:hAnsi="Times New Roman" w:eastAsia="FangSong" w:cs="Times New Roman"/>
-        </w:rPr>
-        <w:t>轨道即波函数自身</w:t>
-      </w:r>
-      <w:r>
-        <w:rPr>
-          <w:rFonts w:hint="eastAsia" w:ascii="Times New Roman" w:hAnsi="Times New Roman" w:eastAsia="Times New Roman" w:cs="Times New Roman"/>
-        </w:rPr>
-        <w:t>；</w:t>
-      </w:r>
-      <w:r>
-        <w:rPr>
-          <w:rFonts w:hint="eastAsia" w:ascii="Times New Roman" w:hAnsi="Times New Roman" w:eastAsia="FangSong" w:cs="Times New Roman"/>
-        </w:rPr>
-        <w:t>其二</w:t>
-      </w:r>
-      <w:r>
-        <w:rPr>
-          <w:rFonts w:hint="eastAsia" w:ascii="Times New Roman" w:hAnsi="Times New Roman" w:eastAsia="Times New Roman" w:cs="Times New Roman"/>
-        </w:rPr>
-        <w:t>，</w:t>
-      </w:r>
-      <w:r>
-        <w:rPr>
-          <w:rFonts w:hint="eastAsia" w:ascii="Times New Roman" w:hAnsi="Times New Roman" w:eastAsia="FangSong" w:cs="Times New Roman"/>
-        </w:rPr>
-        <w:t>严禁忽视角量子数</w:t>
-      </w:r>
-      <w:r>
-        <w:rPr>
-          <w:rFonts w:ascii="Times New Roman" w:hAnsi="Times New Roman" w:eastAsia="Times New Roman" w:cs="Times New Roman"/>
-        </w:rPr>
-        <w:t xml:space="preserve"> </w:t>
-      </w:r>
-      <m:oMath>
-        <m:r>
-          <m:t>l</m:t>
-        </m:r>
-      </m:oMath>
-      <w:r>
-        <w:rPr>
-          <w:rFonts w:ascii="Times New Roman" w:hAnsi="Times New Roman" w:eastAsia="Times New Roman" w:cs="Times New Roman"/>
-        </w:rPr>
-        <w:t xml:space="preserve"> </w:t>
-      </w:r>
-      <w:r>
-        <w:rPr>
-          <w:rFonts w:hint="eastAsia" w:ascii="Times New Roman" w:hAnsi="Times New Roman" w:eastAsia="FangSong" w:cs="Times New Roman"/>
-        </w:rPr>
-        <w:t>的取值上界</w:t>
-      </w:r>
-      <w:r>
-        <w:rPr>
-          <w:rFonts w:hint="eastAsia" w:ascii="Times New Roman" w:hAnsi="Times New Roman" w:eastAsia="Times New Roman" w:cs="Times New Roman"/>
-        </w:rPr>
-        <w:t>，</w:t>
-      </w:r>
-      <m:oMath>
-        <m:r>
-          <m:t>l</m:t>
-        </m:r>
-      </m:oMath>
-      <w:r>
-        <w:rPr>
-          <w:rFonts w:ascii="Times New Roman" w:hAnsi="Times New Roman" w:eastAsia="Times New Roman" w:cs="Times New Roman"/>
-        </w:rPr>
-        <w:t xml:space="preserve"> </w:t>
-      </w:r>
-      <w:r>
-        <w:rPr>
-          <w:rFonts w:hint="eastAsia" w:ascii="Times New Roman" w:hAnsi="Times New Roman" w:eastAsia="FangSong" w:cs="Times New Roman"/>
-        </w:rPr>
-        <w:t xml:space="preserve">只能取</w:t>
-      </w:r>
-      <w:r>
-        <w:rPr>
-          <w:rFonts w:ascii="Times New Roman" w:hAnsi="Times New Roman" w:eastAsia="Times New Roman" w:cs="Times New Roman"/>
-        </w:rPr>
-        <w:t xml:space="preserve"> </w:t>
-      </w:r>
-      <m:oMath>
-        <m:r>
-          <m:t>0</m:t>
-        </m:r>
-        <m:r>
-          <m:rPr>
-            <m:sty m:val="p"/>
-          </m:rPr>
-          <m:t>∼</m:t>
-        </m:r>
-        <m:r>
-          <m:t>n</m:t>
-        </m:r>
-        <m:r>
-          <m:rPr>
-            <m:sty m:val="p"/>
-          </m:rPr>
-          <m:t>−</m:t>
-        </m:r>
-        <m:r>
-          <m:t>1</m:t>
-        </m:r>
-      </m:oMath>
-      <w:r>
-        <w:rPr>
-          <w:rFonts w:hint="eastAsia" w:ascii="Times New Roman" w:hAnsi="Times New Roman" w:eastAsia="Times New Roman" w:cs="Times New Roman"/>
-        </w:rPr>
-        <w:t>，</w:t>
-      </w:r>
-      <w:r>
-        <w:rPr>
-          <w:rFonts w:hint="eastAsia" w:ascii="Times New Roman" w:hAnsi="Times New Roman" w:eastAsia="FangSong" w:cs="Times New Roman"/>
-        </w:rPr>
-        <w:t>绝不可能等于</w:t>
-      </w:r>
-      <w:r>
-        <w:rPr>
-          <w:rFonts w:ascii="Times New Roman" w:hAnsi="Times New Roman" w:eastAsia="Times New Roman" w:cs="Times New Roman"/>
-        </w:rPr>
-        <w:t xml:space="preserve"> </w:t>
-      </w:r>
-      <m:oMath>
-        <m:r>
-          <m:t>n</m:t>
-        </m:r>
-      </m:oMath>
-      <w:r>
-        <w:rPr>
-          <w:rFonts w:hint="eastAsia" w:ascii="Times New Roman" w:hAnsi="Times New Roman" w:eastAsia="Times New Roman" w:cs="Times New Roman"/>
-        </w:rPr>
-        <w:t>；</w:t>
-      </w:r>
-      <w:r>
-        <w:rPr>
-          <w:rFonts w:hint="eastAsia" w:ascii="Times New Roman" w:hAnsi="Times New Roman" w:eastAsia="FangSong" w:cs="Times New Roman"/>
-        </w:rPr>
-        <w:t>其三</w:t>
-      </w:r>
-      <w:r>
-        <w:rPr>
-          <w:rFonts w:hint="eastAsia" w:ascii="Times New Roman" w:hAnsi="Times New Roman" w:eastAsia="Times New Roman" w:cs="Times New Roman"/>
-        </w:rPr>
-        <w:t>，</w:t>
-      </w:r>
-      <w:r>
-        <w:rPr>
-          <w:rFonts w:hint="eastAsia" w:ascii="Times New Roman" w:hAnsi="Times New Roman" w:eastAsia="FangSong" w:cs="Times New Roman"/>
-        </w:rPr>
-        <w:t>严禁将多电子电离顺序误判为电子填充顺序的简单倒放</w:t>
-      </w:r>
-      <w:r>
-        <w:rPr>
-          <w:rFonts w:hint="eastAsia" w:ascii="Times New Roman" w:hAnsi="Times New Roman" w:eastAsia="Times New Roman" w:cs="Times New Roman"/>
-        </w:rPr>
-        <w:t>，</w:t>
-      </w:r>
-      <w:r>
-        <w:rPr>
-          <w:rFonts w:hint="eastAsia" w:ascii="Times New Roman" w:hAnsi="Times New Roman" w:eastAsia="FangSong" w:cs="Times New Roman"/>
-        </w:rPr>
-        <w:t>过渡金属无论填充时如何交错</w:t>
-      </w:r>
-      <w:r>
-        <w:rPr>
-          <w:rFonts w:hint="eastAsia" w:ascii="Times New Roman" w:hAnsi="Times New Roman" w:eastAsia="Times New Roman" w:cs="Times New Roman"/>
-        </w:rPr>
-        <w:t>，</w:t>
-      </w:r>
-      <w:r>
-        <w:rPr>
-          <w:rFonts w:hint="eastAsia" w:ascii="Times New Roman" w:hAnsi="Times New Roman" w:eastAsia="FangSong" w:cs="Times New Roman"/>
-        </w:rPr>
-        <w:t>电离时一律优先失去主量子数最大的最外层</w:t>
-      </w:r>
-      <w:r>
-        <w:rPr>
-          <w:rFonts w:ascii="Times New Roman" w:hAnsi="Times New Roman" w:eastAsia="Times New Roman" w:cs="Times New Roman"/>
-        </w:rPr>
-        <w:t xml:space="preserve"> </w:t>
-      </w:r>
-      <m:oMath>
-        <m:r>
-          <m:t>4</m:t>
-        </m:r>
-        <m:r>
-          <m:t>s</m:t>
-        </m:r>
-      </m:oMath>
-      <w:r>
-        <w:rPr>
-          <w:rFonts w:ascii="Times New Roman" w:hAnsi="Times New Roman" w:eastAsia="Times New Roman" w:cs="Times New Roman"/>
-        </w:rPr>
-        <w:t xml:space="preserve"> </w:t>
-      </w:r>
-      <w:r>
-        <w:rPr>
-          <w:rFonts w:hint="eastAsia" w:ascii="Times New Roman" w:hAnsi="Times New Roman" w:eastAsia="FangSong" w:cs="Times New Roman"/>
-        </w:rPr>
-        <w:t>电子</w:t>
-      </w:r>
-      <w:r>
-        <w:rPr>
-          <w:rFonts w:hint="eastAsia" w:ascii="Times New Roman" w:hAnsi="Times New Roman" w:eastAsia="Times New Roman" w:cs="Times New Roman"/>
-        </w:rPr>
-        <w:t>；</w:t>
-      </w:r>
-      <w:r>
-        <w:rPr>
-          <w:rFonts w:hint="eastAsia" w:ascii="Times New Roman" w:hAnsi="Times New Roman" w:eastAsia="FangSong" w:cs="Times New Roman"/>
-        </w:rPr>
-        <w:t>其四</w:t>
-      </w:r>
-      <w:r>
-        <w:rPr>
-          <w:rFonts w:hint="eastAsia" w:ascii="Times New Roman" w:hAnsi="Times New Roman" w:eastAsia="Times New Roman" w:cs="Times New Roman"/>
-        </w:rPr>
-        <w:t>，</w:t>
-      </w:r>
-      <w:r>
-        <w:rPr>
-          <w:rFonts w:hint="eastAsia" w:ascii="Times New Roman" w:hAnsi="Times New Roman" w:eastAsia="FangSong" w:cs="Times New Roman"/>
-        </w:rPr>
-        <w:t>严禁将铬和铜的半满全满特例无脑外推至全过渡系</w:t>
-      </w:r>
-      <w:r>
-        <w:rPr>
-          <w:rFonts w:hint="eastAsia" w:ascii="Times New Roman" w:hAnsi="Times New Roman" w:eastAsia="Times New Roman" w:cs="Times New Roman"/>
-        </w:rPr>
-        <w:t>，</w:t>
-      </w:r>
-      <w:r>
-        <w:rPr>
-          <w:rFonts w:hint="eastAsia" w:ascii="Times New Roman" w:hAnsi="Times New Roman" w:eastAsia="FangSong" w:cs="Times New Roman"/>
-        </w:rPr>
-        <w:t>第五周期锝</w:t>
-      </w:r>
-      <w:r>
-        <w:rPr>
-          <w:rFonts w:hint="eastAsia" w:ascii="Times New Roman" w:hAnsi="Times New Roman" w:eastAsia="Times New Roman" w:cs="Times New Roman"/>
-        </w:rPr>
-        <w:t>（</w:t>
-      </w:r>
-      <m:oMath>
-        <m:oMathPr>
-          <m:ctrlPr>
-            <w:rPr>
-              <w:sz w:val="28"/>
-              <w:szCs w:val="28"/>
-            </w:rPr>
-          </m:ctrlPr>
-        </m:oMathPr>
-        <m:r>
-          <m:rPr>
-            <m:sty m:val="p"/>
-          </m:rPr>
-          <m:t>T</m:t>
-        </m:r>
-        <m:r>
-          <m:rPr>
-            <m:sty m:val="p"/>
-          </m:rPr>
-          <m:t>c</m:t>
-        </m:r>
-        <m:r>
-          <m:rPr>
-            <m:sty m:val="p"/>
-          </m:rPr>
-          <m:t>:</m:t>
-        </m:r>
-        <m:r>
-          <m:rPr>
-            <m:sty m:val="p"/>
-          </m:rPr>
-          <m:t>4</m:t>
-        </m:r>
-        <m:sSup>
-          <m:e>
-            <m:r>
-              <m:rPr>
-                <m:sty m:val="p"/>
-              </m:rPr>
-              <m:t>d</m:t>
-            </m:r>
-          </m:e>
-          <m:sup>
-            <m:r>
-              <m:rPr>
-                <m:sty m:val="p"/>
-              </m:rPr>
-              <m:t>5</m:t>
-            </m:r>
-          </m:sup>
-        </m:sSup>
-        <m:r>
-          <m:rPr>
-            <m:sty m:val="p"/>
-          </m:rPr>
-          <m:t>5</m:t>
-        </m:r>
-        <m:sSup>
-          <m:e>
-            <m:r>
-              <m:rPr>
-                <m:sty m:val="p"/>
-              </m:rPr>
-              <m:t>s</m:t>
-            </m:r>
-          </m:e>
-          <m:sup>
-            <m:r>
-              <m:rPr>
-                <m:sty m:val="p"/>
-              </m:rPr>
-              <m:t>2</m:t>
-            </m:r>
-          </m:sup>
-        </m:sSup>
-      </m:oMath>
-      <w:r>
-        <w:rPr>
-          <w:rFonts w:hint="eastAsia" w:ascii="Times New Roman" w:hAnsi="Times New Roman" w:eastAsia="Times New Roman" w:cs="Times New Roman"/>
-        </w:rPr>
-        <w:t>）</w:t>
-      </w:r>
-      <w:r>
-        <w:rPr>
-          <w:rFonts w:hint="eastAsia" w:ascii="Times New Roman" w:hAnsi="Times New Roman" w:eastAsia="FangSong" w:cs="Times New Roman"/>
-        </w:rPr>
-        <w:t>与锰同属半满稳定的反例</w:t>
-      </w:r>
-      <w:r>
-        <w:rPr>
-          <w:rFonts w:hint="eastAsia" w:ascii="Times New Roman" w:hAnsi="Times New Roman" w:eastAsia="Times New Roman" w:cs="Times New Roman"/>
-        </w:rPr>
-        <w:t>，</w:t>
-      </w:r>
-      <w:r>
-        <w:rPr>
-          <w:rFonts w:hint="eastAsia" w:ascii="Times New Roman" w:hAnsi="Times New Roman" w:eastAsia="FangSong" w:cs="Times New Roman"/>
-        </w:rPr>
-        <w:t>构型完全服从</w:t>
-      </w:r>
-      <w:r>
-        <w:rPr>
-          <w:rFonts w:ascii="Times New Roman" w:hAnsi="Times New Roman" w:eastAsia="Times New Roman" w:cs="Times New Roman"/>
-        </w:rPr>
-        <w:t xml:space="preserve"> Rich </w:t>
-      </w:r>
-      <w:r>
-        <w:rPr>
-          <w:rFonts w:hint="eastAsia" w:ascii="Times New Roman" w:hAnsi="Times New Roman" w:eastAsia="FangSong" w:cs="Times New Roman"/>
-        </w:rPr>
-        <w:t>成对能竞争</w:t>
-      </w:r>
-      <w:r>
-        <w:rPr>
-          <w:rFonts w:hint="eastAsia" w:ascii="Times New Roman" w:hAnsi="Times New Roman" w:eastAsia="Times New Roman" w:cs="Times New Roman"/>
-        </w:rPr>
-        <w:t>；</w:t>
-      </w:r>
-      <w:r>
-        <w:rPr>
-          <w:rFonts w:hint="eastAsia" w:ascii="Times New Roman" w:hAnsi="Times New Roman" w:eastAsia="FangSong" w:cs="Times New Roman"/>
-        </w:rPr>
-        <w:t>其五</w:t>
-      </w:r>
-      <w:r>
-        <w:rPr>
-          <w:rFonts w:hint="eastAsia" w:ascii="Times New Roman" w:hAnsi="Times New Roman" w:eastAsia="Times New Roman" w:cs="Times New Roman"/>
-        </w:rPr>
-        <w:t>，</w:t>
-      </w:r>
-      <w:r>
-        <w:rPr>
-          <w:rFonts w:hint="eastAsia" w:ascii="Times New Roman" w:hAnsi="Times New Roman" w:eastAsia="FangSong" w:cs="Times New Roman"/>
-        </w:rPr>
-        <w:t>严禁认为鲍林近似能级图在全周期绝对恒定不变</w:t>
-      </w:r>
-      <w:r>
-        <w:rPr>
-          <w:rFonts w:hint="eastAsia" w:ascii="Times New Roman" w:hAnsi="Times New Roman" w:eastAsia="Times New Roman" w:cs="Times New Roman"/>
-        </w:rPr>
-        <w:t>，</w:t>
-      </w:r>
-      <w:r>
-        <w:rPr>
-          <w:rFonts w:hint="eastAsia" w:ascii="Times New Roman" w:hAnsi="Times New Roman" w:eastAsia="FangSong" w:cs="Times New Roman"/>
-        </w:rPr>
-        <w:t>一旦原子序数进入</w:t>
-      </w:r>
-      <w:r>
-        <w:rPr>
-          <w:rFonts w:ascii="Times New Roman" w:hAnsi="Times New Roman" w:eastAsia="Times New Roman" w:cs="Times New Roman"/>
-        </w:rPr>
-        <w:t xml:space="preserve"> </w:t>
-      </w:r>
-      <m:oMath>
-        <m:r>
-          <m:t>Z</m:t>
-        </m:r>
-        <m:r>
-          <m:rPr>
-            <m:sty m:val="p"/>
-          </m:rPr>
-          <m:t>≥</m:t>
-        </m:r>
-        <m:r>
-          <m:t>21</m:t>
-        </m:r>
-      </m:oMath>
-      <w:r>
-        <w:rPr>
-          <w:rFonts w:ascii="Times New Roman" w:hAnsi="Times New Roman" w:eastAsia="Times New Roman" w:cs="Times New Roman"/>
-        </w:rPr>
-        <w:t xml:space="preserve"> </w:t>
-      </w:r>
-      <w:r>
-        <w:rPr>
-          <w:rFonts w:hint="eastAsia" w:ascii="Times New Roman" w:hAnsi="Times New Roman" w:eastAsia="FangSong" w:cs="Times New Roman"/>
-        </w:rPr>
-        <w:t>的过渡系</w:t>
-      </w:r>
-      <w:r>
-        <w:rPr>
-          <w:rFonts w:hint="eastAsia" w:ascii="Times New Roman" w:hAnsi="Times New Roman" w:eastAsia="Times New Roman" w:cs="Times New Roman"/>
-        </w:rPr>
-        <w:t>，</w:t>
-      </w:r>
-      <m:oMath>
-        <m:r>
-          <m:t>3</m:t>
-        </m:r>
-        <m:r>
-          <m:t>d</m:t>
-        </m:r>
-      </m:oMath>
-      <w:r>
-        <w:rPr>
-          <w:rFonts w:ascii="Times New Roman" w:hAnsi="Times New Roman" w:eastAsia="Times New Roman" w:cs="Times New Roman"/>
-        </w:rPr>
-        <w:t xml:space="preserve"> </w:t>
-      </w:r>
-      <w:r>
-        <w:rPr>
-          <w:rFonts w:hint="eastAsia" w:ascii="Times New Roman" w:hAnsi="Times New Roman" w:eastAsia="FangSong" w:cs="Times New Roman"/>
-        </w:rPr>
-        <w:t xml:space="preserve">轨道的真实单电子能量即被拉低至</w:t>
-      </w:r>
-      <w:r>
-        <w:rPr>
-          <w:rFonts w:ascii="Times New Roman" w:hAnsi="Times New Roman" w:eastAsia="Times New Roman" w:cs="Times New Roman"/>
-        </w:rPr>
-        <w:t xml:space="preserve"> </w:t>
-      </w:r>
-      <m:oMath>
-        <m:r>
-          <m:t>4</m:t>
-        </m:r>
-        <m:r>
-          <m:t>s</m:t>
-        </m:r>
-      </m:oMath>
-      <w:r>
-        <w:rPr>
-          <w:rFonts w:ascii="Times New Roman" w:hAnsi="Times New Roman" w:eastAsia="Times New Roman" w:cs="Times New Roman"/>
-        </w:rPr>
-        <w:t xml:space="preserve"> </w:t>
-      </w:r>
-      <w:r>
-        <w:rPr>
-          <w:rFonts w:hint="eastAsia" w:ascii="Times New Roman" w:hAnsi="Times New Roman" w:eastAsia="FangSong" w:cs="Times New Roman"/>
-        </w:rPr>
-        <w:t>之下</w:t>
-      </w:r>
-      <w:r>
-        <w:rPr>
-          <w:rFonts w:hint="eastAsia" w:ascii="Times New Roman" w:hAnsi="Times New Roman" w:eastAsia="Times New Roman" w:cs="Times New Roman"/>
-        </w:rPr>
-        <w:t>；</w:t>
-      </w:r>
-      <w:r>
-        <w:rPr>
-          <w:rFonts w:hint="eastAsia" w:ascii="Times New Roman" w:hAnsi="Times New Roman" w:eastAsia="FangSong" w:cs="Times New Roman"/>
-        </w:rPr>
-        <w:t>其六</w:t>
-      </w:r>
-      <w:r>
-        <w:rPr>
-          <w:rFonts w:hint="eastAsia" w:ascii="Times New Roman" w:hAnsi="Times New Roman" w:eastAsia="Times New Roman" w:cs="Times New Roman"/>
-        </w:rPr>
-        <w:t>，</w:t>
-      </w:r>
-      <w:r>
-        <w:rPr>
-          <w:rFonts w:hint="eastAsia" w:ascii="Times New Roman" w:hAnsi="Times New Roman" w:eastAsia="FangSong" w:cs="Times New Roman"/>
-        </w:rPr>
-        <w:t>严禁自创自旋量子数取值</w:t>
-      </w:r>
-      <w:r>
-        <w:rPr>
-          <w:rFonts w:hint="eastAsia" w:ascii="Times New Roman" w:hAnsi="Times New Roman" w:eastAsia="Times New Roman" w:cs="Times New Roman"/>
-        </w:rPr>
-        <w:t>，</w:t>
-      </w:r>
-      <w:r>
-        <w:rPr>
-          <w:rFonts w:hint="eastAsia" w:ascii="Times New Roman" w:hAnsi="Times New Roman" w:eastAsia="FangSong" w:cs="Times New Roman"/>
-        </w:rPr>
-        <w:t>电子自旋磁量子数</w:t>
-      </w:r>
-      <w:r>
-        <w:rPr>
-          <w:rFonts w:ascii="Times New Roman" w:hAnsi="Times New Roman" w:eastAsia="Times New Roman" w:cs="Times New Roman"/>
-        </w:rPr>
-        <w:t xml:space="preserve"> </w:t>
-      </w:r>
-      <m:oMath>
-        <m:sSub>
-          <m:e>
-            <m:r>
-              <m:t>m</m:t>
-            </m:r>
-          </m:e>
-          <m:sub>
-            <m:r>
-              <m:t>s</m:t>
-            </m:r>
-          </m:sub>
-        </m:sSub>
-      </m:oMath>
-      <w:r>
-        <w:rPr>
-          <w:rFonts w:ascii="Times New Roman" w:hAnsi="Times New Roman" w:eastAsia="Times New Roman" w:cs="Times New Roman"/>
-        </w:rPr>
-        <w:t xml:space="preserve"> </w:t>
-      </w:r>
-      <w:r>
-        <w:rPr>
-          <w:rFonts w:hint="eastAsia" w:ascii="Times New Roman" w:hAnsi="Times New Roman" w:eastAsia="FangSong" w:cs="Times New Roman"/>
-        </w:rPr>
-        <w:t xml:space="preserve">只能严格取</w:t>
-      </w:r>
-      <w:r>
-        <w:rPr>
-          <w:rFonts w:ascii="Times New Roman" w:hAnsi="Times New Roman" w:eastAsia="Times New Roman" w:cs="Times New Roman"/>
-        </w:rPr>
-        <w:t xml:space="preserve"> </w:t>
-      </w:r>
-      <m:oMath>
-        <m:r>
-          <m:rPr>
-            <m:sty m:val="p"/>
-          </m:rPr>
-          <m:t>+</m:t>
-        </m:r>
-        <m:r>
-          <m:t>1</m:t>
-        </m:r>
-        <m:r>
-          <m:rPr>
-            <m:sty m:val="p"/>
-          </m:rPr>
-          <m:t>/</m:t>
-        </m:r>
-        <m:r>
-          <m:t>2</m:t>
-        </m:r>
-      </m:oMath>
-      <w:r>
-        <w:rPr>
-          <w:rFonts w:ascii="Times New Roman" w:hAnsi="Times New Roman" w:eastAsia="Times New Roman" w:cs="Times New Roman"/>
-        </w:rPr>
-        <w:t xml:space="preserve"> </w:t>
-      </w:r>
-      <w:r>
-        <w:rPr>
-          <w:rFonts w:hint="eastAsia" w:ascii="Times New Roman" w:hAnsi="Times New Roman" w:eastAsia="FangSong" w:cs="Times New Roman"/>
-        </w:rPr>
-        <w:t xml:space="preserve">或</w:t>
-      </w:r>
-      <w:r>
-        <w:rPr>
-          <w:rFonts w:ascii="Times New Roman" w:hAnsi="Times New Roman" w:eastAsia="Times New Roman" w:cs="Times New Roman"/>
-        </w:rPr>
-        <w:t xml:space="preserve"> </w:t>
-      </w:r>
-      <m:oMath>
-        <m:r>
-          <m:rPr>
-            <m:sty m:val="p"/>
-          </m:rPr>
-          <m:t>−</m:t>
-        </m:r>
-        <m:r>
-          <m:t>1</m:t>
-        </m:r>
-        <m:r>
-          <m:rPr>
-            <m:sty m:val="p"/>
-          </m:rPr>
-          <m:t>/</m:t>
-        </m:r>
-        <m:r>
-          <m:t>2</m:t>
-        </m:r>
-      </m:oMath>
-      <w:r>
-        <w:rPr>
-          <w:rFonts w:hint="eastAsia" w:ascii="Times New Roman" w:hAnsi="Times New Roman" w:eastAsia="Times New Roman" w:cs="Times New Roman"/>
-        </w:rPr>
-        <w:t>，</w:t>
-      </w:r>
-      <w:r>
-        <w:rPr>
-          <w:rFonts w:hint="eastAsia" w:ascii="Times New Roman" w:hAnsi="Times New Roman" w:eastAsia="FangSong" w:cs="Times New Roman"/>
-        </w:rPr>
-        <w:t>绝对不可出现零值</w:t>
-      </w:r>
-      <w:r>
-        <w:rPr>
-          <w:rFonts w:hint="eastAsia" w:ascii="Times New Roman" w:hAnsi="Times New Roman" w:eastAsia="Times New Roman" w:cs="Times New Roman"/>
-        </w:rPr>
-        <w:t>；</w:t>
-      </w:r>
-      <w:r>
-        <w:rPr>
-          <w:rFonts w:hint="eastAsia" w:ascii="Times New Roman" w:hAnsi="Times New Roman" w:eastAsia="FangSong" w:cs="Times New Roman"/>
-        </w:rPr>
-        <w:t>其七</w:t>
-      </w:r>
-      <w:r>
-        <w:rPr>
-          <w:rFonts w:hint="eastAsia" w:ascii="Times New Roman" w:hAnsi="Times New Roman" w:eastAsia="Times New Roman" w:cs="Times New Roman"/>
-        </w:rPr>
-        <w:t>，</w:t>
-      </w:r>
-      <w:r>
-        <w:rPr>
-          <w:rFonts w:hint="eastAsia" w:ascii="Times New Roman" w:hAnsi="Times New Roman" w:eastAsia="FangSong" w:cs="Times New Roman"/>
-        </w:rPr>
-        <w:t>严禁高估斯莱特规则对高角动量轨道的精度</w:t>
-      </w:r>
-      <w:r>
-        <w:rPr>
-          <w:rFonts w:hint="eastAsia" w:ascii="Times New Roman" w:hAnsi="Times New Roman" w:eastAsia="Times New Roman" w:cs="Times New Roman"/>
-        </w:rPr>
-        <w:t>，</w:t>
-      </w:r>
-      <w:r>
-        <w:rPr>
-          <w:rFonts w:hint="eastAsia" w:ascii="Times New Roman" w:hAnsi="Times New Roman" w:eastAsia="FangSong" w:cs="Times New Roman"/>
-        </w:rPr>
-        <w:t>斯莱特规则未细分内层</w:t>
-      </w:r>
-      <w:r>
-        <w:rPr>
-          <w:rFonts w:ascii="Times New Roman" w:hAnsi="Times New Roman" w:eastAsia="Times New Roman" w:cs="Times New Roman"/>
-        </w:rPr>
-        <w:t xml:space="preserve"> </w:t>
-      </w:r>
-      <m:oMath>
-        <m:r>
-          <m:t>s</m:t>
-        </m:r>
-      </m:oMath>
-      <w:r>
-        <w:rPr>
-          <w:rFonts w:ascii="Times New Roman" w:hAnsi="Times New Roman" w:eastAsia="Times New Roman" w:cs="Times New Roman"/>
-        </w:rPr>
-        <w:t xml:space="preserve"> </w:t>
-      </w:r>
-      <w:r>
-        <w:rPr>
-          <w:rFonts w:hint="eastAsia" w:ascii="Times New Roman" w:hAnsi="Times New Roman" w:eastAsia="FangSong" w:cs="Times New Roman"/>
-        </w:rPr>
-        <w:t xml:space="preserve">与</w:t>
-      </w:r>
-      <w:r>
-        <w:rPr>
-          <w:rFonts w:ascii="Times New Roman" w:hAnsi="Times New Roman" w:eastAsia="Times New Roman" w:cs="Times New Roman"/>
-        </w:rPr>
-        <w:t xml:space="preserve"> </w:t>
-      </w:r>
-      <m:oMath>
-        <m:r>
-          <m:t>d</m:t>
-        </m:r>
-      </m:oMath>
-      <w:r>
-        <w:rPr>
-          <w:rFonts w:ascii="Times New Roman" w:hAnsi="Times New Roman" w:eastAsia="Times New Roman" w:cs="Times New Roman"/>
-        </w:rPr>
-        <w:t xml:space="preserve"> </w:t>
-      </w:r>
-      <w:r>
-        <w:rPr>
-          <w:rFonts w:hint="eastAsia" w:ascii="Times New Roman" w:hAnsi="Times New Roman" w:eastAsia="FangSong" w:cs="Times New Roman"/>
-        </w:rPr>
-        <w:t>屏蔽差异</w:t>
-      </w:r>
-      <w:r>
-        <w:rPr>
-          <w:rFonts w:hint="eastAsia" w:ascii="Times New Roman" w:hAnsi="Times New Roman" w:eastAsia="Times New Roman" w:cs="Times New Roman"/>
-        </w:rPr>
-        <w:t>，</w:t>
-      </w:r>
-      <w:r>
-        <w:rPr>
-          <w:rFonts w:hint="eastAsia" w:ascii="Times New Roman" w:hAnsi="Times New Roman" w:eastAsia="FangSong" w:cs="Times New Roman"/>
-        </w:rPr>
-        <w:t>对</w:t>
-      </w:r>
-      <w:r>
-        <w:rPr>
-          <w:rFonts w:ascii="Times New Roman" w:hAnsi="Times New Roman" w:eastAsia="Times New Roman" w:cs="Times New Roman"/>
-        </w:rPr>
-        <w:t xml:space="preserve"> </w:t>
-      </w:r>
-      <m:oMath>
-        <m:r>
-          <m:t>d</m:t>
-        </m:r>
-      </m:oMath>
-      <w:r>
-        <w:rPr>
-          <w:rFonts w:ascii="Times New Roman" w:hAnsi="Times New Roman" w:eastAsia="Times New Roman" w:cs="Times New Roman"/>
-        </w:rPr>
-        <w:t xml:space="preserve"> </w:t>
-      </w:r>
-      <w:r>
-        <w:rPr>
-          <w:rFonts w:hint="eastAsia" w:ascii="Times New Roman" w:hAnsi="Times New Roman" w:eastAsia="FangSong" w:cs="Times New Roman"/>
-        </w:rPr>
-        <w:t xml:space="preserve">电子和</w:t>
-      </w:r>
-      <w:r>
-        <w:rPr>
-          <w:rFonts w:ascii="Times New Roman" w:hAnsi="Times New Roman" w:eastAsia="Times New Roman" w:cs="Times New Roman"/>
-        </w:rPr>
-        <w:t xml:space="preserve"> </w:t>
-      </w:r>
-      <m:oMath>
-        <m:r>
-          <m:t>f</m:t>
-        </m:r>
-      </m:oMath>
-      <w:r>
-        <w:rPr>
-          <w:rFonts w:ascii="Times New Roman" w:hAnsi="Times New Roman" w:eastAsia="Times New Roman" w:cs="Times New Roman"/>
-        </w:rPr>
-        <w:t xml:space="preserve"> </w:t>
-      </w:r>
-      <w:r>
-        <w:rPr>
-          <w:rFonts w:hint="eastAsia" w:ascii="Times New Roman" w:hAnsi="Times New Roman" w:eastAsia="FangSong" w:cs="Times New Roman"/>
-        </w:rPr>
-        <w:t>电子的能量计算存在一定系统误差</w:t>
-      </w:r>
-      <w:r>
-        <w:rPr>
-          <w:rFonts w:hint="eastAsia" w:ascii="Times New Roman" w:hAnsi="Times New Roman" w:eastAsia="Times New Roman" w:cs="Times New Roman"/>
-        </w:rPr>
-        <w:t>；</w:t>
-      </w:r>
-      <w:r>
-        <w:rPr>
-          <w:rFonts w:hint="eastAsia" w:ascii="Times New Roman" w:hAnsi="Times New Roman" w:eastAsia="FangSong" w:cs="Times New Roman"/>
-        </w:rPr>
-        <w:t>其八</w:t>
-      </w:r>
-      <w:r>
-        <w:rPr>
-          <w:rFonts w:hint="eastAsia" w:ascii="Times New Roman" w:hAnsi="Times New Roman" w:eastAsia="Times New Roman" w:cs="Times New Roman"/>
-        </w:rPr>
-        <w:t>，</w:t>
-      </w:r>
-      <w:r>
-        <w:rPr>
-          <w:rFonts w:hint="eastAsia" w:ascii="Times New Roman" w:hAnsi="Times New Roman" w:eastAsia="FangSong" w:cs="Times New Roman"/>
-        </w:rPr>
-        <w:t>严禁混淆宏观与孤立气态热力学</w:t>
-      </w:r>
-      <w:r>
-        <w:rPr>
-          <w:rFonts w:hint="eastAsia" w:ascii="Times New Roman" w:hAnsi="Times New Roman" w:eastAsia="Times New Roman" w:cs="Times New Roman"/>
-        </w:rPr>
-        <w:t>，</w:t>
-      </w:r>
-      <w:r>
-        <w:rPr>
-          <w:rFonts w:hint="eastAsia" w:ascii="Times New Roman" w:hAnsi="Times New Roman" w:eastAsia="FangSong" w:cs="Times New Roman"/>
-        </w:rPr>
-        <w:t>气态二价氧负离子</w:t>
-      </w:r>
-      <w:r>
-        <w:rPr>
-          <w:rFonts w:hint="eastAsia" w:ascii="Times New Roman" w:hAnsi="Times New Roman" w:eastAsia="Times New Roman" w:cs="Times New Roman"/>
-        </w:rPr>
-        <w:t>（</w:t>
-      </w:r>
-      <m:oMath>
-        <m:sSup>
-          <m:e>
-            <m:r>
-              <m:rPr>
-                <m:sty m:val="p"/>
-              </m:rPr>
-              <m:t>O</m:t>
-            </m:r>
-          </m:e>
-          <m:sup>
-            <m:r>
-              <m:rPr>
-                <m:sty m:val="p"/>
-              </m:rPr>
-              <m:t>2</m:t>
-            </m:r>
-            <m:r>
-              <m:rPr>
-                <m:sty m:val="p"/>
-              </m:rPr>
-              <m:t>−</m:t>
-            </m:r>
-          </m:sup>
-        </m:sSup>
-      </m:oMath>
-      <w:r>
-        <w:rPr>
-          <w:rFonts w:hint="eastAsia" w:ascii="Times New Roman" w:hAnsi="Times New Roman" w:eastAsia="Times New Roman" w:cs="Times New Roman"/>
-        </w:rPr>
-        <w:t>）</w:t>
-      </w:r>
-      <w:r>
-        <w:rPr>
-          <w:rFonts w:hint="eastAsia" w:ascii="Times New Roman" w:hAnsi="Times New Roman" w:eastAsia="FangSong" w:cs="Times New Roman"/>
-        </w:rPr>
-        <w:t>是强吸热的高能不稳定物种</w:t>
-      </w:r>
-      <w:r>
-        <w:rPr>
-          <w:rFonts w:hint="eastAsia" w:ascii="Times New Roman" w:hAnsi="Times New Roman" w:eastAsia="Times New Roman" w:cs="Times New Roman"/>
-        </w:rPr>
-        <w:t>，</w:t>
-      </w:r>
-      <w:r>
-        <w:rPr>
-          <w:rFonts w:hint="eastAsia" w:ascii="Times New Roman" w:hAnsi="Times New Roman" w:eastAsia="FangSong" w:cs="Times New Roman"/>
-        </w:rPr>
-        <w:t>在真空中无法独立存在</w:t>
-      </w:r>
-      <w:r>
-        <w:rPr>
-          <w:rFonts w:hint="eastAsia" w:ascii="Times New Roman" w:hAnsi="Times New Roman" w:eastAsia="Times New Roman" w:cs="Times New Roman"/>
-        </w:rPr>
-        <w:t>，</w:t>
-      </w:r>
-      <w:r>
-        <w:rPr>
-          <w:rFonts w:hint="eastAsia" w:ascii="Times New Roman" w:hAnsi="Times New Roman" w:eastAsia="FangSong" w:cs="Times New Roman"/>
-        </w:rPr>
-        <w:t>唯有在晶体强点阵电荷场中依靠巨大晶格能方能被热力学稳定</w:t>
-      </w:r>
-      <w:r>
-        <w:rPr>
-          <w:rFonts w:hint="eastAsia" w:ascii="Times New Roman" w:hAnsi="Times New Roman" w:eastAsia="Times New Roman" w:cs="Times New Roman"/>
-        </w:rPr>
-        <w:t>。</w:t>
-      </w:r>
-    </w:p>
-    <w:bookmarkEnd w:id="65"/>
-    <w:bookmarkStart w:id="66" w:name="竞赛思考强化题与微观机理精解"/>
-    <w:p>
-      <w:pPr>
-        <w:pStyle w:val="Heading2"/>
-        <w:spacing w:before="280" w:after="120"/>
-      </w:pPr>
-      <w:r>
-        <w:rPr>
-          <w:rFonts w:ascii="Times New Roman" w:hAnsi="Times New Roman" w:eastAsia="Times New Roman" w:cs="Times New Roman"/>
-        </w:rPr>
-        <w:t xml:space="preserve">§6 </w:t>
-      </w:r>
-      <w:r>
-        <w:rPr>
-          <w:rFonts w:hint="eastAsia" w:ascii="Times New Roman" w:hAnsi="Times New Roman" w:eastAsia="SimHei" w:cs="Times New Roman"/>
-        </w:rPr>
-        <w:t xml:space="preserve">竞赛思考强化题与微观机理精解</w:t>
+        <w:t xml:space="preserve">课后习题</w:t>
       </w:r>
     </w:p>
     <w:p>
@@ -45830,9 +39204,9 @@
         <w:pStyle w:val="BodyText"/>
       </w:pPr>
     </w:p>
-    <w:bookmarkEnd w:id="66"/>
+    <w:bookmarkEnd w:id="64"/>
     <w:sectPr>
-      <w:footerReference w:type="default" r:id="rId9"/>
+      <w:footerReference w:type="default" r:id="rId10"/>
       <w:footnotePr>
         <w:numRestart w:val="eachSect"/>
       </w:footnotePr>

--- a/06-学生侧材料/讲义/学生专用版/2-结构化学/原子结构-超级充实版（学生专用版）.docx
+++ b/06-学生侧材料/讲义/学生专用版/2-结构化学/原子结构-超级充实版（学生专用版）.docx
@@ -7368,7 +7368,7 @@
         <w:rPr>
           <w:rFonts w:hint="eastAsia" w:ascii="Times New Roman" w:hAnsi="Times New Roman" w:eastAsia="FangSong" w:cs="Times New Roman"/>
         </w:rPr>
-        <w:t>在直角坐标系中求解偏微分方程极其繁复</w:t>
+        <w:t>在直角坐标系中求解偏微分方程繁复</w:t>
       </w:r>
       <w:r>
         <w:rPr>
@@ -13721,7 +13721,7 @@
         <w:rPr>
           <w:rFonts w:hint="eastAsia" w:ascii="Times New Roman" w:hAnsi="Times New Roman" w:eastAsia="FangSong" w:cs="Times New Roman"/>
         </w:rPr>
-        <w:t>组内电子云极其贴近核</w:t>
+        <w:t>组内电子云贴近核</w:t>
       </w:r>
       <w:r>
         <w:rPr>
@@ -28419,7 +28419,7 @@
         <w:rPr>
           <w:rFonts w:hint="eastAsia" w:ascii="Times New Roman" w:hAnsi="Times New Roman" w:eastAsia="FangSong" w:cs="Times New Roman"/>
         </w:rPr>
-        <w:t>结合离子失电子后的电子层结构突变与有效核电荷暴增</w:t>
+        <w:t>结合离子失电子后的电子层结构突变与有效核电荷显著增大</w:t>
       </w:r>
       <w:r>
         <w:rPr>
@@ -28804,7 +28804,7 @@
         <w:rPr>
           <w:rFonts w:hint="eastAsia" w:ascii="Times New Roman" w:hAnsi="Times New Roman" w:eastAsia="FangSong" w:cs="Times New Roman"/>
         </w:rPr>
-        <w:t>请指出电离能出现剧烈台阶断崖的位置</w:t>
+        <w:t>请指出电离能出现剧烈台阶阶跃的位置</w:t>
       </w:r>
       <w:r>
         <w:rPr>

--- a/06-学生侧材料/讲义/学生专用版/2-结构化学/原子结构-超级充实版（学生专用版）.docx
+++ b/06-学生侧材料/讲义/学生专用版/2-结构化学/原子结构-超级充实版（学生专用版）.docx
@@ -22221,7 +22221,7 @@
         <w:rPr>
           <w:rFonts w:hint="eastAsia" w:ascii="Times New Roman" w:hAnsi="Times New Roman" w:eastAsia="FangSong" w:cs="Times New Roman"/>
         </w:rPr>
-        <w:t>能够使形成的阳离子在静电总能上达到极致的最低值</w:t>
+        <w:t>使形成的阳离子的静电总能降到最低</w:t>
       </w:r>
       <w:r>
         <w:rPr>

--- a/06-学生侧材料/讲义/学生专用版/2-结构化学/原子结构-超级充实版（学生专用版）.docx
+++ b/06-学生侧材料/讲义/学生专用版/2-结构化学/原子结构-超级充实版（学生专用版）.docx
@@ -315,7 +315,7 @@
               </w:rPr>
               <w:drawing>
                 <wp:inline>
-                  <wp:extent cx="2667000" cy="3230947"/>
+                  <wp:extent cx="2381250" cy="2884774"/>
                   <wp:effectExtent b="0" l="0" r="0" t="0"/>
                   <wp:docPr descr="" title="" id="10" name="Picture"/>
                   <a:graphic>
@@ -336,7 +336,7 @@
                         <pic:spPr bwMode="auto">
                           <a:xfrm>
                             <a:off x="0" y="0"/>
-                            <a:ext cx="2667000" cy="3230947"/>
+                            <a:ext cx="2381250" cy="2884774"/>
                           </a:xfrm>
                           <a:prstGeom prst="rect">
                             <a:avLst/>
@@ -369,7 +369,7 @@
               </w:rPr>
               <w:drawing>
                 <wp:inline>
-                  <wp:extent cx="2667000" cy="1599400"/>
+                  <wp:extent cx="2381250" cy="1428035"/>
                   <wp:effectExtent b="0" l="0" r="0" t="0"/>
                   <wp:docPr descr="" title="" id="13" name="Picture"/>
                   <a:graphic>
@@ -390,7 +390,7 @@
                         <pic:spPr bwMode="auto">
                           <a:xfrm>
                             <a:off x="0" y="0"/>
-                            <a:ext cx="2667000" cy="1599400"/>
+                            <a:ext cx="2381250" cy="1428035"/>
                           </a:xfrm>
                           <a:prstGeom prst="rect">
                             <a:avLst/>
@@ -3414,7 +3414,7 @@
               </w:rPr>
               <w:drawing>
                 <wp:inline>
-                  <wp:extent cx="2667000" cy="1827908"/>
+                  <wp:extent cx="2381250" cy="1632061"/>
                   <wp:effectExtent b="0" l="0" r="0" t="0"/>
                   <wp:docPr descr="" title="" id="16" name="Picture"/>
                   <a:graphic>
@@ -3435,7 +3435,7 @@
                         <pic:spPr bwMode="auto">
                           <a:xfrm>
                             <a:off x="0" y="0"/>
-                            <a:ext cx="2667000" cy="1827908"/>
+                            <a:ext cx="2381250" cy="1632061"/>
                           </a:xfrm>
                           <a:prstGeom prst="rect">
                             <a:avLst/>
@@ -3468,7 +3468,7 @@
               </w:rPr>
               <w:drawing>
                 <wp:inline>
-                  <wp:extent cx="2667000" cy="1670374"/>
+                  <wp:extent cx="2381250" cy="1491405"/>
                   <wp:effectExtent b="0" l="0" r="0" t="0"/>
                   <wp:docPr descr="" title="" id="19" name="Picture"/>
                   <a:graphic>
@@ -3489,7 +3489,7 @@
                         <pic:spPr bwMode="auto">
                           <a:xfrm>
                             <a:off x="0" y="0"/>
-                            <a:ext cx="2667000" cy="1670374"/>
+                            <a:ext cx="2381250" cy="1491405"/>
                           </a:xfrm>
                           <a:prstGeom prst="rect">
                             <a:avLst/>
@@ -6565,6 +6565,7 @@
     <w:p>
       <w:pPr>
         <w:pStyle w:val="FirstParagraph"/>
+        <w:spacing w:after="80"/>
         <w:ind w:firstLine="420"/>
       </w:pPr>
       <w:r>
@@ -7224,97 +7225,152 @@
         <w:t xml:space="preserve">。</w:t>
       </w:r>
     </w:p>
+    <w:tbl>
+      <w:tblPr>
+        <w:tblStyle w:val="Table"/>
+        <w:tblW w:type="pct" w:w="5000"/>
+        <w:tblLayout w:type="fixed"/>
+        <w:tblLook w:firstRow="1" w:lastRow="0" w:firstColumn="0" w:lastColumn="0" w:noHBand="0" w:noVBand="0" w:val="0020"/>
+        <w:jc w:val="center"/>
+        <w:tblBorders>
+          <w:top w:val="single" w:sz="12" w:space="0" w:color="333333"/>
+          <w:bottom w:val="single" w:sz="12" w:space="0" w:color="333333"/>
+          <w:left w:val="none"/>
+          <w:right w:val="none"/>
+          <w:insideH w:val="none"/>
+          <w:insideV w:val="none"/>
+        </w:tblBorders>
+      </w:tblPr>
+      <w:tblGrid>
+        <w:gridCol w:w="7920"/>
+      </w:tblGrid>
+      <w:tr>
+        <w:trPr>
+          <w:tblHeader w:val="on"/>
+        </w:trPr>
+        <w:tc>
+          <w:tcPr>
+            <w:tcBorders>
+              <w:bottom w:val="single" w:sz="6" w:space="0" w:color="333333"/>
+            </w:tcBorders>
+          </w:tcPr>
+          <w:p>
+            <w:pPr>
+              <w:pStyle w:val="Compact"/>
+              <w:jc w:val="center"/>
+            </w:pPr>
+            <w:r>
+              <w:rPr>
+                <w:rFonts w:hint="eastAsia" w:ascii="Times New Roman" w:hAnsi="Times New Roman" w:eastAsia="SimHei" w:cs="Times New Roman"/>
+                <w:b/>
+              </w:rPr>
+              <w:t xml:space="preserve">球极坐标</w:t>
+            </w:r>
+          </w:p>
+        </w:tc>
+      </w:tr>
+      <w:tr>
+        <w:tc>
+          <w:tcPr/>
+          <w:p>
+            <w:pPr>
+              <w:pStyle w:val="Compact"/>
+              <w:jc w:val="center"/>
+            </w:pPr>
+            <w:r>
+              <w:rPr>
+                <w:rFonts w:ascii="Times New Roman" w:hAnsi="Times New Roman" w:eastAsia="Times New Roman" w:cs="Times New Roman"/>
+              </w:rPr>
+              <w:drawing>
+                <wp:inline>
+                  <wp:extent cx="2667000" cy="1721922"/>
+                  <wp:effectExtent b="0" l="0" r="0" t="0"/>
+                  <wp:docPr descr="" title="" id="23" name="Picture"/>
+                  <a:graphic>
+                    <a:graphicData uri="http://schemas.openxmlformats.org/drawingml/2006/picture">
+                      <pic:pic>
+                        <pic:nvPicPr>
+                          <pic:cNvPr descr="254be3ff50e01093f4d7a015f57f61a564539cb88dec0dc267fb773a5cea4c05.png" id="24" name="Picture"/>
+                          <pic:cNvPicPr>
+                            <a:picLocks noChangeArrowheads="1" noChangeAspect="1"/>
+                          </pic:cNvPicPr>
+                        </pic:nvPicPr>
+                        <pic:blipFill>
+                          <a:blip r:embed="rId22"/>
+                          <a:stretch>
+                            <a:fillRect/>
+                          </a:stretch>
+                        </pic:blipFill>
+                        <pic:spPr bwMode="auto">
+                          <a:xfrm>
+                            <a:off x="0" y="0"/>
+                            <a:ext cx="2667000" cy="1721922"/>
+                          </a:xfrm>
+                          <a:prstGeom prst="rect">
+                            <a:avLst/>
+                          </a:prstGeom>
+                          <a:noFill/>
+                          <a:ln w="9525">
+                            <a:noFill/>
+                            <a:headEnd/>
+                            <a:tailEnd/>
+                          </a:ln>
+                        </pic:spPr>
+                      </pic:pic>
+                    </a:graphicData>
+                  </a:graphic>
+                </wp:inline>
+              </w:drawing>
+            </w:r>
+          </w:p>
+        </w:tc>
+      </w:tr>
+      <w:tr>
+        <w:tc>
+          <w:tcPr/>
+          <w:p>
+            <w:pPr>
+              <w:pStyle w:val="Compact"/>
+              <w:jc w:val="center"/>
+            </w:pPr>
+            <w:r>
+              <w:rPr>
+                <w:rFonts w:ascii="Times New Roman" w:hAnsi="Times New Roman" w:eastAsia="Times New Roman" w:cs="Times New Roman"/>
+              </w:rPr>
+              <w:t xml:space="preserve">&gt; </w:t>
+            </w:r>
+            <w:r>
+              <w:rPr>
+                <w:rFonts w:hint="eastAsia" w:ascii="Times New Roman" w:hAnsi="Times New Roman" w:eastAsia="FangSong" w:cs="Times New Roman"/>
+              </w:rPr>
+              <w:t xml:space="preserve">图</w:t>
+            </w:r>
+            <w:r>
+              <w:rPr>
+                <w:rFonts w:ascii="Times New Roman" w:hAnsi="Times New Roman" w:eastAsia="Times New Roman" w:cs="Times New Roman"/>
+              </w:rPr>
+              <w:t xml:space="preserve"> </w:t>
+            </w:r>
+            <w:r>
+              <w:rPr>
+                <w:rFonts w:hint="eastAsia" w:ascii="Times New Roman" w:hAnsi="Times New Roman" w:eastAsia="Times New Roman" w:cs="Times New Roman"/>
+              </w:rPr>
+              <w:t>2-5：</w:t>
+            </w:r>
+            <w:r>
+              <w:rPr>
+                <w:rFonts w:hint="eastAsia" w:ascii="Times New Roman" w:hAnsi="Times New Roman" w:eastAsia="FangSong" w:cs="Times New Roman"/>
+              </w:rPr>
+              <w:t>球极坐标与空间直角坐标投影关系</w:t>
+            </w:r>
+          </w:p>
+        </w:tc>
+      </w:tr>
+    </w:tbl>
     <w:p>
       <w:pPr>
         <w:pStyle w:val="BodyText"/>
-        <w:spacing w:before="160" w:after="80"/>
-        <w:jc w:val="center"/>
-      </w:pPr>
-      <w:r>
-        <w:rPr>
-          <w:rFonts w:ascii="Times New Roman" w:hAnsi="Times New Roman" w:eastAsia="Times New Roman" w:cs="Times New Roman"/>
-        </w:rPr>
-        <w:drawing>
-          <wp:inline>
-            <wp:extent cx="2667000" cy="1721922"/>
-            <wp:effectExtent b="0" l="0" r="0" t="0"/>
-            <wp:docPr descr="" title="" id="23" name="Picture"/>
-            <a:graphic>
-              <a:graphicData uri="http://schemas.openxmlformats.org/drawingml/2006/picture">
-                <pic:pic>
-                  <pic:nvPicPr>
-                    <pic:cNvPr descr="254be3ff50e01093f4d7a015f57f61a564539cb88dec0dc267fb773a5cea4c05.png" id="24" name="Picture"/>
-                    <pic:cNvPicPr>
-                      <a:picLocks noChangeArrowheads="1" noChangeAspect="1"/>
-                    </pic:cNvPicPr>
-                  </pic:nvPicPr>
-                  <pic:blipFill>
-                    <a:blip r:embed="rId22"/>
-                    <a:stretch>
-                      <a:fillRect/>
-                    </a:stretch>
-                  </pic:blipFill>
-                  <pic:spPr bwMode="auto">
-                    <a:xfrm>
-                      <a:off x="0" y="0"/>
-                      <a:ext cx="2667000" cy="1721922"/>
-                    </a:xfrm>
-                    <a:prstGeom prst="rect">
-                      <a:avLst/>
-                    </a:prstGeom>
-                    <a:noFill/>
-                    <a:ln w="9525">
-                      <a:noFill/>
-                      <a:headEnd/>
-                      <a:tailEnd/>
-                    </a:ln>
-                  </pic:spPr>
-                </pic:pic>
-              </a:graphicData>
-            </a:graphic>
-          </wp:inline>
-        </w:drawing>
-      </w:r>
-      <w:r>
-        <w:rPr>
-          <w:rFonts w:ascii="Times New Roman" w:hAnsi="Times New Roman" w:eastAsia="Times New Roman" w:cs="Times New Roman"/>
-        </w:rPr>
-        <w:t xml:space="preserve"> </w:t>
-      </w:r>
-      <w:r>
-        <w:rPr>
-          <w:rFonts w:ascii="Times New Roman" w:hAnsi="Times New Roman" w:eastAsia="Times New Roman" w:cs="Times New Roman"/>
-        </w:rPr>
-        <w:t xml:space="preserve">&gt; </w:t>
-      </w:r>
-      <w:r>
-        <w:rPr>
-          <w:rFonts w:hint="eastAsia" w:ascii="Times New Roman" w:hAnsi="Times New Roman" w:eastAsia="FangSong" w:cs="Times New Roman"/>
-        </w:rPr>
-        <w:t xml:space="preserve">图</w:t>
-      </w:r>
-      <w:r>
-        <w:rPr>
-          <w:rFonts w:ascii="Times New Roman" w:hAnsi="Times New Roman" w:eastAsia="Times New Roman" w:cs="Times New Roman"/>
-        </w:rPr>
-        <w:t xml:space="preserve"> </w:t>
-      </w:r>
-      <w:r>
-        <w:rPr>
-          <w:rFonts w:hint="eastAsia" w:ascii="Times New Roman" w:hAnsi="Times New Roman" w:eastAsia="Times New Roman" w:cs="Times New Roman"/>
-        </w:rPr>
-        <w:t>2-5：</w:t>
-      </w:r>
-      <w:r>
-        <w:rPr>
-          <w:rFonts w:hint="eastAsia" w:ascii="Times New Roman" w:hAnsi="Times New Roman" w:eastAsia="FangSong" w:cs="Times New Roman"/>
-        </w:rPr>
-        <w:t>球极坐标与空间直角坐标投影关系</w:t>
-      </w:r>
-    </w:p>
-    <w:p>
-      <w:pPr>
-        <w:pStyle w:val="BodyText"/>
+        <w:spacing w:before="120"/>
         <w:ind w:firstLine="420"/>
       </w:pPr>
       <w:r>
@@ -10537,7 +10593,7 @@
               </w:rPr>
               <w:drawing>
                 <wp:inline>
-                  <wp:extent cx="2667000" cy="2159805"/>
+                  <wp:extent cx="1666875" cy="1349878"/>
                   <wp:effectExtent b="0" l="0" r="0" t="0"/>
                   <wp:docPr descr="" title="" id="26" name="Picture"/>
                   <a:graphic>
@@ -10558,7 +10614,7 @@
                         <pic:spPr bwMode="auto">
                           <a:xfrm>
                             <a:off x="0" y="0"/>
-                            <a:ext cx="2667000" cy="2159805"/>
+                            <a:ext cx="1666875" cy="1349878"/>
                           </a:xfrm>
                           <a:prstGeom prst="rect">
                             <a:avLst/>
@@ -10591,7 +10647,7 @@
               </w:rPr>
               <w:drawing>
                 <wp:inline>
-                  <wp:extent cx="2667000" cy="782194"/>
+                  <wp:extent cx="1666875" cy="488871"/>
                   <wp:effectExtent b="0" l="0" r="0" t="0"/>
                   <wp:docPr descr="" title="" id="29" name="Picture"/>
                   <a:graphic>
@@ -10612,7 +10668,7 @@
                         <pic:spPr bwMode="auto">
                           <a:xfrm>
                             <a:off x="0" y="0"/>
-                            <a:ext cx="2667000" cy="782194"/>
+                            <a:ext cx="1666875" cy="488871"/>
                           </a:xfrm>
                           <a:prstGeom prst="rect">
                             <a:avLst/>
@@ -10645,7 +10701,7 @@
               </w:rPr>
               <w:drawing>
                 <wp:inline>
-                  <wp:extent cx="2667000" cy="1873651"/>
+                  <wp:extent cx="1666875" cy="1171032"/>
                   <wp:effectExtent b="0" l="0" r="0" t="0"/>
                   <wp:docPr descr="" title="" id="32" name="Picture"/>
                   <a:graphic>
@@ -10666,7 +10722,7 @@
                         <pic:spPr bwMode="auto">
                           <a:xfrm>
                             <a:off x="0" y="0"/>
-                            <a:ext cx="2667000" cy="1873651"/>
+                            <a:ext cx="1666875" cy="1171032"/>
                           </a:xfrm>
                           <a:prstGeom prst="rect">
                             <a:avLst/>
@@ -12147,7 +12203,7 @@
               </w:rPr>
               <w:drawing>
                 <wp:inline>
-                  <wp:extent cx="2667000" cy="1623965"/>
+                  <wp:extent cx="2381250" cy="1449969"/>
                   <wp:effectExtent b="0" l="0" r="0" t="0"/>
                   <wp:docPr descr="" title="" id="35" name="Picture"/>
                   <a:graphic>
@@ -12168,7 +12224,7 @@
                         <pic:spPr bwMode="auto">
                           <a:xfrm>
                             <a:off x="0" y="0"/>
-                            <a:ext cx="2667000" cy="1623965"/>
+                            <a:ext cx="2381250" cy="1449969"/>
                           </a:xfrm>
                           <a:prstGeom prst="rect">
                             <a:avLst/>
@@ -12201,7 +12257,7 @@
               </w:rPr>
               <w:drawing>
                 <wp:inline>
-                  <wp:extent cx="2667000" cy="1660789"/>
+                  <wp:extent cx="2381250" cy="1482847"/>
                   <wp:effectExtent b="0" l="0" r="0" t="0"/>
                   <wp:docPr descr="" title="" id="38" name="Picture"/>
                   <a:graphic>
@@ -12222,7 +12278,7 @@
                         <pic:spPr bwMode="auto">
                           <a:xfrm>
                             <a:off x="0" y="0"/>
-                            <a:ext cx="2667000" cy="1660789"/>
+                            <a:ext cx="2381250" cy="1482847"/>
                           </a:xfrm>
                           <a:prstGeom prst="rect">
                             <a:avLst/>
@@ -12453,7 +12509,7 @@
               </w:rPr>
               <w:drawing>
                 <wp:inline>
-                  <wp:extent cx="2667000" cy="1828490"/>
+                  <wp:extent cx="2381250" cy="1632581"/>
                   <wp:effectExtent b="0" l="0" r="0" t="0"/>
                   <wp:docPr descr="" title="" id="41" name="Picture"/>
                   <a:graphic>
@@ -12474,7 +12530,7 @@
                         <pic:spPr bwMode="auto">
                           <a:xfrm>
                             <a:off x="0" y="0"/>
-                            <a:ext cx="2667000" cy="1828490"/>
+                            <a:ext cx="2381250" cy="1632581"/>
                           </a:xfrm>
                           <a:prstGeom prst="rect">
                             <a:avLst/>
@@ -12507,7 +12563,7 @@
               </w:rPr>
               <w:drawing>
                 <wp:inline>
-                  <wp:extent cx="2667000" cy="1866571"/>
+                  <wp:extent cx="2381250" cy="1666582"/>
                   <wp:effectExtent b="0" l="0" r="0" t="0"/>
                   <wp:docPr descr="" title="" id="44" name="Picture"/>
                   <a:graphic>
@@ -12528,7 +12584,7 @@
                         <pic:spPr bwMode="auto">
                           <a:xfrm>
                             <a:off x="0" y="0"/>
-                            <a:ext cx="2667000" cy="1866571"/>
+                            <a:ext cx="2381250" cy="1666582"/>
                           </a:xfrm>
                           <a:prstGeom prst="rect">
                             <a:avLst/>
@@ -14948,95 +15004,155 @@
     </w:tbl>
     <w:p>
       <w:pPr>
-        <w:pStyle w:val="BodyText"/>
-        <w:spacing w:before="160" w:after="80"/>
+        <w:spacing w:before="120" w:after="80"/>
+      </w:pPr>
+    </w:p>
+    <w:tbl>
+      <w:tblPr>
+        <w:tblStyle w:val="Table"/>
+        <w:tblW w:type="pct" w:w="5000"/>
+        <w:tblLayout w:type="fixed"/>
+        <w:tblLook w:firstRow="1" w:lastRow="0" w:firstColumn="0" w:lastColumn="0" w:noHBand="0" w:noVBand="0" w:val="0020"/>
         <w:jc w:val="center"/>
-      </w:pPr>
-      <w:r>
-        <w:rPr>
-          <w:rFonts w:ascii="Times New Roman" w:hAnsi="Times New Roman" w:eastAsia="Times New Roman" w:cs="Times New Roman"/>
-        </w:rPr>
-        <w:drawing>
-          <wp:inline>
-            <wp:extent cx="2520000" cy="6699617"/>
-            <wp:effectExtent b="0" l="0" r="0" t="0"/>
-            <wp:docPr descr="" title="" id="48" name="Picture"/>
-            <a:graphic>
-              <a:graphicData uri="http://schemas.openxmlformats.org/drawingml/2006/picture">
-                <pic:pic>
-                  <pic:nvPicPr>
-                    <pic:cNvPr descr="4d13d4e08d9d164cdd2239f2e43e6382253d59c8878786f6ccae3c1a9a847e5f.png" id="49" name="Picture"/>
-                    <pic:cNvPicPr>
-                      <a:picLocks noChangeArrowheads="1" noChangeAspect="1"/>
-                    </pic:cNvPicPr>
-                  </pic:nvPicPr>
-                  <pic:blipFill>
-                    <a:blip r:embed="rId47"/>
-                    <a:stretch>
-                      <a:fillRect/>
-                    </a:stretch>
-                  </pic:blipFill>
-                  <pic:spPr bwMode="auto">
-                    <a:xfrm>
-                      <a:off x="0" y="0"/>
-                      <a:ext cx="2520000" cy="6699617"/>
-                    </a:xfrm>
-                    <a:prstGeom prst="rect">
-                      <a:avLst/>
-                    </a:prstGeom>
-                    <a:noFill/>
-                    <a:ln w="9525">
-                      <a:noFill/>
-                      <a:headEnd/>
-                      <a:tailEnd/>
-                    </a:ln>
-                  </pic:spPr>
-                </pic:pic>
-              </a:graphicData>
-            </a:graphic>
-          </wp:inline>
-        </w:drawing>
-      </w:r>
-      <w:r>
-        <w:rPr>
-          <w:rFonts w:ascii="Times New Roman" w:hAnsi="Times New Roman" w:eastAsia="Times New Roman" w:cs="Times New Roman"/>
-        </w:rPr>
-        <w:t xml:space="preserve"> </w:t>
-      </w:r>
-      <w:r>
-        <w:rPr>
-          <w:rFonts w:ascii="Times New Roman" w:hAnsi="Times New Roman" w:eastAsia="Times New Roman" w:cs="Times New Roman"/>
-        </w:rPr>
-        <w:t xml:space="preserve">&gt; </w:t>
-      </w:r>
-      <w:r>
-        <w:rPr>
-          <w:rFonts w:hint="eastAsia" w:ascii="Times New Roman" w:hAnsi="Times New Roman" w:eastAsia="FangSong" w:cs="Times New Roman"/>
-        </w:rPr>
-        <w:t xml:space="preserve">图</w:t>
-      </w:r>
-      <w:r>
-        <w:rPr>
-          <w:rFonts w:ascii="Times New Roman" w:hAnsi="Times New Roman" w:eastAsia="Times New Roman" w:cs="Times New Roman"/>
-        </w:rPr>
-        <w:t xml:space="preserve"> </w:t>
-      </w:r>
-      <w:r>
-        <w:rPr>
-          <w:rFonts w:hint="eastAsia" w:ascii="Times New Roman" w:hAnsi="Times New Roman" w:eastAsia="Times New Roman" w:cs="Times New Roman"/>
-        </w:rPr>
-        <w:t>2-13：</w:t>
-      </w:r>
-      <w:r>
-        <w:rPr>
-          <w:rFonts w:hint="eastAsia" w:ascii="Times New Roman" w:hAnsi="Times New Roman" w:eastAsia="FangSong" w:cs="Times New Roman"/>
-        </w:rPr>
-        <w:t>斯莱特规则有效核电荷分步计算程序</w:t>
-      </w:r>
-    </w:p>
+        <w:tblBorders>
+          <w:top w:val="single" w:sz="12" w:space="0" w:color="333333"/>
+          <w:bottom w:val="single" w:sz="12" w:space="0" w:color="333333"/>
+          <w:left w:val="none"/>
+          <w:right w:val="none"/>
+          <w:insideH w:val="none"/>
+          <w:insideV w:val="none"/>
+        </w:tblBorders>
+      </w:tblPr>
+      <w:tblGrid>
+        <w:gridCol w:w="7920"/>
+      </w:tblGrid>
+      <w:tr>
+        <w:trPr>
+          <w:tblHeader w:val="on"/>
+        </w:trPr>
+        <w:tc>
+          <w:tcPr>
+            <w:tcBorders>
+              <w:bottom w:val="single" w:sz="6" w:space="0" w:color="333333"/>
+            </w:tcBorders>
+          </w:tcPr>
+          <w:p>
+            <w:pPr>
+              <w:pStyle w:val="Compact"/>
+              <w:jc w:val="center"/>
+            </w:pPr>
+            <w:r>
+              <w:rPr>
+                <w:rFonts w:hint="eastAsia" w:ascii="Times New Roman" w:hAnsi="Times New Roman" w:eastAsia="SimHei" w:cs="Times New Roman"/>
+                <w:b/>
+              </w:rPr>
+              <w:t xml:space="preserve">斯莱特规则有效核电荷分步</w:t>
+            </w:r>
+          </w:p>
+        </w:tc>
+      </w:tr>
+      <w:tr>
+        <w:tc>
+          <w:tcPr/>
+          <w:p>
+            <w:pPr>
+              <w:pStyle w:val="Compact"/>
+              <w:jc w:val="center"/>
+            </w:pPr>
+            <w:r>
+              <w:rPr>
+                <w:rFonts w:ascii="Times New Roman" w:hAnsi="Times New Roman" w:eastAsia="Times New Roman" w:cs="Times New Roman"/>
+              </w:rPr>
+              <w:drawing>
+                <wp:inline>
+                  <wp:extent cx="2520000" cy="6699617"/>
+                  <wp:effectExtent b="0" l="0" r="0" t="0"/>
+                  <wp:docPr descr="" title="" id="48" name="Picture"/>
+                  <a:graphic>
+                    <a:graphicData uri="http://schemas.openxmlformats.org/drawingml/2006/picture">
+                      <pic:pic>
+                        <pic:nvPicPr>
+                          <pic:cNvPr descr="4d13d4e08d9d164cdd2239f2e43e6382253d59c8878786f6ccae3c1a9a847e5f.png" id="49" name="Picture"/>
+                          <pic:cNvPicPr>
+                            <a:picLocks noChangeArrowheads="1" noChangeAspect="1"/>
+                          </pic:cNvPicPr>
+                        </pic:nvPicPr>
+                        <pic:blipFill>
+                          <a:blip r:embed="rId47"/>
+                          <a:stretch>
+                            <a:fillRect/>
+                          </a:stretch>
+                        </pic:blipFill>
+                        <pic:spPr bwMode="auto">
+                          <a:xfrm>
+                            <a:off x="0" y="0"/>
+                            <a:ext cx="2520000" cy="6699617"/>
+                          </a:xfrm>
+                          <a:prstGeom prst="rect">
+                            <a:avLst/>
+                          </a:prstGeom>
+                          <a:noFill/>
+                          <a:ln w="9525">
+                            <a:noFill/>
+                            <a:headEnd/>
+                            <a:tailEnd/>
+                          </a:ln>
+                        </pic:spPr>
+                      </pic:pic>
+                    </a:graphicData>
+                  </a:graphic>
+                </wp:inline>
+              </w:drawing>
+            </w:r>
+          </w:p>
+        </w:tc>
+      </w:tr>
+      <w:tr>
+        <w:tc>
+          <w:tcPr/>
+          <w:p>
+            <w:pPr>
+              <w:pStyle w:val="Compact"/>
+              <w:jc w:val="center"/>
+            </w:pPr>
+            <w:r>
+              <w:rPr>
+                <w:rFonts w:ascii="Times New Roman" w:hAnsi="Times New Roman" w:eastAsia="Times New Roman" w:cs="Times New Roman"/>
+              </w:rPr>
+              <w:t xml:space="preserve">&gt; </w:t>
+            </w:r>
+            <w:r>
+              <w:rPr>
+                <w:rFonts w:hint="eastAsia" w:ascii="Times New Roman" w:hAnsi="Times New Roman" w:eastAsia="FangSong" w:cs="Times New Roman"/>
+              </w:rPr>
+              <w:t xml:space="preserve">图</w:t>
+            </w:r>
+            <w:r>
+              <w:rPr>
+                <w:rFonts w:ascii="Times New Roman" w:hAnsi="Times New Roman" w:eastAsia="Times New Roman" w:cs="Times New Roman"/>
+              </w:rPr>
+              <w:t xml:space="preserve"> </w:t>
+            </w:r>
+            <w:r>
+              <w:rPr>
+                <w:rFonts w:hint="eastAsia" w:ascii="Times New Roman" w:hAnsi="Times New Roman" w:eastAsia="Times New Roman" w:cs="Times New Roman"/>
+              </w:rPr>
+              <w:t>2-13：</w:t>
+            </w:r>
+            <w:r>
+              <w:rPr>
+                <w:rFonts w:hint="eastAsia" w:ascii="Times New Roman" w:hAnsi="Times New Roman" w:eastAsia="FangSong" w:cs="Times New Roman"/>
+              </w:rPr>
+              <w:t>斯莱特规则有效核电荷分步计算程序</w:t>
+            </w:r>
+          </w:p>
+        </w:tc>
+      </w:tr>
+    </w:tbl>
     <w:p>
       <w:pPr>
         <w:pStyle w:val="BodyText"/>
+        <w:spacing w:before="120"/>
         <w:ind w:firstLine="420"/>
       </w:pPr>
       <w:r>
@@ -15637,6 +15753,7 @@
     <w:p>
       <w:pPr>
         <w:pStyle w:val="BodyText"/>
+        <w:spacing w:after="80"/>
         <w:ind w:firstLine="420"/>
       </w:pPr>
       <w:r>
@@ -16450,93 +16567,152 @@
         <w:t xml:space="preserve">。</w:t>
       </w:r>
     </w:p>
+    <w:tbl>
+      <w:tblPr>
+        <w:tblStyle w:val="Table"/>
+        <w:tblW w:type="pct" w:w="5000"/>
+        <w:tblLayout w:type="fixed"/>
+        <w:tblLook w:firstRow="1" w:lastRow="0" w:firstColumn="0" w:lastColumn="0" w:noHBand="0" w:noVBand="0" w:val="0020"/>
+        <w:jc w:val="center"/>
+        <w:tblBorders>
+          <w:top w:val="single" w:sz="12" w:space="0" w:color="333333"/>
+          <w:bottom w:val="single" w:sz="12" w:space="0" w:color="333333"/>
+          <w:left w:val="none"/>
+          <w:right w:val="none"/>
+          <w:insideH w:val="none"/>
+          <w:insideV w:val="none"/>
+        </w:tblBorders>
+      </w:tblPr>
+      <w:tblGrid>
+        <w:gridCol w:w="7920"/>
+      </w:tblGrid>
+      <w:tr>
+        <w:trPr>
+          <w:tblHeader w:val="on"/>
+        </w:trPr>
+        <w:tc>
+          <w:tcPr>
+            <w:tcBorders>
+              <w:bottom w:val="single" w:sz="6" w:space="0" w:color="333333"/>
+            </w:tcBorders>
+          </w:tcPr>
+          <w:p>
+            <w:pPr>
+              <w:pStyle w:val="Compact"/>
+              <w:jc w:val="center"/>
+            </w:pPr>
+            <w:r>
+              <w:rPr>
+                <w:rFonts w:hint="eastAsia" w:ascii="Times New Roman" w:hAnsi="Times New Roman" w:eastAsia="SimHei" w:cs="Times New Roman"/>
+                <w:b/>
+              </w:rPr>
+              <w:t xml:space="preserve">构造原理原子轨道能量填充</w:t>
+            </w:r>
+          </w:p>
+        </w:tc>
+      </w:tr>
+      <w:tr>
+        <w:tc>
+          <w:tcPr/>
+          <w:p>
+            <w:pPr>
+              <w:pStyle w:val="Compact"/>
+              <w:jc w:val="center"/>
+            </w:pPr>
+            <w:r>
+              <w:rPr>
+                <w:rFonts w:ascii="Times New Roman" w:hAnsi="Times New Roman" w:eastAsia="Times New Roman" w:cs="Times New Roman"/>
+              </w:rPr>
+              <w:drawing>
+                <wp:inline>
+                  <wp:extent cx="2667000" cy="2683002"/>
+                  <wp:effectExtent b="0" l="0" r="0" t="0"/>
+                  <wp:docPr descr="" title="" id="51" name="Picture"/>
+                  <a:graphic>
+                    <a:graphicData uri="http://schemas.openxmlformats.org/drawingml/2006/picture">
+                      <pic:pic>
+                        <pic:nvPicPr>
+                          <pic:cNvPr descr="33bbe799e30978a1e4bd6b91bd9d5c3ac8f5178a260704056275c2a4ea273180.png" id="52" name="Picture"/>
+                          <pic:cNvPicPr>
+                            <a:picLocks noChangeArrowheads="1" noChangeAspect="1"/>
+                          </pic:cNvPicPr>
+                        </pic:nvPicPr>
+                        <pic:blipFill>
+                          <a:blip r:embed="rId50"/>
+                          <a:stretch>
+                            <a:fillRect/>
+                          </a:stretch>
+                        </pic:blipFill>
+                        <pic:spPr bwMode="auto">
+                          <a:xfrm>
+                            <a:off x="0" y="0"/>
+                            <a:ext cx="2667000" cy="2683002"/>
+                          </a:xfrm>
+                          <a:prstGeom prst="rect">
+                            <a:avLst/>
+                          </a:prstGeom>
+                          <a:noFill/>
+                          <a:ln w="9525">
+                            <a:noFill/>
+                            <a:headEnd/>
+                            <a:tailEnd/>
+                          </a:ln>
+                        </pic:spPr>
+                      </pic:pic>
+                    </a:graphicData>
+                  </a:graphic>
+                </wp:inline>
+              </w:drawing>
+            </w:r>
+          </w:p>
+        </w:tc>
+      </w:tr>
+      <w:tr>
+        <w:tc>
+          <w:tcPr/>
+          <w:p>
+            <w:pPr>
+              <w:pStyle w:val="Compact"/>
+              <w:jc w:val="center"/>
+            </w:pPr>
+            <w:r>
+              <w:rPr>
+                <w:rFonts w:ascii="Times New Roman" w:hAnsi="Times New Roman" w:eastAsia="Times New Roman" w:cs="Times New Roman"/>
+              </w:rPr>
+              <w:t xml:space="preserve">&gt; </w:t>
+            </w:r>
+            <w:r>
+              <w:rPr>
+                <w:rFonts w:hint="eastAsia" w:ascii="Times New Roman" w:hAnsi="Times New Roman" w:eastAsia="FangSong" w:cs="Times New Roman"/>
+              </w:rPr>
+              <w:t xml:space="preserve">图</w:t>
+            </w:r>
+            <w:r>
+              <w:rPr>
+                <w:rFonts w:ascii="Times New Roman" w:hAnsi="Times New Roman" w:eastAsia="Times New Roman" w:cs="Times New Roman"/>
+              </w:rPr>
+              <w:t xml:space="preserve"> </w:t>
+            </w:r>
+            <w:r>
+              <w:rPr>
+                <w:rFonts w:hint="eastAsia" w:ascii="Times New Roman" w:hAnsi="Times New Roman" w:eastAsia="Times New Roman" w:cs="Times New Roman"/>
+              </w:rPr>
+              <w:t>2-14：</w:t>
+            </w:r>
+            <w:r>
+              <w:rPr>
+                <w:rFonts w:hint="eastAsia" w:ascii="Times New Roman" w:hAnsi="Times New Roman" w:eastAsia="FangSong" w:cs="Times New Roman"/>
+              </w:rPr>
+              <w:t>构造原理原子轨道能量填充序列矩阵</w:t>
+            </w:r>
+          </w:p>
+        </w:tc>
+      </w:tr>
+    </w:tbl>
     <w:p>
       <w:pPr>
-        <w:pStyle w:val="BodyText"/>
-        <w:spacing w:after="80" w:before="160"/>
-        <w:jc w:val="center"/>
+        <w:spacing w:before="120" w:after="80"/>
       </w:pPr>
-      <w:r>
-        <w:rPr>
-          <w:rFonts w:ascii="Times New Roman" w:hAnsi="Times New Roman" w:eastAsia="Times New Roman" w:cs="Times New Roman"/>
-        </w:rPr>
-        <w:drawing>
-          <wp:inline>
-            <wp:extent cx="2667000" cy="2683002"/>
-            <wp:effectExtent b="0" l="0" r="0" t="0"/>
-            <wp:docPr descr="" title="" id="51" name="Picture"/>
-            <a:graphic>
-              <a:graphicData uri="http://schemas.openxmlformats.org/drawingml/2006/picture">
-                <pic:pic>
-                  <pic:nvPicPr>
-                    <pic:cNvPr descr="33bbe799e30978a1e4bd6b91bd9d5c3ac8f5178a260704056275c2a4ea273180.png" id="52" name="Picture"/>
-                    <pic:cNvPicPr>
-                      <a:picLocks noChangeArrowheads="1" noChangeAspect="1"/>
-                    </pic:cNvPicPr>
-                  </pic:nvPicPr>
-                  <pic:blipFill>
-                    <a:blip r:embed="rId50"/>
-                    <a:stretch>
-                      <a:fillRect/>
-                    </a:stretch>
-                  </pic:blipFill>
-                  <pic:spPr bwMode="auto">
-                    <a:xfrm>
-                      <a:off x="0" y="0"/>
-                      <a:ext cx="2667000" cy="2683002"/>
-                    </a:xfrm>
-                    <a:prstGeom prst="rect">
-                      <a:avLst/>
-                    </a:prstGeom>
-                    <a:noFill/>
-                    <a:ln w="9525">
-                      <a:noFill/>
-                      <a:headEnd/>
-                      <a:tailEnd/>
-                    </a:ln>
-                  </pic:spPr>
-                </pic:pic>
-              </a:graphicData>
-            </a:graphic>
-          </wp:inline>
-        </w:drawing>
-      </w:r>
-      <w:r>
-        <w:rPr>
-          <w:rFonts w:ascii="Times New Roman" w:hAnsi="Times New Roman" w:eastAsia="Times New Roman" w:cs="Times New Roman"/>
-        </w:rPr>
-        <w:t xml:space="preserve"> </w:t>
-      </w:r>
-      <w:r>
-        <w:rPr>
-          <w:rFonts w:ascii="Times New Roman" w:hAnsi="Times New Roman" w:eastAsia="Times New Roman" w:cs="Times New Roman"/>
-        </w:rPr>
-        <w:t xml:space="preserve">&gt; </w:t>
-      </w:r>
-      <w:r>
-        <w:rPr>
-          <w:rFonts w:hint="eastAsia" w:ascii="Times New Roman" w:hAnsi="Times New Roman" w:eastAsia="FangSong" w:cs="Times New Roman"/>
-        </w:rPr>
-        <w:t xml:space="preserve">图</w:t>
-      </w:r>
-      <w:r>
-        <w:rPr>
-          <w:rFonts w:ascii="Times New Roman" w:hAnsi="Times New Roman" w:eastAsia="Times New Roman" w:cs="Times New Roman"/>
-        </w:rPr>
-        <w:t xml:space="preserve"> </w:t>
-      </w:r>
-      <w:r>
-        <w:rPr>
-          <w:rFonts w:hint="eastAsia" w:ascii="Times New Roman" w:hAnsi="Times New Roman" w:eastAsia="Times New Roman" w:cs="Times New Roman"/>
-        </w:rPr>
-        <w:t>2-14：</w:t>
-      </w:r>
-      <w:r>
-        <w:rPr>
-          <w:rFonts w:hint="eastAsia" w:ascii="Times New Roman" w:hAnsi="Times New Roman" w:eastAsia="FangSong" w:cs="Times New Roman"/>
-        </w:rPr>
-        <w:t>构造原理原子轨道能量填充序列矩阵</w:t>
-      </w:r>
     </w:p>
     <w:tbl>
       <w:tblPr>
@@ -16617,7 +16793,7 @@
               </w:rPr>
               <w:drawing>
                 <wp:inline>
-                  <wp:extent cx="2667000" cy="1735156"/>
+                  <wp:extent cx="2381250" cy="1549246"/>
                   <wp:effectExtent b="0" l="0" r="0" t="0"/>
                   <wp:docPr descr="" title="" id="54" name="Picture"/>
                   <a:graphic>
@@ -16638,7 +16814,7 @@
                         <pic:spPr bwMode="auto">
                           <a:xfrm>
                             <a:off x="0" y="0"/>
-                            <a:ext cx="2667000" cy="1735156"/>
+                            <a:ext cx="2381250" cy="1549246"/>
                           </a:xfrm>
                           <a:prstGeom prst="rect">
                             <a:avLst/>
@@ -16671,7 +16847,7 @@
               </w:rPr>
               <w:drawing>
                 <wp:inline>
-                  <wp:extent cx="2520000" cy="3688363"/>
+                  <wp:extent cx="2381250" cy="3485284"/>
                   <wp:effectExtent b="0" l="0" r="0" t="0"/>
                   <wp:docPr descr="" title="" id="57" name="Picture"/>
                   <a:graphic>
@@ -16692,7 +16868,7 @@
                         <pic:spPr bwMode="auto">
                           <a:xfrm>
                             <a:off x="0" y="0"/>
-                            <a:ext cx="2520000" cy="3688363"/>
+                            <a:ext cx="2381250" cy="3485284"/>
                           </a:xfrm>
                           <a:prstGeom prst="rect">
                             <a:avLst/>
@@ -17520,6 +17696,7 @@
     <w:p>
       <w:pPr>
         <w:pStyle w:val="FirstParagraph"/>
+        <w:spacing w:after="80"/>
         <w:ind w:firstLine="420"/>
       </w:pPr>
       <w:r>
@@ -18299,97 +18476,152 @@
         <w:t>。</w:t>
       </w:r>
     </w:p>
+    <w:tbl>
+      <w:tblPr>
+        <w:tblStyle w:val="Table"/>
+        <w:tblW w:type="pct" w:w="5000"/>
+        <w:tblLayout w:type="fixed"/>
+        <w:tblLook w:firstRow="1" w:lastRow="0" w:firstColumn="0" w:lastColumn="0" w:noHBand="0" w:noVBand="0" w:val="0020"/>
+        <w:jc w:val="center"/>
+        <w:tblBorders>
+          <w:top w:val="single" w:sz="12" w:space="0" w:color="333333"/>
+          <w:bottom w:val="single" w:sz="12" w:space="0" w:color="333333"/>
+          <w:left w:val="none"/>
+          <w:right w:val="none"/>
+          <w:insideH w:val="none"/>
+          <w:insideV w:val="none"/>
+        </w:tblBorders>
+      </w:tblPr>
+      <w:tblGrid>
+        <w:gridCol w:w="7920"/>
+      </w:tblGrid>
+      <w:tr>
+        <w:trPr>
+          <w:tblHeader w:val="on"/>
+        </w:trPr>
+        <w:tc>
+          <w:tcPr>
+            <w:tcBorders>
+              <w:bottom w:val="single" w:sz="6" w:space="0" w:color="333333"/>
+            </w:tcBorders>
+          </w:tcPr>
+          <w:p>
+            <w:pPr>
+              <w:pStyle w:val="Compact"/>
+              <w:jc w:val="center"/>
+            </w:pPr>
+            <w:r>
+              <w:rPr>
+                <w:rFonts w:hint="eastAsia" w:ascii="Times New Roman" w:hAnsi="Times New Roman" w:eastAsia="SimHei" w:cs="Times New Roman"/>
+                <w:b/>
+              </w:rPr>
+              <w:t xml:space="preserve">泡利原理轨道电子自旋配对</w:t>
+            </w:r>
+          </w:p>
+        </w:tc>
+      </w:tr>
+      <w:tr>
+        <w:tc>
+          <w:tcPr/>
+          <w:p>
+            <w:pPr>
+              <w:pStyle w:val="Compact"/>
+              <w:jc w:val="center"/>
+            </w:pPr>
+            <w:r>
+              <w:rPr>
+                <w:rFonts w:ascii="Times New Roman" w:hAnsi="Times New Roman" w:eastAsia="Times New Roman" w:cs="Times New Roman"/>
+              </w:rPr>
+              <w:drawing>
+                <wp:inline>
+                  <wp:extent cx="2667000" cy="1188952"/>
+                  <wp:effectExtent b="0" l="0" r="0" t="0"/>
+                  <wp:docPr descr="" title="" id="61" name="Picture"/>
+                  <a:graphic>
+                    <a:graphicData uri="http://schemas.openxmlformats.org/drawingml/2006/picture">
+                      <pic:pic>
+                        <pic:nvPicPr>
+                          <pic:cNvPr descr="ac594ddbe61e354a622e20ec0f60b5ad2fb9c2fe73f4517fe54c78369b509418.png" id="62" name="Picture"/>
+                          <pic:cNvPicPr>
+                            <a:picLocks noChangeArrowheads="1" noChangeAspect="1"/>
+                          </pic:cNvPicPr>
+                        </pic:nvPicPr>
+                        <pic:blipFill>
+                          <a:blip r:embed="rId60"/>
+                          <a:stretch>
+                            <a:fillRect/>
+                          </a:stretch>
+                        </pic:blipFill>
+                        <pic:spPr bwMode="auto">
+                          <a:xfrm>
+                            <a:off x="0" y="0"/>
+                            <a:ext cx="2667000" cy="1188952"/>
+                          </a:xfrm>
+                          <a:prstGeom prst="rect">
+                            <a:avLst/>
+                          </a:prstGeom>
+                          <a:noFill/>
+                          <a:ln w="9525">
+                            <a:noFill/>
+                            <a:headEnd/>
+                            <a:tailEnd/>
+                          </a:ln>
+                        </pic:spPr>
+                      </pic:pic>
+                    </a:graphicData>
+                  </a:graphic>
+                </wp:inline>
+              </w:drawing>
+            </w:r>
+          </w:p>
+        </w:tc>
+      </w:tr>
+      <w:tr>
+        <w:tc>
+          <w:tcPr/>
+          <w:p>
+            <w:pPr>
+              <w:pStyle w:val="Compact"/>
+              <w:jc w:val="center"/>
+            </w:pPr>
+            <w:r>
+              <w:rPr>
+                <w:rFonts w:ascii="Times New Roman" w:hAnsi="Times New Roman" w:eastAsia="Times New Roman" w:cs="Times New Roman"/>
+              </w:rPr>
+              <w:t xml:space="preserve">&gt; </w:t>
+            </w:r>
+            <w:r>
+              <w:rPr>
+                <w:rFonts w:hint="eastAsia" w:ascii="Times New Roman" w:hAnsi="Times New Roman" w:eastAsia="FangSong" w:cs="Times New Roman"/>
+              </w:rPr>
+              <w:t xml:space="preserve">图</w:t>
+            </w:r>
+            <w:r>
+              <w:rPr>
+                <w:rFonts w:ascii="Times New Roman" w:hAnsi="Times New Roman" w:eastAsia="Times New Roman" w:cs="Times New Roman"/>
+              </w:rPr>
+              <w:t xml:space="preserve"> </w:t>
+            </w:r>
+            <w:r>
+              <w:rPr>
+                <w:rFonts w:hint="eastAsia" w:ascii="Times New Roman" w:hAnsi="Times New Roman" w:eastAsia="Times New Roman" w:cs="Times New Roman"/>
+              </w:rPr>
+              <w:t>2-17：</w:t>
+            </w:r>
+            <w:r>
+              <w:rPr>
+                <w:rFonts w:hint="eastAsia" w:ascii="Times New Roman" w:hAnsi="Times New Roman" w:eastAsia="FangSong" w:cs="Times New Roman"/>
+              </w:rPr>
+              <w:t>泡利原理轨道电子自旋配对微观示意</w:t>
+            </w:r>
+          </w:p>
+        </w:tc>
+      </w:tr>
+    </w:tbl>
     <w:p>
       <w:pPr>
         <w:pStyle w:val="BodyText"/>
-        <w:spacing w:before="160" w:after="80"/>
-        <w:jc w:val="center"/>
-      </w:pPr>
-      <w:r>
-        <w:rPr>
-          <w:rFonts w:ascii="Times New Roman" w:hAnsi="Times New Roman" w:eastAsia="Times New Roman" w:cs="Times New Roman"/>
-        </w:rPr>
-        <w:drawing>
-          <wp:inline>
-            <wp:extent cx="2667000" cy="1188952"/>
-            <wp:effectExtent b="0" l="0" r="0" t="0"/>
-            <wp:docPr descr="" title="" id="61" name="Picture"/>
-            <a:graphic>
-              <a:graphicData uri="http://schemas.openxmlformats.org/drawingml/2006/picture">
-                <pic:pic>
-                  <pic:nvPicPr>
-                    <pic:cNvPr descr="ac594ddbe61e354a622e20ec0f60b5ad2fb9c2fe73f4517fe54c78369b509418.png" id="62" name="Picture"/>
-                    <pic:cNvPicPr>
-                      <a:picLocks noChangeArrowheads="1" noChangeAspect="1"/>
-                    </pic:cNvPicPr>
-                  </pic:nvPicPr>
-                  <pic:blipFill>
-                    <a:blip r:embed="rId60"/>
-                    <a:stretch>
-                      <a:fillRect/>
-                    </a:stretch>
-                  </pic:blipFill>
-                  <pic:spPr bwMode="auto">
-                    <a:xfrm>
-                      <a:off x="0" y="0"/>
-                      <a:ext cx="2667000" cy="1188952"/>
-                    </a:xfrm>
-                    <a:prstGeom prst="rect">
-                      <a:avLst/>
-                    </a:prstGeom>
-                    <a:noFill/>
-                    <a:ln w="9525">
-                      <a:noFill/>
-                      <a:headEnd/>
-                      <a:tailEnd/>
-                    </a:ln>
-                  </pic:spPr>
-                </pic:pic>
-              </a:graphicData>
-            </a:graphic>
-          </wp:inline>
-        </w:drawing>
-      </w:r>
-      <w:r>
-        <w:rPr>
-          <w:rFonts w:ascii="Times New Roman" w:hAnsi="Times New Roman" w:eastAsia="Times New Roman" w:cs="Times New Roman"/>
-        </w:rPr>
-        <w:t xml:space="preserve"> </w:t>
-      </w:r>
-      <w:r>
-        <w:rPr>
-          <w:rFonts w:ascii="Times New Roman" w:hAnsi="Times New Roman" w:eastAsia="Times New Roman" w:cs="Times New Roman"/>
-        </w:rPr>
-        <w:t xml:space="preserve">&gt; </w:t>
-      </w:r>
-      <w:r>
-        <w:rPr>
-          <w:rFonts w:hint="eastAsia" w:ascii="Times New Roman" w:hAnsi="Times New Roman" w:eastAsia="FangSong" w:cs="Times New Roman"/>
-        </w:rPr>
-        <w:t xml:space="preserve">图</w:t>
-      </w:r>
-      <w:r>
-        <w:rPr>
-          <w:rFonts w:ascii="Times New Roman" w:hAnsi="Times New Roman" w:eastAsia="Times New Roman" w:cs="Times New Roman"/>
-        </w:rPr>
-        <w:t xml:space="preserve"> </w:t>
-      </w:r>
-      <w:r>
-        <w:rPr>
-          <w:rFonts w:hint="eastAsia" w:ascii="Times New Roman" w:hAnsi="Times New Roman" w:eastAsia="Times New Roman" w:cs="Times New Roman"/>
-        </w:rPr>
-        <w:t>2-17：</w:t>
-      </w:r>
-      <w:r>
-        <w:rPr>
-          <w:rFonts w:hint="eastAsia" w:ascii="Times New Roman" w:hAnsi="Times New Roman" w:eastAsia="FangSong" w:cs="Times New Roman"/>
-        </w:rPr>
-        <w:t>泡利原理轨道电子自旋配对微观示意</w:t>
-      </w:r>
-    </w:p>
-    <w:p>
-      <w:pPr>
-        <w:pStyle w:val="BodyText"/>
+        <w:spacing w:before="120"/>
         <w:ind w:firstLine="420"/>
       </w:pPr>
       <w:r>

--- a/06-学生侧材料/讲义/学生专用版/2-结构化学/原子结构-超级充实版（学生专用版）.docx
+++ b/06-学生侧材料/讲义/学生专用版/2-结构化学/原子结构-超级充实版（学生专用版）.docx
@@ -4466,6 +4466,12 @@
         </w:rPr>
         <w:t>；</w:t>
       </w:r>
+    </w:p>
+    <w:p>
+      <w:pPr>
+        <w:pStyle w:val="BodyText"/>
+        <w:ind w:firstLine="420"/>
+      </w:pPr>
       <w:r>
         <w:rPr>
           <w:rFonts w:hint="eastAsia" w:ascii="Times New Roman" w:hAnsi="Times New Roman" w:eastAsia="FangSong" w:cs="Times New Roman"/>
@@ -20303,6 +20309,12 @@
         </w:rPr>
         <w:t>。</w:t>
       </w:r>
+    </w:p>
+    <w:p>
+      <w:pPr>
+        <w:pStyle w:val="BodyText"/>
+        <w:ind w:firstLine="420"/>
+      </w:pPr>
       <w:r>
         <w:rPr>
           <w:rFonts w:hint="eastAsia" w:ascii="Times New Roman" w:hAnsi="Times New Roman" w:eastAsia="FangSong" w:cs="Times New Roman"/>
@@ -20708,8 +20720,14 @@
         <w:rPr>
           <w:rFonts w:hint="eastAsia" w:ascii="Times New Roman" w:hAnsi="Times New Roman" w:eastAsia="Times New Roman" w:cs="Times New Roman"/>
         </w:rPr>
-        <w:t>；</w:t>
-      </w:r>
+        <w:t xml:space="preserve">；</w:t>
+      </w:r>
+    </w:p>
+    <w:p>
+      <w:pPr>
+        <w:pStyle w:val="BodyText"/>
+        <w:ind w:firstLine="420"/>
+      </w:pPr>
       <w:r>
         <w:rPr>
           <w:rFonts w:hint="eastAsia" w:ascii="Times New Roman" w:hAnsi="Times New Roman" w:eastAsia="FangSong" w:cs="Times New Roman"/>

--- a/06-学生侧材料/讲义/学生专用版/2-结构化学/原子结构-超级充实版（学生专用版）.docx
+++ b/06-学生侧材料/讲义/学生专用版/2-结构化学/原子结构-超级充实版（学生专用版）.docx
@@ -10599,7 +10599,7 @@
               </w:rPr>
               <w:drawing>
                 <wp:inline>
-                  <wp:extent cx="1666875" cy="1349878"/>
+                  <wp:extent cx="1568400" cy="1270130"/>
                   <wp:effectExtent b="0" l="0" r="0" t="0"/>
                   <wp:docPr descr="" title="" id="26" name="Picture"/>
                   <a:graphic>
@@ -10620,7 +10620,7 @@
                         <pic:spPr bwMode="auto">
                           <a:xfrm>
                             <a:off x="0" y="0"/>
-                            <a:ext cx="1666875" cy="1349878"/>
+                            <a:ext cx="1568400" cy="1270130"/>
                           </a:xfrm>
                           <a:prstGeom prst="rect">
                             <a:avLst/>
@@ -10653,7 +10653,7 @@
               </w:rPr>
               <w:drawing>
                 <wp:inline>
-                  <wp:extent cx="1666875" cy="488871"/>
+                  <wp:extent cx="1568400" cy="459989"/>
                   <wp:effectExtent b="0" l="0" r="0" t="0"/>
                   <wp:docPr descr="" title="" id="29" name="Picture"/>
                   <a:graphic>
@@ -10674,7 +10674,7 @@
                         <pic:spPr bwMode="auto">
                           <a:xfrm>
                             <a:off x="0" y="0"/>
-                            <a:ext cx="1666875" cy="488871"/>
+                            <a:ext cx="1568400" cy="459989"/>
                           </a:xfrm>
                           <a:prstGeom prst="rect">
                             <a:avLst/>
@@ -10707,7 +10707,7 @@
               </w:rPr>
               <w:drawing>
                 <wp:inline>
-                  <wp:extent cx="1666875" cy="1171032"/>
+                  <wp:extent cx="1568400" cy="1101850"/>
                   <wp:effectExtent b="0" l="0" r="0" t="0"/>
                   <wp:docPr descr="" title="" id="32" name="Picture"/>
                   <a:graphic>
@@ -10728,7 +10728,7 @@
                         <pic:spPr bwMode="auto">
                           <a:xfrm>
                             <a:off x="0" y="0"/>
-                            <a:ext cx="1666875" cy="1171032"/>
+                            <a:ext cx="1568400" cy="1101850"/>
                           </a:xfrm>
                           <a:prstGeom prst="rect">
                             <a:avLst/>
@@ -14442,10 +14442,10 @@
       </w:tblPr>
       <w:tblGrid>
         <w:gridCol w:w="1320"/>
-        <w:gridCol w:w="1650"/>
-        <w:gridCol w:w="1650"/>
-        <w:gridCol w:w="1650"/>
-        <w:gridCol w:w="1650"/>
+        <w:gridCol w:w="924"/>
+        <w:gridCol w:w="2376"/>
+        <w:gridCol w:w="2376"/>
+        <w:gridCol w:w="924"/>
       </w:tblGrid>
       <w:tr>
         <w:trPr>
